--- a/reports/report.docx
+++ b/reports/report.docx
@@ -383,7 +383,7 @@
           <w:szCs w:val="32"/>
           <w:lang w:val="vi-VN"/>
         </w:rPr>
-        <w:t>VERIFIER-GUIDED REPAIR: SỬA CHỨNG MINH LEAN 4</w:t>
+        <w:t>VERIFIER-GUIDED REPAIR:</w:t>
       </w:r>
     </w:p>
     <w:p>
@@ -403,7 +403,27 @@
           <w:szCs w:val="32"/>
           <w:lang w:val="vi-VN"/>
         </w:rPr>
-        <w:t>CÓ KIỂM CHỨNG DƯỚI RÀNG BUỘC CHI PHÍ VÀ ĐỘ TRỄ</w:t>
+        <w:t>SỬA CHỨNG MINH LEAN 4 CÓ KIỂM CHỨNG</w:t>
+      </w:r>
+    </w:p>
+    <w:p>
+      <w:pPr>
+        <w:pStyle w:val="BodyText"/>
+        <w:jc w:val="center"/>
+        <w:rPr>
+          <w:b/>
+          <w:sz w:val="32"/>
+          <w:szCs w:val="32"/>
+        </w:rPr>
+      </w:pPr>
+      <w:r>
+        <w:rPr>
+          <w:b/>
+          <w:sz w:val="32"/>
+          <w:szCs w:val="32"/>
+          <w:lang w:val="vi-VN"/>
+        </w:rPr>
+        <w:t>DƯỚI RÀNG BUỘC CHI PHÍ VÀ ĐỘ TRỄ</w:t>
       </w:r>
     </w:p>
     <w:tbl>
@@ -433,6 +453,7 @@
           <w:p>
             <w:pPr>
               <w:pStyle w:val="TableParagraph"/>
+              <w:spacing w:line="276" w:lineRule="auto" w:after="0" w:before="0"/>
               <w:ind w:left="200"/>
               <w:rPr>
                 <w:b/>
@@ -496,6 +517,7 @@
           <w:p>
             <w:pPr>
               <w:pStyle w:val="TableParagraph"/>
+              <w:spacing w:line="276" w:lineRule="auto" w:after="0" w:before="0"/>
               <w:ind w:left="367"/>
               <w:rPr>
                 <w:b/>
@@ -517,6 +539,7 @@
           <w:p>
             <w:pPr>
               <w:pStyle w:val="TableParagraph"/>
+              <w:spacing w:line="276" w:lineRule="auto" w:after="0" w:before="0"/>
               <w:ind w:left="367"/>
               <w:rPr>
                 <w:b/>
@@ -541,6 +564,7 @@
           <w:p>
             <w:pPr>
               <w:pStyle w:val="TableParagraph"/>
+              <w:spacing w:line="276" w:lineRule="auto" w:after="0" w:before="0"/>
               <w:ind w:left="200"/>
               <w:rPr>
                 <w:b/>
@@ -581,6 +605,7 @@
           <w:p>
             <w:pPr>
               <w:pStyle w:val="TableParagraph"/>
+              <w:spacing w:line="276" w:lineRule="auto" w:after="0" w:before="0"/>
               <w:ind w:left="367"/>
               <w:rPr>
                 <w:b/>
@@ -614,7 +639,7 @@
           <w:p>
             <w:pPr>
               <w:pStyle w:val="TableParagraph"/>
-              <w:spacing w:before="93"/>
+              <w:spacing w:before="0" w:line="276" w:lineRule="auto" w:after="0"/>
               <w:ind w:left="200"/>
               <w:rPr>
                 <w:b/>
@@ -655,6 +680,7 @@
           <w:p>
             <w:pPr>
               <w:pStyle w:val="TableParagraph"/>
+              <w:spacing w:line="276" w:lineRule="auto" w:after="0" w:before="0"/>
               <w:ind w:left="367"/>
               <w:rPr>
                 <w:b/>
@@ -687,7 +713,7 @@
           <w:p>
             <w:pPr>
               <w:pStyle w:val="TableParagraph"/>
-              <w:spacing w:before="139"/>
+              <w:spacing w:before="0" w:line="276" w:lineRule="auto" w:after="0"/>
               <w:ind w:left="200"/>
               <w:rPr>
                 <w:b/>
@@ -751,6 +777,7 @@
           <w:p>
             <w:pPr>
               <w:pStyle w:val="TableParagraph"/>
+              <w:spacing w:line="276" w:lineRule="auto" w:after="0" w:before="0"/>
               <w:ind w:left="367"/>
               <w:rPr>
                 <w:b/>
@@ -808,7 +835,7 @@
           </w:tcPr>
           <w:p>
             <w:pPr>
-              <w:spacing w:before="88" w:line="240" w:lineRule="auto"/>
+              <w:spacing w:before="0" w:line="276" w:lineRule="auto" w:after="0"/>
               <w:ind w:right="55"/>
               <w:rPr>
                 <w:szCs w:val="26"/>
@@ -823,7 +850,7 @@
           </w:p>
           <w:p>
             <w:pPr>
-              <w:spacing w:before="88" w:line="240" w:lineRule="auto"/>
+              <w:spacing w:before="0" w:line="276" w:lineRule="auto" w:after="0"/>
               <w:ind w:right="55"/>
               <w:rPr>
                 <w:iCs/>
@@ -852,7 +879,7 @@
           </w:tcPr>
           <w:p>
             <w:pPr>
-              <w:spacing w:before="88" w:line="240" w:lineRule="auto"/>
+              <w:spacing w:before="0" w:line="276" w:lineRule="auto" w:after="0"/>
               <w:ind w:right="55"/>
               <w:rPr>
                 <w:iCs/>
@@ -874,7 +901,9 @@
             <w:proofErr w:type="spellEnd"/>
           </w:p>
           <w:p>
-            <w:pPr/>
+            <w:pPr>
+              <w:spacing w:line="276" w:lineRule="auto" w:after="0" w:before="0"/>
+            </w:pPr>
             <w:r>
               <w:rPr/>
               <w:t>Trần Quang Đức Dũng</w:t>
@@ -893,7 +922,7 @@
           </w:tcPr>
           <w:p>
             <w:pPr>
-              <w:spacing w:before="88" w:line="240" w:lineRule="auto"/>
+              <w:spacing w:before="0" w:line="276" w:lineRule="auto" w:after="0"/>
               <w:ind w:right="55"/>
               <w:rPr>
                 <w:iCs/>
@@ -916,7 +945,9 @@
             <w:proofErr w:type="spellEnd"/>
           </w:p>
           <w:p>
-            <w:pPr/>
+            <w:pPr>
+              <w:spacing w:line="276" w:lineRule="auto" w:after="0" w:before="0"/>
+            </w:pPr>
             <w:r>
               <w:rPr/>
               <w:t>Lâm Thành Trung</w:t>
@@ -930,7 +961,7 @@
           </w:tcPr>
           <w:p>
             <w:pPr>
-              <w:spacing w:before="88" w:line="240" w:lineRule="auto"/>
+              <w:spacing w:before="0" w:line="276" w:lineRule="auto" w:after="0"/>
               <w:ind w:right="55"/>
               <w:rPr>
                 <w:iCs/>
@@ -951,7 +982,9 @@
             <w:proofErr w:type="spellEnd"/>
           </w:p>
           <w:p>
-            <w:pPr/>
+            <w:pPr>
+              <w:spacing w:line="276" w:lineRule="auto" w:after="0" w:before="0"/>
+            </w:pPr>
             <w:r>
               <w:rPr/>
               <w:t>Nguyễn Xuân Tùng</w:t>
@@ -970,7 +1003,7 @@
           </w:tcPr>
           <w:p>
             <w:pPr>
-              <w:spacing w:before="88" w:line="240" w:lineRule="auto"/>
+              <w:spacing w:before="0" w:line="276" w:lineRule="auto" w:after="0"/>
               <w:ind w:right="55"/>
               <w:rPr>
                 <w:iCs/>
@@ -987,7 +1020,9 @@
             <w:proofErr w:type="spellEnd"/>
           </w:p>
           <w:p>
-            <w:pPr/>
+            <w:pPr>
+              <w:spacing w:line="276" w:lineRule="auto" w:after="0" w:before="0"/>
+            </w:pPr>
             <w:r>
               <w:rPr/>
               <w:t>Khamsing OUTHAIHUENG</w:t>
@@ -1001,7 +1036,7 @@
           </w:tcPr>
           <w:p>
             <w:pPr>
-              <w:spacing w:before="88" w:line="240" w:lineRule="auto"/>
+              <w:spacing w:before="0" w:line="276" w:lineRule="auto" w:after="0"/>
               <w:ind w:right="55"/>
               <w:rPr>
                 <w:iCs/>
@@ -1016,7 +1051,9 @@
             </w:r>
           </w:p>
           <w:p>
-            <w:pPr/>
+            <w:pPr>
+              <w:spacing w:line="276" w:lineRule="auto" w:after="0" w:before="0"/>
+            </w:pPr>
             <w:r>
               <w:rPr/>
               <w:t>Mekdala Nounou</w:t>
@@ -1049,7 +1086,7 @@
         <w:fldChar w:fldCharType="separate"/>
       </w:r>
       <w:r>
-        <w:t>(Mở trong Word: Ctrl/Cmd+A rồi F9 để cập nhật mục lục)</w:t>
+        <w:t>Mở bằng Word, chọn toàn bộ và nhấn F9 để cập nhật mục lục</w:t>
       </w:r>
       <w:r>
         <w:fldChar w:fldCharType="end"/>
@@ -1079,15 +1116,10 @@
         <w:fldChar w:fldCharType="separate"/>
       </w:r>
       <w:r>
-        <w:t>(Mở trong Word: Ctrl/Cmd+A rồi F9 để cập nhật danh mục)</w:t>
+        <w:t>Mở bằng Word, chọn toàn bộ và nhấn F9 để cập nhật danh mục</w:t>
       </w:r>
       <w:r>
         <w:fldChar w:fldCharType="end"/>
-      </w:r>
-    </w:p>
-    <w:p>
-      <w:r>
-        <w:br w:type="page"/>
       </w:r>
     </w:p>
     <w:p>
@@ -1122,6 +1154,7 @@
           </w:tcPr>
           <w:p>
             <w:pPr>
+              <w:keepNext/>
               <w:spacing w:after="0" w:line="240" w:lineRule="auto"/>
             </w:pPr>
             <w:r>
@@ -1140,6 +1173,7 @@
           </w:tcPr>
           <w:p>
             <w:pPr>
+              <w:keepNext/>
               <w:spacing w:after="0" w:line="240" w:lineRule="auto"/>
             </w:pPr>
             <w:r>
@@ -1158,6 +1192,7 @@
           </w:tcPr>
           <w:p>
             <w:pPr>
+              <w:keepNext/>
               <w:spacing w:after="0" w:line="240" w:lineRule="auto"/>
             </w:pPr>
             <w:r>
@@ -1177,6 +1212,7 @@
           </w:tcPr>
           <w:p>
             <w:pPr>
+              <w:keepNext/>
               <w:spacing w:after="0" w:line="240" w:lineRule="auto"/>
             </w:pPr>
             <w:r>
@@ -1193,6 +1229,7 @@
           </w:tcPr>
           <w:p>
             <w:pPr>
+              <w:keepNext/>
               <w:spacing w:after="0" w:line="240" w:lineRule="auto"/>
             </w:pPr>
             <w:r>
@@ -1209,6 +1246,7 @@
           </w:tcPr>
           <w:p>
             <w:pPr>
+              <w:keepNext/>
               <w:spacing w:after="0" w:line="240" w:lineRule="auto"/>
             </w:pPr>
             <w:r>
@@ -1227,6 +1265,7 @@
           </w:tcPr>
           <w:p>
             <w:pPr>
+              <w:keepNext/>
               <w:spacing w:after="0" w:line="240" w:lineRule="auto"/>
             </w:pPr>
             <w:r>
@@ -1243,6 +1282,7 @@
           </w:tcPr>
           <w:p>
             <w:pPr>
+              <w:keepNext/>
               <w:spacing w:after="0" w:line="240" w:lineRule="auto"/>
             </w:pPr>
             <w:r>
@@ -1259,6 +1299,7 @@
           </w:tcPr>
           <w:p>
             <w:pPr>
+              <w:keepNext/>
               <w:spacing w:after="0" w:line="240" w:lineRule="auto"/>
             </w:pPr>
             <w:r>
@@ -1277,6 +1318,7 @@
           </w:tcPr>
           <w:p>
             <w:pPr>
+              <w:keepNext/>
               <w:spacing w:after="0" w:line="240" w:lineRule="auto"/>
             </w:pPr>
             <w:r>
@@ -1293,6 +1335,7 @@
           </w:tcPr>
           <w:p>
             <w:pPr>
+              <w:keepNext/>
               <w:spacing w:after="0" w:line="240" w:lineRule="auto"/>
             </w:pPr>
             <w:r>
@@ -1309,6 +1352,7 @@
           </w:tcPr>
           <w:p>
             <w:pPr>
+              <w:keepNext/>
               <w:spacing w:after="0" w:line="240" w:lineRule="auto"/>
             </w:pPr>
             <w:r>
@@ -1327,6 +1371,7 @@
           </w:tcPr>
           <w:p>
             <w:pPr>
+              <w:keepNext/>
               <w:spacing w:after="0" w:line="240" w:lineRule="auto"/>
             </w:pPr>
             <w:r>
@@ -1343,6 +1388,7 @@
           </w:tcPr>
           <w:p>
             <w:pPr>
+              <w:keepNext/>
               <w:spacing w:after="0" w:line="240" w:lineRule="auto"/>
             </w:pPr>
             <w:r>
@@ -1359,13 +1405,14 @@
           </w:tcPr>
           <w:p>
             <w:pPr>
+              <w:keepNext/>
               <w:spacing w:after="0" w:line="240" w:lineRule="auto"/>
             </w:pPr>
             <w:r>
               <w:rPr>
                 <w:sz w:val="24"/>
               </w:rPr>
-              <w:t>Trung vị / phân vị 95 (độ trễ đuôi)</w:t>
+              <w:t>Trung vị và phân vị 95, đo độ trễ đuôi</w:t>
             </w:r>
           </w:p>
         </w:tc>
@@ -1377,6 +1424,7 @@
           </w:tcPr>
           <w:p>
             <w:pPr>
+              <w:keepNext/>
               <w:spacing w:after="0" w:line="240" w:lineRule="auto"/>
             </w:pPr>
             <w:r>
@@ -1393,6 +1441,7 @@
           </w:tcPr>
           <w:p>
             <w:pPr>
+              <w:keepNext/>
               <w:spacing w:after="0" w:line="240" w:lineRule="auto"/>
             </w:pPr>
             <w:r>
@@ -1409,6 +1458,7 @@
           </w:tcPr>
           <w:p>
             <w:pPr>
+              <w:keepNext/>
               <w:spacing w:after="0" w:line="240" w:lineRule="auto"/>
             </w:pPr>
             <w:r>
@@ -1427,6 +1477,7 @@
           </w:tcPr>
           <w:p>
             <w:pPr>
+              <w:keepNext/>
               <w:spacing w:after="0" w:line="240" w:lineRule="auto"/>
             </w:pPr>
             <w:r>
@@ -1443,6 +1494,7 @@
           </w:tcPr>
           <w:p>
             <w:pPr>
+              <w:keepNext/>
               <w:spacing w:after="0" w:line="240" w:lineRule="auto"/>
             </w:pPr>
             <w:r>
@@ -1459,6 +1511,7 @@
           </w:tcPr>
           <w:p>
             <w:pPr>
+              <w:keepNext/>
               <w:spacing w:after="0" w:line="240" w:lineRule="auto"/>
             </w:pPr>
             <w:r>
@@ -1477,13 +1530,14 @@
           </w:tcPr>
           <w:p>
             <w:pPr>
+              <w:keepNext w:val="0"/>
               <w:spacing w:after="0" w:line="240" w:lineRule="auto"/>
             </w:pPr>
             <w:r>
               <w:rPr>
                 <w:sz w:val="24"/>
               </w:rPr>
-              <w:t>SYN_01 … TAC_07</w:t>
+              <w:t>SYN_01 đến TAC_07</w:t>
             </w:r>
           </w:p>
         </w:tc>
@@ -1493,6 +1547,7 @@
           </w:tcPr>
           <w:p>
             <w:pPr>
+              <w:keepNext w:val="0"/>
               <w:spacing w:after="0" w:line="240" w:lineRule="auto"/>
             </w:pPr>
             <w:r>
@@ -1509,6 +1564,7 @@
           </w:tcPr>
           <w:p>
             <w:pPr>
+              <w:keepNext w:val="0"/>
               <w:spacing w:after="0" w:line="240" w:lineRule="auto"/>
             </w:pPr>
             <w:r>
@@ -1530,6 +1586,7 @@
       <w:pPr>
         <w:pStyle w:val="Heading1"/>
         <w:pageBreakBefore/>
+        <w:spacing w:before="360"/>
       </w:pPr>
       <w:r>
         <w:t>TÓM TẮT</w:t>
@@ -1541,52 +1598,7 @@
         <w:jc w:val="both"/>
       </w:pPr>
       <w:r>
-        <w:t xml:space="preserve">Các pipeline tự động hình thức hoá toán học sinh ra hàng nghìn tới hàng chục nghìn chứng minh Lean 4, phần lớn không biên dịch được. Sửa chúng ở quy mô lớn là một bài toán </w:t>
-      </w:r>
-      <w:r>
-        <w:rPr>
-          <w:i/>
-        </w:rPr>
-        <w:t>dữ liệu lớn</w:t>
-      </w:r>
-      <w:r>
-        <w:t xml:space="preserve">: mỗi lần kiểm chứng nguội phải nạp thư viện Mathlib (~6 GB), hàng đợi lỗi tăng tuyến tính theo quy mô, và việc thử lại bằng mô hình ngôn ngữ (LLM) làm chi phí và độ trễ đuôi tăng nhanh nếu không được giới hạn. Chúng tôi xây dựng hệ thống </w:t>
-      </w:r>
-      <w:r>
-        <w:rPr>
-          <w:b/>
-        </w:rPr>
-        <w:t>Verifier-Guided Repair</w:t>
-      </w:r>
-      <w:r>
-        <w:t xml:space="preserve"> gồm: bộ kiểm chứng Lean REPL thường trú chạy trong pool worker; bộ phân tích lỗi với taxonomy 7 nhóm rút ra từ thông báo thật của Lean 4.35; bộ định tuyến sang luật sửa (0 token) hoặc LLM có tiêm chẩn đoán; vòng lặp sửa–kiểm có giới hạn số lần thử, thời gian và ngân sách; và bộ kiểm toán ngữ nghĩa chống "sửa bằng cách đổi đề". Trên tập lỗi v1.0 gồm 17.031 mẫu có nhãn sinh từ Lean (15.921 lỗi tổng hợp từ 3.666 chứng minh đã kiểm chứng và 1.110 lỗi tự nhiên do trôi phiên bản Mathlib), REPL thường trú giảm thời gian kiểm chứng từ 63–107 s/tệp xuống P50 3 ms / P95 23 ms mỗi định lý. Trên tập hold-out, tiêm chẩn đoán có cấu trúc nâng tỷ lệ sửa thành công đã kiểm toán từ </w:t>
-      </w:r>
-      <w:r>
-        <w:rPr>
-          <w:b/>
-        </w:rPr>
-        <w:t>31,7%</w:t>
-      </w:r>
-      <w:r>
-        <w:t xml:space="preserve"> (thử lại nguyên prompt) lên </w:t>
-      </w:r>
-      <w:r>
-        <w:rPr>
-          <w:b/>
-        </w:rPr>
-        <w:t>53,9%</w:t>
-      </w:r>
-      <w:r>
-        <w:t xml:space="preserve"> đồng thời giảm 45% chi phí token; với ngân sách 3 lần thử đạt </w:t>
-      </w:r>
-      <w:r>
-        <w:rPr>
-          <w:b/>
-        </w:rPr>
-        <w:t>65,1%</w:t>
-      </w:r>
-      <w:r>
-        <w:t xml:space="preserve"> ở $2,45/1.000 mẫu. Ở mức 10.000 ứng viên, thông lượng tăng 1,76× với 2 worker nhưng chỉ 1,88× với 4 worker do tranh chấp CPU (P95 thời gian phục vụ tăng từ 3,1 s lên 6,5 s). Toàn bộ thực nghiệm tiêu $2,97 phí API.</w:t>
+        <w:t>Các pipeline tự động hình thức hoá toán học sinh ra hàng chục nghìn chứng minh Lean 4, phần lớn không biên dịch được. Sửa chúng ở quy mô lớn là bài toán dữ liệu lớn: mỗi lần kiểm chứng nguội phải nạp thư viện Mathlib khoảng 6 GB, hàng đợi lỗi tăng theo quy mô, và mỗi lần thử lại bằng mô hình ngôn ngữ lớn tốn token và thời gian. Nhóm xây dựng hệ thống Verifier-Guided Repair gồm bộ kiểm chứng Lean REPL thường trú chạy trong pool worker, bộ phân loại lỗi theo taxonomy 7 nhóm lấy từ thông báo thật của Lean 4.35, bộ định tuyến sang luật sửa hoặc LLM có tiêm chẩn đoán, vòng lặp sửa và kiểm chứng có giới hạn, và bộ kiểm toán ngữ nghĩa chống sửa bằng cách đổi đề. Trên tập 17.031 lỗi có nhãn sinh từ Lean, REPL thường trú giảm thời gian kiểm chứng từ 63 đến 107 giây mỗi tệp xuống 3 ms mỗi định lý. Tiêm chẩn đoán nâng tỷ lệ sửa thành công đã kiểm toán từ 31,7% lên 53,9% và giảm 45% chi phí; ba lần thử đạt 65,1%. Ở mức 10.000 ứng viên, thông lượng tăng 1,76 lần với 2 worker nhưng chỉ 1,88 lần với 4 worker do nghẽn CPU. Toàn bộ thực nghiệm tốn 2,97 USD phí API.</w:t>
       </w:r>
     </w:p>
     <w:p>
@@ -1601,13 +1613,14 @@
         <w:t>Từ khoá:</w:t>
       </w:r>
       <w:r>
-        <w:t xml:space="preserve"> Lean 4, Mathlib, sửa chứng minh tự động, LLM, kiểm chứng hình thức, worker pool, độ trễ đuôi, chi phí token.</w:t>
+        <w:t xml:space="preserve"> Lean 4, Mathlib, sửa chứng minh tự động, LLM, kiểm chứng hình thức, worker pool, độ trễ đuôi.</w:t>
       </w:r>
     </w:p>
     <w:p>
       <w:pPr>
         <w:pStyle w:val="Heading1"/>
-        <w:pageBreakBefore/>
+        <w:pageBreakBefore w:val="0"/>
+        <w:spacing w:before="360"/>
       </w:pPr>
       <w:r>
         <w:t>CHƯƠNG 1. GIỚI THIỆU</w:t>
@@ -1618,7 +1631,7 @@
         <w:pStyle w:val="Heading2"/>
       </w:pPr>
       <w:r>
-        <w:t>1.1. Bối cảnh</w:t>
+        <w:t>1.1. Bối cảnh và nút thắt dữ liệu lớn</w:t>
       </w:r>
     </w:p>
     <w:p>
@@ -1627,16 +1640,7 @@
         <w:jc w:val="both"/>
       </w:pPr>
       <w:r>
-        <w:t xml:space="preserve">Trong chuỗi AI4Math của lớp, Nhóm 5 dịch đề toán sang Lean 4 theo lô; đầu ra của họ là đầu vào của Nhóm 6, và đầu ra của Nhóm 6 (chứng minh đã kiểm chứng kèm nhãn lỗi) phục vụ Nhóm 7 (phân tích tìm kiếm chứng minh) và Nhóm 8 (gia sư toán). Một tỷ lệ lớn ứng viên không biên dịch được: sai cú pháp, thiếu import, tên lemma sai hoặc đã đổi tên, sai kiểu, tactic không đóng được mục tiêu, vượt ngân sách heartbeat. Cách phổ biến là </w:t>
-      </w:r>
-      <w:r>
-        <w:rPr>
-          <w:i/>
-        </w:rPr>
-        <w:t>thử lại nguyên prompt</w:t>
-      </w:r>
-      <w:r>
-        <w:t>, bỏ qua thông tin quý nhất có sẵn: thông báo lỗi của chính trình kiểm chứng.</w:t>
+        <w:t>Trong chuỗi AI4Math của lớp, Nhóm 5 dịch đề toán sang Lean 4 theo lô, Nhóm 6 sửa các ứng viên lỗi, Nhóm 7 và Nhóm 8 dùng chứng minh đã kiểm chứng. Phần lớn ứng viên hỏng vì sai cú pháp, thiếu import, tên lemma sai hoặc đã đổi, sai kiểu, tactic không đóng được mục tiêu hay vượt ngân sách heartbeat. Cách phổ biến là thử lại nguyên prompt, bỏ qua thông tin quý nhất là thông báo lỗi của trình kiểm chứng. Nút thắt của bài toán nằm ở quy mô, lập lịch và chi phí: kiểm chứng nguội một tệp mất 63 đến 107 giây và khoảng 3,5 GB RAM, số ứng viên tăng từ 10² lên 10⁴, mỗi lần gọi LLM tốn token, và mọi lần thử phải được ghi lại để phát lại và kiểm toán.</w:t>
       </w:r>
     </w:p>
     <w:p>
@@ -1644,7 +1648,7 @@
         <w:pStyle w:val="Heading2"/>
       </w:pPr>
       <w:r>
-        <w:t>1.2. Vì sao là bài toán Dữ liệu lớn</w:t>
+        <w:t>1.2. Câu hỏi nghiên cứu</w:t>
       </w:r>
     </w:p>
     <w:p>
@@ -1653,16 +1657,7 @@
         <w:jc w:val="both"/>
       </w:pPr>
       <w:r>
-        <w:t xml:space="preserve">Nút thắt không nằm ở một phép toán mà ở </w:t>
-      </w:r>
-      <w:r>
-        <w:rPr>
-          <w:i/>
-        </w:rPr>
-        <w:t>quy mô, lập lịch và chi phí</w:t>
-      </w:r>
-      <w:r>
-        <w:t>: (1) kiểm chứng nguội một tệp phải nạp Mathlib, mất 63–107 s và ~3,5 GB RAM; (2) số ứng viên tăng từ 10² lên 10⁴ khiến hàng đợi và độ trễ đuôi tăng; (3) mỗi lần thử lại bằng LLM tốn token và thời gian mạng; (4) mọi lần thử phải được ghi lại để phát lại (replay) và kiểm toán. Đây là bài toán thông lượng–độ trễ–chi phí dưới ràng buộc tài nguyên.</w:t>
+        <w:t>RQ1: thông báo lỗi có cấu trúc của Lean có cải thiện tỷ lệ sửa thành công so với thử lại nguyên prompt hay không, khi giữ nguyên dữ liệu, ngân sách, phần cứng và seed. RQ2: chính sách định tuyến và ngân sách thử lại nào cho tỷ lệ thành công tốt nhất dưới ngân sách token và thời gian. RQ3: hệ thống mở rộng thế nào theo số ứng viên 100, 1.000, 10.000 và số worker 1, 2, 4 về thông lượng, độ trễ P50, P95 và bộ nhớ.</w:t>
       </w:r>
     </w:p>
     <w:p>
@@ -1670,72 +1665,23 @@
         <w:pStyle w:val="Heading2"/>
       </w:pPr>
       <w:r>
-        <w:t>1.3. Câu hỏi nghiên cứu</w:t>
+        <w:t>1.3. Đóng góp</w:t>
       </w:r>
     </w:p>
     <w:p>
       <w:pPr>
-        <w:pStyle w:val="ListBullet"/>
+        <w:ind w:firstLine="567"/>
+        <w:jc w:val="both"/>
       </w:pPr>
       <w:r>
-        <w:rPr>
-          <w:b/>
-        </w:rPr>
-        <w:t>RQ1.</w:t>
-      </w:r>
-      <w:r>
-        <w:t xml:space="preserve"> Thông báo lỗi có cấu trúc của Lean có cải thiện tỷ lệ sửa thành công so với thử lại nguyên prompt (cùng dữ liệu, ngân sách, phần cứng, seed) không?</w:t>
+        <w:t>Báo cáo đóng góp bốn điểm: bộ dữ liệu lỗi Lean 4 v1.0 có nhãn sinh từ trình kiểm chứng và tập hold-out tách theo định lý gốc; taxonomy lỗi v0.2 đối chiếu với Lean 4.35, bổ sung nhóm TAC_07; pipeline sửa có giới hạn, có kiểm toán ngữ nghĩa và trần chi phí cứng; đánh giá đồng thời chất lượng, chi phí, thông lượng, độ trễ và bộ nhớ trên ba mức quy mô với ba lần lặp.</w:t>
       </w:r>
     </w:p>
     <w:p>
       <w:pPr>
-        <w:pStyle w:val="ListBullet"/>
-      </w:pPr>
-      <w:r>
-        <w:rPr>
-          <w:b/>
-        </w:rPr>
-        <w:t>RQ2.</w:t>
-      </w:r>
-      <w:r>
-        <w:t xml:space="preserve"> Chính sách định tuyến/thử lại nào (rule-only, LLM-only, lai; ngân sách k ∈ {0, 1, 3}) tối ưu tỷ lệ sửa thành công dưới ngân sách token và thời gian?</w:t>
-      </w:r>
-    </w:p>
-    <w:p>
-      <w:pPr>
-        <w:pStyle w:val="ListBullet"/>
-      </w:pPr>
-      <w:r>
-        <w:rPr>
-          <w:b/>
-        </w:rPr>
-        <w:t>RQ3.</w:t>
-      </w:r>
-      <w:r>
-        <w:t xml:space="preserve"> Hệ thống mở rộng thế nào theo số ứng viên (100 → 1K → 10K) và số worker (1/2/4) về thông lượng, độ trễ P50/P95 và bộ nhớ?</w:t>
-      </w:r>
-    </w:p>
-    <w:p>
-      <w:pPr>
-        <w:pStyle w:val="Heading2"/>
-      </w:pPr>
-      <w:r>
-        <w:t>1.4. Đóng góp</w:t>
-      </w:r>
-    </w:p>
-    <w:p>
-      <w:pPr>
-        <w:ind w:firstLine="567"/>
-        <w:jc w:val="both"/>
-      </w:pPr>
-      <w:r>
-        <w:t>(1) Bộ dữ liệu lỗi Lean 4 v1.0 có nhãn sinh từ trình kiểm chứng, tập hold-out tách theo định lý gốc (0 rò rỉ); (2) taxonomy lỗi v0.2 đối chiếu với Lean 4.35, thêm nhóm TAC_07; (3) pipeline sửa có giới hạn, có kiểm toán ngữ nghĩa và kiểm soát chi phí cứng; (4) đánh giá đồng thời chất lượng, chi phí, thông lượng, độ trễ và bộ nhớ trên 3 mức quy mô với 3 lần lặp, kèm phân tích nút thắt khởi động nguội và tranh chấp CPU.</w:t>
-      </w:r>
-    </w:p>
-    <w:p>
-      <w:pPr>
         <w:pStyle w:val="Heading1"/>
-        <w:pageBreakBefore/>
+        <w:pageBreakBefore w:val="0"/>
+        <w:spacing w:before="360"/>
       </w:pPr>
       <w:r>
         <w:t>CHƯƠNG 2. CÔNG TRÌNH LIÊN QUAN</w:t>
@@ -1755,7 +1701,7 @@
         <w:jc w:val="both"/>
       </w:pPr>
       <w:r>
-        <w:t>LeanDojo [1] cung cấp công cụ tương tác với Lean và cho thấy giá trị của truy hồi premise. Lean Workbook [2] hình thức hoá hàng chục nghìn bài toán thi đấu; ProofNet [3] là benchmark tự hình thức hoá cấp đại học. Chúng tôi dùng bộ chứng minh của Goedel-Prover [4] trên Lean Workbook làm nguồn định lý đúng.</w:t>
+        <w:t>LeanDojo [1] cung cấp công cụ tương tác với Lean và cho thấy giá trị của truy hồi premise. Lean Workbook [2] hình thức hoá hàng chục nghìn bài toán thi đấu, ProofNet [3] là benchmark tự hình thức hoá cấp đại học. Nhóm dùng bộ chứng minh của Goedel-Prover [4] trên Lean Workbook làm nguồn định lý đúng.</w:t>
       </w:r>
     </w:p>
     <w:p>
@@ -1772,7 +1718,7 @@
         <w:jc w:val="both"/>
       </w:pPr>
       <w:r>
-        <w:t>Baldur [5] sinh toàn bộ chứng minh và sửa bằng cách đưa thông báo lỗi vào mô hình (Isabelle/HOL) — gần nhất với RQ1. Self-Debugging [6] cho thấy LLM tự sửa mã tốt hơn khi có phản hồi thực thi. DeepSeek-Prover-V1.5 [7] dùng phản hồi của Lean cho học tăng cường và tìm kiếm cây; DeepSeek-Prover-V2 [8] phân rã mục tiêu con. Draft-Sketch-Prove [9] dùng bản nháp phi hình thức dẫn hướng chứng minh.</w:t>
+        <w:t>Baldur [5] sinh toàn bộ chứng minh và sửa bằng cách đưa thông báo lỗi vào mô hình trên Isabelle/HOL, gần nhất với RQ1. Self-Debugging [6] cho thấy LLM tự sửa mã tốt hơn khi có phản hồi thực thi. DeepSeek-Prover-V1.5 [7] dùng phản hồi của Lean cho học tăng cường và tìm kiếm cây, DeepSeek-Prover-V2 [8] phân rã mục tiêu con, Draft-Sketch-Prove [9] dùng bản nháp phi hình thức để dẫn hướng.</w:t>
       </w:r>
     </w:p>
     <w:p>
@@ -1789,22 +1735,14 @@
         <w:jc w:val="both"/>
       </w:pPr>
       <w:r>
-        <w:t xml:space="preserve">Các công trình trên tối ưu chất lượng mô hình; ít công trình báo cáo đồng thời chi phí token, độ trễ đuôi và khả năng mở rộng của </w:t>
-      </w:r>
-      <w:r>
-        <w:rPr>
-          <w:i/>
-        </w:rPr>
-        <w:t>hệ thống kiểm chứng</w:t>
-      </w:r>
-      <w:r>
-        <w:t xml:space="preserve"> — phần chiếm phần lớn thời gian thực tế. Chúng tôi coi verifier là tài nguyên khan hiếm cần lập lịch, theo tinh thần xử lý theo lô và phân tán trong [10].</w:t>
+        <w:t>Các công trình trên tối ưu chất lượng mô hình nhưng ít báo cáo đồng thời chi phí token, độ trễ đuôi và khả năng mở rộng của hệ thống kiểm chứng, là phần chiếm phần lớn thời gian thực tế. Nhóm coi verifier là tài nguyên khan hiếm cần lập lịch, theo tinh thần xử lý theo lô trong [10].</w:t>
       </w:r>
     </w:p>
     <w:p>
       <w:pPr>
         <w:pStyle w:val="Heading1"/>
-        <w:pageBreakBefore/>
+        <w:pageBreakBefore w:val="0"/>
+        <w:spacing w:before="360"/>
       </w:pPr>
       <w:r>
         <w:t>CHƯƠNG 3. DỮ LIỆU VÀ THU NHẬN</w:t>
@@ -1824,36 +1762,7 @@
         <w:jc w:val="both"/>
       </w:pPr>
       <w:r>
-        <w:t xml:space="preserve">Định lý gốc lấy từ </w:t>
-      </w:r>
-      <w:r>
-        <w:rPr>
-          <w:i/>
-        </w:rPr>
-        <w:t>Goedel-LM/Lean-workbook-proofs</w:t>
-      </w:r>
-      <w:r>
-        <w:t xml:space="preserve"> (giấy phép MIT, 29.750 tệp Lean 4 hoàn chỉnh kèm đề bằng ngôn ngữ tự nhiên trong chú thích). Tệp nguồn được tải bằng </w:t>
-      </w:r>
-      <w:r>
-        <w:rPr>
-          <w:rFonts w:ascii="Consolas" w:hAnsi="Consolas"/>
-          <w:sz w:val="22"/>
-        </w:rPr>
-        <w:t>scripts/download_data.sh</w:t>
-      </w:r>
-      <w:r>
-        <w:t xml:space="preserve"> có kiểm SHA-256; dữ liệu đầy đủ không đưa vào Git, chỉ mẫu nhỏ và </w:t>
-      </w:r>
-      <w:r>
-        <w:rPr>
-          <w:rFonts w:ascii="Consolas" w:hAnsi="Consolas"/>
-          <w:sz w:val="22"/>
-        </w:rPr>
-        <w:t>data_sample/manifest.json</w:t>
-      </w:r>
-      <w:r>
-        <w:t xml:space="preserve"> (số dòng, checksum từng tệp).</w:t>
+        <w:t>Định lý gốc lấy từ bộ Goedel-LM/Lean-workbook-proofs, giấy phép MIT, gồm 29.750 tệp Lean 4 hoàn chỉnh kèm đề bằng ngôn ngữ tự nhiên. Tệp nguồn được tải bằng script có kiểm tra SHA-256. Dữ liệu đầy đủ không đưa vào Git, chỉ lưu mẫu nhỏ và manifest ghi số dòng, checksum từng tệp.</w:t>
       </w:r>
     </w:p>
     <w:p>
@@ -1861,7 +1770,7 @@
         <w:pStyle w:val="Heading2"/>
       </w:pPr>
       <w:r>
-        <w:t>3.2. Tập định lý gốc (seed)</w:t>
+        <w:t>3.2. Định lý gốc và lỗi tự nhiên</w:t>
       </w:r>
     </w:p>
     <w:p>
@@ -1870,84 +1779,7 @@
         <w:jc w:val="both"/>
       </w:pPr>
       <w:r>
-        <w:t xml:space="preserve">Lấy ngẫu nhiên có seed 5.000 chứng minh, kiểm chứng lại với Lean 4.35.0 + Mathlib v4.35.0 (giới hạn </w:t>
-      </w:r>
-      <w:r>
-        <w:rPr>
-          <w:rFonts w:ascii="Consolas" w:hAnsi="Consolas"/>
-          <w:sz w:val="22"/>
-        </w:rPr>
-        <w:t>maxHeartbeats</w:t>
-      </w:r>
-      <w:r>
-        <w:t xml:space="preserve"> = 400.000 thay cho "không giới hạn" của dữ liệu gốc, timeout 30 s). Kết quả: </w:t>
-      </w:r>
-      <w:r>
-        <w:rPr>
-          <w:b/>
-        </w:rPr>
-        <w:t>3.666 seed</w:t>
-      </w:r>
-      <w:r>
-        <w:t xml:space="preserve"> (73,3%) biên dịch sạch; </w:t>
-      </w:r>
-      <w:r>
-        <w:rPr>
-          <w:b/>
-        </w:rPr>
-        <w:t>1.110 chứng minh</w:t>
-      </w:r>
-      <w:r>
-        <w:t xml:space="preserve"> không còn biên dịch được với Mathlib hiện tại được giữ làm </w:t>
-      </w:r>
-      <w:r>
-        <w:rPr>
-          <w:b/>
-        </w:rPr>
-        <w:t>lỗi tự nhiên</w:t>
-      </w:r>
-      <w:r>
-        <w:t xml:space="preserve"> (đổi tên lemma như </w:t>
-      </w:r>
-      <w:r>
-        <w:rPr>
-          <w:rFonts w:ascii="Consolas" w:hAnsi="Consolas"/>
-          <w:sz w:val="22"/>
-        </w:rPr>
-        <w:t>le_div_iff</w:t>
-      </w:r>
-      <w:r>
-        <w:t xml:space="preserve"> → </w:t>
-      </w:r>
-      <w:r>
-        <w:rPr>
-          <w:rFonts w:ascii="Consolas" w:hAnsi="Consolas"/>
-          <w:sz w:val="22"/>
-        </w:rPr>
-        <w:t>le_div_iff₀</w:t>
-      </w:r>
-      <w:r>
-        <w:t xml:space="preserve">, cú pháp </w:t>
-      </w:r>
-      <w:r>
-        <w:rPr>
-          <w:rFonts w:ascii="Consolas" w:hAnsi="Consolas"/>
-          <w:sz w:val="22"/>
-        </w:rPr>
-        <w:t>∑ x in s</w:t>
-      </w:r>
-      <w:r>
-        <w:t xml:space="preserve"> cũ); 224 vượt thời gian. Thông lượng 1,08 ứng viên/s trên 4 worker; P50 0,57 s, P95 25,8 s — đuôi dài do các chứng minh </w:t>
-      </w:r>
-      <w:r>
-        <w:rPr>
-          <w:rFonts w:ascii="Consolas" w:hAnsi="Consolas"/>
-          <w:sz w:val="22"/>
-        </w:rPr>
-        <w:t>nlinarith</w:t>
-      </w:r>
-      <w:r>
-        <w:t xml:space="preserve"> nặng.</w:t>
+        <w:t>Nhóm lấy ngẫu nhiên có seed 5.000 chứng minh và kiểm chứng lại với Lean 4.35.0 và Mathlib v4.35.0, giới hạn heartbeat 400.000 và thời gian 30 giây. Kết quả có 3.666 định lý biên dịch sạch, chiếm 73,3%, được dùng làm seed. 1.110 chứng minh không còn biên dịch với Mathlib hiện tại, chủ yếu do đổi tên lemma như le_div_iff thành le_div_iff₀ hoặc cú pháp cũ, được giữ làm lỗi tự nhiên. Thông lượng đạt 1,08 ứng viên mỗi giây trên 4 worker; P95 lên tới 25,8 giây do các chứng minh nlinarith nặng.</w:t>
       </w:r>
     </w:p>
     <w:p>
@@ -1964,83 +1796,16 @@
         <w:jc w:val="both"/>
       </w:pPr>
       <w:r>
-        <w:t xml:space="preserve">Mỗi seed nhận tối đa 5 trong 9 toán tử gây lỗi (Bảng 3.1), chọn bằng bộ sinh ngẫu nhiên tất định theo seed. Một đột biến chỉ được giữ nếu Lean </w:t>
-      </w:r>
-      <w:r>
-        <w:rPr>
-          <w:i/>
-        </w:rPr>
-        <w:t>thật sự</w:t>
-      </w:r>
-      <w:r>
-        <w:t xml:space="preserve"> báo lỗi (với </w:t>
-      </w:r>
-      <w:r>
-        <w:rPr>
-          <w:rFonts w:ascii="Consolas" w:hAnsi="Consolas"/>
-          <w:sz w:val="22"/>
-        </w:rPr>
-        <w:t>sem_sorry</w:t>
-      </w:r>
-      <w:r>
-        <w:t xml:space="preserve">: cảnh báo </w:t>
-      </w:r>
-      <w:r>
-        <w:rPr>
-          <w:rFonts w:ascii="Consolas" w:hAnsi="Consolas"/>
-          <w:sz w:val="22"/>
-        </w:rPr>
-        <w:t>sorry</w:t>
-      </w:r>
-      <w:r>
-        <w:t xml:space="preserve">); 2.388/18.309 đột biến bị loại vì không làm hỏng chứng minh (chủ yếu </w:t>
-      </w:r>
-      <w:r>
-        <w:rPr>
-          <w:rFonts w:ascii="Consolas" w:hAnsi="Consolas"/>
-          <w:sz w:val="22"/>
-        </w:rPr>
-        <w:t>tac_weaken</w:t>
-      </w:r>
-      <w:r>
-        <w:t xml:space="preserve">, </w:t>
-      </w:r>
-      <w:r>
-        <w:rPr>
-          <w:rFonts w:ascii="Consolas" w:hAnsi="Consolas"/>
-          <w:sz w:val="22"/>
-        </w:rPr>
-        <w:t>tmo_low_heartbeats</w:t>
-      </w:r>
-      <w:r>
-        <w:t xml:space="preserve">, </w:t>
-      </w:r>
-      <w:r>
-        <w:rPr>
-          <w:rFonts w:ascii="Consolas" w:hAnsi="Consolas"/>
-          <w:sz w:val="22"/>
-        </w:rPr>
-        <w:t>id_tactic_typo</w:t>
-      </w:r>
-      <w:r>
-        <w:t xml:space="preserve">). </w:t>
-      </w:r>
-      <w:r>
-        <w:rPr>
-          <w:b/>
-        </w:rPr>
-        <w:t>Nhãn luôn lấy từ thông báo Lean thật</w:t>
-      </w:r>
-      <w:r>
-        <w:t xml:space="preserve"> qua parser.</w:t>
+        <w:t>Mỗi seed nhận tối đa 5 trong 9 toán tử gây lỗi ở Bảng 3.1, chọn bằng bộ sinh ngẫu nhiên tất định. Một đột biến chỉ được giữ khi Lean thật sự báo lỗi; 2.388 trên 18.309 đột biến bị loại vì không làm hỏng chứng minh. Nhãn luôn lấy từ thông báo Lean thật, không lấy từ toán tử.</w:t>
       </w:r>
     </w:p>
     <w:p>
       <w:pPr>
         <w:pStyle w:val="Caption"/>
+        <w:keepNext/>
       </w:pPr>
       <w:r>
-        <w:t>Bảng 3.1: Toán tử sinh lỗi.</w:t>
+        <w:t>Bảng 3.1: Các toán tử sinh lỗi tổng hợp.</w:t>
       </w:r>
     </w:p>
     <w:tbl>
@@ -2063,6 +1828,7 @@
           </w:tcPr>
           <w:p>
             <w:pPr>
+              <w:keepNext/>
               <w:spacing w:after="0" w:line="240" w:lineRule="auto"/>
             </w:pPr>
             <w:r>
@@ -2081,6 +1847,7 @@
           </w:tcPr>
           <w:p>
             <w:pPr>
+              <w:keepNext/>
               <w:spacing w:after="0" w:line="240" w:lineRule="auto"/>
             </w:pPr>
             <w:r>
@@ -2099,6 +1866,7 @@
           </w:tcPr>
           <w:p>
             <w:pPr>
+              <w:keepNext/>
               <w:spacing w:after="0" w:line="240" w:lineRule="auto"/>
             </w:pPr>
             <w:r>
@@ -2118,27 +1886,14 @@
           </w:tcPr>
           <w:p>
             <w:pPr>
-              <w:spacing w:after="0" w:line="240" w:lineRule="auto"/>
-            </w:pPr>
-            <w:r>
-              <w:rPr>
-                <w:rFonts w:ascii="Consolas" w:hAnsi="Consolas"/>
-                <w:sz w:val="20"/>
-              </w:rPr>
-              <w:t>syn_drop_paren</w:t>
-            </w:r>
+              <w:keepNext/>
+              <w:spacing w:after="0" w:line="240" w:lineRule="auto"/>
+            </w:pPr>
             <w:r>
               <w:rPr>
                 <w:sz w:val="24"/>
               </w:rPr>
-              <w:t xml:space="preserve">, </w:t>
-            </w:r>
-            <w:r>
-              <w:rPr>
-                <w:rFonts w:ascii="Consolas" w:hAnsi="Consolas"/>
-                <w:sz w:val="20"/>
-              </w:rPr>
-              <w:t>syn_drop_assign</w:t>
+              <w:t>syn_drop_paren, syn_drop_assign</w:t>
             </w:r>
           </w:p>
         </w:tc>
@@ -2148,6 +1903,7 @@
           </w:tcPr>
           <w:p>
             <w:pPr>
+              <w:keepNext/>
               <w:spacing w:after="0" w:line="240" w:lineRule="auto"/>
             </w:pPr>
             <w:r>
@@ -2164,33 +1920,14 @@
           </w:tcPr>
           <w:p>
             <w:pPr>
+              <w:keepNext/>
               <w:spacing w:after="0" w:line="240" w:lineRule="auto"/>
             </w:pPr>
             <w:r>
               <w:rPr>
                 <w:sz w:val="24"/>
               </w:rPr>
-              <w:t xml:space="preserve">xoá một </w:t>
-            </w:r>
-            <w:r>
-              <w:rPr>
-                <w:rFonts w:ascii="Consolas" w:hAnsi="Consolas"/>
-                <w:sz w:val="20"/>
-              </w:rPr>
-              <w:t>)</w:t>
-            </w:r>
-            <w:r>
-              <w:rPr>
-                <w:sz w:val="24"/>
-              </w:rPr>
-              <w:t xml:space="preserve"> trong phát biểu; xoá </w:t>
-            </w:r>
-            <w:r>
-              <w:rPr>
-                <w:rFonts w:ascii="Consolas" w:hAnsi="Consolas"/>
-                <w:sz w:val="20"/>
-              </w:rPr>
-              <w:t>:=</w:t>
+              <w:t>xoá một dấu đóng ngoặc hoặc dấu :=</w:t>
             </w:r>
           </w:p>
         </w:tc>
@@ -2202,12 +1939,12 @@
           </w:tcPr>
           <w:p>
             <w:pPr>
-              <w:spacing w:after="0" w:line="240" w:lineRule="auto"/>
-            </w:pPr>
-            <w:r>
-              <w:rPr>
-                <w:rFonts w:ascii="Consolas" w:hAnsi="Consolas"/>
-                <w:sz w:val="20"/>
+              <w:keepNext/>
+              <w:spacing w:after="0" w:line="240" w:lineRule="auto"/>
+            </w:pPr>
+            <w:r>
+              <w:rPr>
+                <w:sz w:val="24"/>
               </w:rPr>
               <w:t>imp_drop_import</w:t>
             </w:r>
@@ -2219,6 +1956,7 @@
           </w:tcPr>
           <w:p>
             <w:pPr>
+              <w:keepNext/>
               <w:spacing w:after="0" w:line="240" w:lineRule="auto"/>
             </w:pPr>
             <w:r>
@@ -2235,20 +1973,14 @@
           </w:tcPr>
           <w:p>
             <w:pPr>
+              <w:keepNext/>
               <w:spacing w:after="0" w:line="240" w:lineRule="auto"/>
             </w:pPr>
             <w:r>
               <w:rPr>
                 <w:sz w:val="24"/>
               </w:rPr>
-              <w:t xml:space="preserve">xoá toàn bộ dòng </w:t>
-            </w:r>
-            <w:r>
-              <w:rPr>
-                <w:rFonts w:ascii="Consolas" w:hAnsi="Consolas"/>
-                <w:sz w:val="20"/>
-              </w:rPr>
-              <w:t>import</w:t>
+              <w:t>xoá toàn bộ dòng import</w:t>
             </w:r>
           </w:p>
         </w:tc>
@@ -2260,27 +1992,14 @@
           </w:tcPr>
           <w:p>
             <w:pPr>
-              <w:spacing w:after="0" w:line="240" w:lineRule="auto"/>
-            </w:pPr>
-            <w:r>
-              <w:rPr>
-                <w:rFonts w:ascii="Consolas" w:hAnsi="Consolas"/>
-                <w:sz w:val="20"/>
-              </w:rPr>
-              <w:t>id_lemma_typo</w:t>
-            </w:r>
+              <w:keepNext/>
+              <w:spacing w:after="0" w:line="240" w:lineRule="auto"/>
+            </w:pPr>
             <w:r>
               <w:rPr>
                 <w:sz w:val="24"/>
               </w:rPr>
-              <w:t xml:space="preserve">, </w:t>
-            </w:r>
-            <w:r>
-              <w:rPr>
-                <w:rFonts w:ascii="Consolas" w:hAnsi="Consolas"/>
-                <w:sz w:val="20"/>
-              </w:rPr>
-              <w:t>id_tactic_typo</w:t>
+              <w:t>id_lemma_typo, id_tactic_typo</w:t>
             </w:r>
           </w:p>
         </w:tc>
@@ -2290,6 +2009,7 @@
           </w:tcPr>
           <w:p>
             <w:pPr>
+              <w:keepNext/>
               <w:spacing w:after="0" w:line="240" w:lineRule="auto"/>
             </w:pPr>
             <w:r>
@@ -2306,13 +2026,14 @@
           </w:tcPr>
           <w:p>
             <w:pPr>
+              <w:keepNext/>
               <w:spacing w:after="0" w:line="240" w:lineRule="auto"/>
             </w:pPr>
             <w:r>
               <w:rPr>
                 <w:sz w:val="24"/>
               </w:rPr>
-              <w:t>xoá 1 ký tự tên lemma; viết sai tên tactic</w:t>
+              <w:t>làm sai tên lemma hoặc tên tactic</w:t>
             </w:r>
           </w:p>
         </w:tc>
@@ -2324,12 +2045,12 @@
           </w:tcPr>
           <w:p>
             <w:pPr>
-              <w:spacing w:after="0" w:line="240" w:lineRule="auto"/>
-            </w:pPr>
-            <w:r>
-              <w:rPr>
-                <w:rFonts w:ascii="Consolas" w:hAnsi="Consolas"/>
-                <w:sz w:val="20"/>
+              <w:keepNext/>
+              <w:spacing w:after="0" w:line="240" w:lineRule="auto"/>
+            </w:pPr>
+            <w:r>
+              <w:rPr>
+                <w:sz w:val="24"/>
               </w:rPr>
               <w:t>typ_change_type</w:t>
             </w:r>
@@ -2341,6 +2062,7 @@
           </w:tcPr>
           <w:p>
             <w:pPr>
+              <w:keepNext/>
               <w:spacing w:after="0" w:line="240" w:lineRule="auto"/>
             </w:pPr>
             <w:r>
@@ -2357,13 +2079,14 @@
           </w:tcPr>
           <w:p>
             <w:pPr>
+              <w:keepNext/>
               <w:spacing w:after="0" w:line="240" w:lineRule="auto"/>
             </w:pPr>
             <w:r>
               <w:rPr>
                 <w:sz w:val="24"/>
               </w:rPr>
-              <w:t>đổi kiểu một biến ℝ ↔ ℕ trong phát biểu</w:t>
+              <w:t>đổi kiểu một biến giữa ℝ và ℕ</w:t>
             </w:r>
           </w:p>
         </w:tc>
@@ -2375,12 +2098,12 @@
           </w:tcPr>
           <w:p>
             <w:pPr>
-              <w:spacing w:after="0" w:line="240" w:lineRule="auto"/>
-            </w:pPr>
-            <w:r>
-              <w:rPr>
-                <w:rFonts w:ascii="Consolas" w:hAnsi="Consolas"/>
-                <w:sz w:val="20"/>
+              <w:keepNext/>
+              <w:spacing w:after="0" w:line="240" w:lineRule="auto"/>
+            </w:pPr>
+            <w:r>
+              <w:rPr>
+                <w:sz w:val="24"/>
               </w:rPr>
               <w:t>tac_weaken</w:t>
             </w:r>
@@ -2392,6 +2115,7 @@
           </w:tcPr>
           <w:p>
             <w:pPr>
+              <w:keepNext/>
               <w:spacing w:after="0" w:line="240" w:lineRule="auto"/>
             </w:pPr>
             <w:r>
@@ -2408,39 +2132,14 @@
           </w:tcPr>
           <w:p>
             <w:pPr>
+              <w:keepNext/>
               <w:spacing w:after="0" w:line="240" w:lineRule="auto"/>
             </w:pPr>
             <w:r>
               <w:rPr>
                 <w:sz w:val="24"/>
               </w:rPr>
-              <w:t xml:space="preserve">thay </w:t>
-            </w:r>
-            <w:r>
-              <w:rPr>
-                <w:rFonts w:ascii="Consolas" w:hAnsi="Consolas"/>
-                <w:sz w:val="20"/>
-              </w:rPr>
-              <w:t>nlinarith [...]</w:t>
-            </w:r>
-            <w:r>
-              <w:rPr>
-                <w:sz w:val="24"/>
-              </w:rPr>
-              <w:t xml:space="preserve"> bằng </w:t>
-            </w:r>
-            <w:r>
-              <w:rPr>
-                <w:rFonts w:ascii="Consolas" w:hAnsi="Consolas"/>
-                <w:sz w:val="20"/>
-              </w:rPr>
-              <w:t>linarith</w:t>
-            </w:r>
-            <w:r>
-              <w:rPr>
-                <w:sz w:val="24"/>
-              </w:rPr>
-              <w:t>…</w:t>
+              <w:t>thay tactic mạnh bằng tactic yếu hơn</w:t>
             </w:r>
           </w:p>
         </w:tc>
@@ -2452,12 +2151,12 @@
           </w:tcPr>
           <w:p>
             <w:pPr>
-              <w:spacing w:after="0" w:line="240" w:lineRule="auto"/>
-            </w:pPr>
-            <w:r>
-              <w:rPr>
-                <w:rFonts w:ascii="Consolas" w:hAnsi="Consolas"/>
-                <w:sz w:val="20"/>
+              <w:keepNext/>
+              <w:spacing w:after="0" w:line="240" w:lineRule="auto"/>
+            </w:pPr>
+            <w:r>
+              <w:rPr>
+                <w:sz w:val="24"/>
               </w:rPr>
               <w:t>tmo_low_heartbeats</w:t>
             </w:r>
@@ -2469,6 +2168,7 @@
           </w:tcPr>
           <w:p>
             <w:pPr>
+              <w:keepNext/>
               <w:spacing w:after="0" w:line="240" w:lineRule="auto"/>
             </w:pPr>
             <w:r>
@@ -2485,26 +2185,14 @@
           </w:tcPr>
           <w:p>
             <w:pPr>
+              <w:keepNext/>
               <w:spacing w:after="0" w:line="240" w:lineRule="auto"/>
             </w:pPr>
             <w:r>
               <w:rPr>
                 <w:sz w:val="24"/>
               </w:rPr>
-              <w:t xml:space="preserve">hạ </w:t>
-            </w:r>
-            <w:r>
-              <w:rPr>
-                <w:rFonts w:ascii="Consolas" w:hAnsi="Consolas"/>
-                <w:sz w:val="20"/>
-              </w:rPr>
-              <w:t>maxHeartbeats</w:t>
-            </w:r>
-            <w:r>
-              <w:rPr>
-                <w:sz w:val="24"/>
-              </w:rPr>
-              <w:t xml:space="preserve"> xuống 500</w:t>
+              <w:t>hạ heartbeat xuống 500</w:t>
             </w:r>
           </w:p>
         </w:tc>
@@ -2516,12 +2204,12 @@
           </w:tcPr>
           <w:p>
             <w:pPr>
-              <w:spacing w:after="0" w:line="240" w:lineRule="auto"/>
-            </w:pPr>
-            <w:r>
-              <w:rPr>
-                <w:rFonts w:ascii="Consolas" w:hAnsi="Consolas"/>
-                <w:sz w:val="20"/>
+              <w:keepNext w:val="0"/>
+              <w:spacing w:after="0" w:line="240" w:lineRule="auto"/>
+            </w:pPr>
+            <w:r>
+              <w:rPr>
+                <w:sz w:val="24"/>
               </w:rPr>
               <w:t>sem_sorry</w:t>
             </w:r>
@@ -2533,6 +2221,7 @@
           </w:tcPr>
           <w:p>
             <w:pPr>
+              <w:keepNext w:val="0"/>
               <w:spacing w:after="0" w:line="240" w:lineRule="auto"/>
             </w:pPr>
             <w:r>
@@ -2549,20 +2238,14 @@
           </w:tcPr>
           <w:p>
             <w:pPr>
+              <w:keepNext w:val="0"/>
               <w:spacing w:after="0" w:line="240" w:lineRule="auto"/>
             </w:pPr>
             <w:r>
               <w:rPr>
                 <w:sz w:val="24"/>
               </w:rPr>
-              <w:t xml:space="preserve">thay chứng minh bằng </w:t>
-            </w:r>
-            <w:r>
-              <w:rPr>
-                <w:rFonts w:ascii="Consolas" w:hAnsi="Consolas"/>
-                <w:sz w:val="20"/>
-              </w:rPr>
-              <w:t>sorry</w:t>
+              <w:t>thay chứng minh bằng sorry</w:t>
             </w:r>
           </w:p>
         </w:tc>
@@ -2578,7 +2261,7 @@
         <w:pStyle w:val="Heading2"/>
       </w:pPr>
       <w:r>
-        <w:t>3.4. Chia tập và các mức quy mô</w:t>
+        <w:t>3.4. Chia tập và chất lượng nhãn</w:t>
       </w:r>
     </w:p>
     <w:p>
@@ -2587,376 +2270,15 @@
         <w:jc w:val="both"/>
       </w:pPr>
       <w:r>
-        <w:t xml:space="preserve">Khử trùng lặp theo SHA-256 (0 trùng). Chia train/hold-out 70/30 </w:t>
-      </w:r>
-      <w:r>
-        <w:rPr>
-          <w:b/>
-        </w:rPr>
-        <w:t>theo seed</w:t>
-      </w:r>
-      <w:r>
-        <w:t xml:space="preserve"> (băm </w:t>
-      </w:r>
-      <w:r>
-        <w:rPr>
-          <w:rFonts w:ascii="Consolas" w:hAnsi="Consolas"/>
-          <w:sz w:val="22"/>
-        </w:rPr>
-        <w:t>seed_id</w:t>
-      </w:r>
-      <w:r>
-        <w:t>): 0/4.776 seed xuất hiện ở cả hai phía. Bốn mức lồng nhau 100 ⊂ 1K ⊂ 10K ⊂ 17.031; hold-out của mức 1K có 284 mẫu (271 tổng hợp, 13 tự nhiên), của mức 10K có 2.907 mẫu.</w:t>
+        <w:t>Dataset v1.0 có 17.031 mẫu duy nhất theo SHA-256, gồm 15.921 lỗi tổng hợp và 1.110 lỗi tự nhiên. Phân bố nhãn: SYN_01 4.590, ID_03 3.978, SEM_06 2.292, IMP_02 2.269, TAC_07 1.827, TMO_05 1.707, TYP_04 338, UNK_99 30. Tập được chia 70/30 theo băm của định lý gốc nên không định lý nào xuất hiện ở cả train và hold-out. Bốn mức lồng nhau gồm 100, 1.000, 10.000 và toàn bộ; hold-out của mức 1.000 có 284 mẫu, của mức 10.000 có 2.907 mẫu. Nhãn tái lập 17.031 trên 17.031 từ chẩn đoán đã lưu và khớp nhóm dự kiến ở 94,4% mẫu tổng hợp. Tập 50 lỗi viết tay ở tuần 1 chỉ khớp 15 trên 50 với Lean thật, là lý do chuyển sang nhãn sinh từ trình kiểm chứng.</w:t>
       </w:r>
     </w:p>
     <w:p>
       <w:pPr>
-        <w:pStyle w:val="Caption"/>
+        <w:pStyle w:val="Heading2"/>
       </w:pPr>
       <w:r>
-        <w:t>Bảng 3.2: Phân bố nhãn lỗi chính (từ Lean) của dataset v1.0.</w:t>
-      </w:r>
-    </w:p>
-    <w:tbl>
-      <w:tblPr>
-        <w:tblStyle w:val="TableGrid"/>
-        <w:tblW w:type="auto" w:w="0"/>
-        <w:jc w:val="center"/>
-        <w:tblLook w:firstColumn="1" w:firstRow="1" w:lastColumn="0" w:lastRow="0" w:noHBand="0" w:noVBand="1" w:val="04A0"/>
-      </w:tblPr>
-      <w:tblGrid>
-        <w:gridCol w:w="945"/>
-        <w:gridCol w:w="945"/>
-        <w:gridCol w:w="945"/>
-        <w:gridCol w:w="945"/>
-        <w:gridCol w:w="945"/>
-        <w:gridCol w:w="945"/>
-        <w:gridCol w:w="945"/>
-        <w:gridCol w:w="945"/>
-        <w:gridCol w:w="945"/>
-      </w:tblGrid>
-      <w:tr>
-        <w:tc>
-          <w:tcPr>
-            <w:tcW w:type="dxa" w:w="945"/>
-            <w:shd w:val="clear" w:color="auto" w:fill="E8EEF6"/>
-          </w:tcPr>
-          <w:p>
-            <w:pPr>
-              <w:spacing w:after="0" w:line="240" w:lineRule="auto"/>
-            </w:pPr>
-            <w:r>
-              <w:rPr>
-                <w:b/>
-                <w:sz w:val="22"/>
-              </w:rPr>
-              <w:t>Nhóm</w:t>
-            </w:r>
-          </w:p>
-        </w:tc>
-        <w:tc>
-          <w:tcPr>
-            <w:tcW w:type="dxa" w:w="945"/>
-            <w:shd w:val="clear" w:color="auto" w:fill="E8EEF6"/>
-          </w:tcPr>
-          <w:p>
-            <w:pPr>
-              <w:spacing w:after="0" w:line="240" w:lineRule="auto"/>
-            </w:pPr>
-            <w:r>
-              <w:rPr>
-                <w:b/>
-                <w:sz w:val="22"/>
-              </w:rPr>
-              <w:t>SYN_01</w:t>
-            </w:r>
-          </w:p>
-        </w:tc>
-        <w:tc>
-          <w:tcPr>
-            <w:tcW w:type="dxa" w:w="945"/>
-            <w:shd w:val="clear" w:color="auto" w:fill="E8EEF6"/>
-          </w:tcPr>
-          <w:p>
-            <w:pPr>
-              <w:spacing w:after="0" w:line="240" w:lineRule="auto"/>
-            </w:pPr>
-            <w:r>
-              <w:rPr>
-                <w:b/>
-                <w:sz w:val="22"/>
-              </w:rPr>
-              <w:t>ID_03</w:t>
-            </w:r>
-          </w:p>
-        </w:tc>
-        <w:tc>
-          <w:tcPr>
-            <w:tcW w:type="dxa" w:w="945"/>
-            <w:shd w:val="clear" w:color="auto" w:fill="E8EEF6"/>
-          </w:tcPr>
-          <w:p>
-            <w:pPr>
-              <w:spacing w:after="0" w:line="240" w:lineRule="auto"/>
-            </w:pPr>
-            <w:r>
-              <w:rPr>
-                <w:b/>
-                <w:sz w:val="22"/>
-              </w:rPr>
-              <w:t>SEM_06</w:t>
-            </w:r>
-          </w:p>
-        </w:tc>
-        <w:tc>
-          <w:tcPr>
-            <w:tcW w:type="dxa" w:w="945"/>
-            <w:shd w:val="clear" w:color="auto" w:fill="E8EEF6"/>
-          </w:tcPr>
-          <w:p>
-            <w:pPr>
-              <w:spacing w:after="0" w:line="240" w:lineRule="auto"/>
-            </w:pPr>
-            <w:r>
-              <w:rPr>
-                <w:b/>
-                <w:sz w:val="22"/>
-              </w:rPr>
-              <w:t>IMP_02</w:t>
-            </w:r>
-          </w:p>
-        </w:tc>
-        <w:tc>
-          <w:tcPr>
-            <w:tcW w:type="dxa" w:w="945"/>
-            <w:shd w:val="clear" w:color="auto" w:fill="E8EEF6"/>
-          </w:tcPr>
-          <w:p>
-            <w:pPr>
-              <w:spacing w:after="0" w:line="240" w:lineRule="auto"/>
-            </w:pPr>
-            <w:r>
-              <w:rPr>
-                <w:b/>
-                <w:sz w:val="22"/>
-              </w:rPr>
-              <w:t>TAC_07</w:t>
-            </w:r>
-          </w:p>
-        </w:tc>
-        <w:tc>
-          <w:tcPr>
-            <w:tcW w:type="dxa" w:w="945"/>
-            <w:shd w:val="clear" w:color="auto" w:fill="E8EEF6"/>
-          </w:tcPr>
-          <w:p>
-            <w:pPr>
-              <w:spacing w:after="0" w:line="240" w:lineRule="auto"/>
-            </w:pPr>
-            <w:r>
-              <w:rPr>
-                <w:b/>
-                <w:sz w:val="22"/>
-              </w:rPr>
-              <w:t>TMO_05</w:t>
-            </w:r>
-          </w:p>
-        </w:tc>
-        <w:tc>
-          <w:tcPr>
-            <w:tcW w:type="dxa" w:w="945"/>
-            <w:shd w:val="clear" w:color="auto" w:fill="E8EEF6"/>
-          </w:tcPr>
-          <w:p>
-            <w:pPr>
-              <w:spacing w:after="0" w:line="240" w:lineRule="auto"/>
-            </w:pPr>
-            <w:r>
-              <w:rPr>
-                <w:b/>
-                <w:sz w:val="22"/>
-              </w:rPr>
-              <w:t>TYP_04</w:t>
-            </w:r>
-          </w:p>
-        </w:tc>
-        <w:tc>
-          <w:tcPr>
-            <w:tcW w:type="dxa" w:w="945"/>
-            <w:shd w:val="clear" w:color="auto" w:fill="E8EEF6"/>
-          </w:tcPr>
-          <w:p>
-            <w:pPr>
-              <w:spacing w:after="0" w:line="240" w:lineRule="auto"/>
-            </w:pPr>
-            <w:r>
-              <w:rPr>
-                <w:b/>
-                <w:sz w:val="22"/>
-              </w:rPr>
-              <w:t>UNK_99</w:t>
-            </w:r>
-          </w:p>
-        </w:tc>
-      </w:tr>
-      <w:tr>
-        <w:tc>
-          <w:tcPr>
-            <w:tcW w:type="dxa" w:w="945"/>
-          </w:tcPr>
-          <w:p>
-            <w:pPr>
-              <w:spacing w:after="0" w:line="240" w:lineRule="auto"/>
-            </w:pPr>
-            <w:r>
-              <w:rPr>
-                <w:sz w:val="22"/>
-              </w:rPr>
-              <w:t>Số mẫu (17.031)</w:t>
-            </w:r>
-          </w:p>
-        </w:tc>
-        <w:tc>
-          <w:tcPr>
-            <w:tcW w:type="dxa" w:w="945"/>
-          </w:tcPr>
-          <w:p>
-            <w:pPr>
-              <w:spacing w:after="0" w:line="240" w:lineRule="auto"/>
-            </w:pPr>
-            <w:r>
-              <w:rPr>
-                <w:sz w:val="22"/>
-              </w:rPr>
-              <w:t>4.590</w:t>
-            </w:r>
-          </w:p>
-        </w:tc>
-        <w:tc>
-          <w:tcPr>
-            <w:tcW w:type="dxa" w:w="945"/>
-          </w:tcPr>
-          <w:p>
-            <w:pPr>
-              <w:spacing w:after="0" w:line="240" w:lineRule="auto"/>
-            </w:pPr>
-            <w:r>
-              <w:rPr>
-                <w:sz w:val="22"/>
-              </w:rPr>
-              <w:t>3.978</w:t>
-            </w:r>
-          </w:p>
-        </w:tc>
-        <w:tc>
-          <w:tcPr>
-            <w:tcW w:type="dxa" w:w="945"/>
-          </w:tcPr>
-          <w:p>
-            <w:pPr>
-              <w:spacing w:after="0" w:line="240" w:lineRule="auto"/>
-            </w:pPr>
-            <w:r>
-              <w:rPr>
-                <w:sz w:val="22"/>
-              </w:rPr>
-              <w:t>2.292</w:t>
-            </w:r>
-          </w:p>
-        </w:tc>
-        <w:tc>
-          <w:tcPr>
-            <w:tcW w:type="dxa" w:w="945"/>
-          </w:tcPr>
-          <w:p>
-            <w:pPr>
-              <w:spacing w:after="0" w:line="240" w:lineRule="auto"/>
-            </w:pPr>
-            <w:r>
-              <w:rPr>
-                <w:sz w:val="22"/>
-              </w:rPr>
-              <w:t>2.269</w:t>
-            </w:r>
-          </w:p>
-        </w:tc>
-        <w:tc>
-          <w:tcPr>
-            <w:tcW w:type="dxa" w:w="945"/>
-          </w:tcPr>
-          <w:p>
-            <w:pPr>
-              <w:spacing w:after="0" w:line="240" w:lineRule="auto"/>
-            </w:pPr>
-            <w:r>
-              <w:rPr>
-                <w:sz w:val="22"/>
-              </w:rPr>
-              <w:t>1.827</w:t>
-            </w:r>
-          </w:p>
-        </w:tc>
-        <w:tc>
-          <w:tcPr>
-            <w:tcW w:type="dxa" w:w="945"/>
-          </w:tcPr>
-          <w:p>
-            <w:pPr>
-              <w:spacing w:after="0" w:line="240" w:lineRule="auto"/>
-            </w:pPr>
-            <w:r>
-              <w:rPr>
-                <w:sz w:val="22"/>
-              </w:rPr>
-              <w:t>1.707</w:t>
-            </w:r>
-          </w:p>
-        </w:tc>
-        <w:tc>
-          <w:tcPr>
-            <w:tcW w:type="dxa" w:w="945"/>
-          </w:tcPr>
-          <w:p>
-            <w:pPr>
-              <w:spacing w:after="0" w:line="240" w:lineRule="auto"/>
-            </w:pPr>
-            <w:r>
-              <w:rPr>
-                <w:sz w:val="22"/>
-              </w:rPr>
-              <w:t>338</w:t>
-            </w:r>
-          </w:p>
-        </w:tc>
-        <w:tc>
-          <w:tcPr>
-            <w:tcW w:type="dxa" w:w="945"/>
-          </w:tcPr>
-          <w:p>
-            <w:pPr>
-              <w:spacing w:after="0" w:line="240" w:lineRule="auto"/>
-            </w:pPr>
-            <w:r>
-              <w:rPr>
-                <w:sz w:val="22"/>
-              </w:rPr>
-              <w:t>30</w:t>
-            </w:r>
-          </w:p>
-        </w:tc>
-      </w:tr>
-    </w:tbl>
-    <w:p>
-      <w:pPr>
-        <w:spacing w:after="0"/>
-      </w:pPr>
-    </w:p>
-    <w:p>
-      <w:pPr>
-        <w:pStyle w:val="Heading2"/>
-      </w:pPr>
-      <w:r>
-        <w:t>3.5. Chất lượng nhãn</w:t>
+        <w:t>3.5. Hạn chế dữ liệu</w:t>
       </w:r>
     </w:p>
     <w:p>
@@ -2965,40 +2287,14 @@
         <w:jc w:val="both"/>
       </w:pPr>
       <w:r>
-        <w:t xml:space="preserve">Nhãn sinh lại từ chẩn đoán lưu trữ khớp 17.031/17.031 (tái lập được). Nhóm dự kiến của toán tử trùng nhãn Lean ở 94,4% mẫu tổng hợp; lệch lớn nhất là </w:t>
-      </w:r>
-      <w:r>
-        <w:rPr>
-          <w:rFonts w:ascii="Consolas" w:hAnsi="Consolas"/>
-          <w:sz w:val="22"/>
-        </w:rPr>
-        <w:t>typ_change_type</w:t>
-      </w:r>
-      <w:r>
-        <w:t xml:space="preserve"> (776/1.133 thành TAC_07: đổi ℝ→ℕ thường khiến tactic thất bại thay vì lỗi kiểu) — nhãn phản ánh triệu chứng Lean báo, đúng với thứ hệ thống sửa nhìn thấy. Trước đó, tập 50 lỗi viết tay tuần 1 chỉ khớp 15/50 với Lean thật, và 14/50 thậm chí biên dịch được — lý do chuyển sang nhãn sinh từ trình kiểm chứng.</w:t>
+        <w:t>Lỗi tổng hợp có thể khác phân bố lỗi do LLM sinh ra, bài toán thiên về bất đẳng thức thi đấu, hold-out mức 1.000 chỉ có 13 lỗi tự nhiên, và chưa có dữ liệu thật từ Nhóm 5.</w:t>
       </w:r>
     </w:p>
     <w:p>
       <w:pPr>
-        <w:pStyle w:val="Heading2"/>
-      </w:pPr>
-      <w:r>
-        <w:t>3.6. Hạn chế dữ liệu</w:t>
-      </w:r>
-    </w:p>
-    <w:p>
-      <w:pPr>
-        <w:ind w:firstLine="567"/>
-        <w:jc w:val="both"/>
-      </w:pPr>
-      <w:r>
-        <w:t>Lỗi tổng hợp có thể khác phân bố lỗi do LLM sinh; bài toán thiên về bất đẳng thức thi đấu; lỗi tự nhiên trong hold-out 1K chỉ 13 mẫu; chưa có dữ liệu thật từ Nhóm 5.</w:t>
-      </w:r>
-    </w:p>
-    <w:p>
-      <w:pPr>
         <w:pStyle w:val="Heading1"/>
-        <w:pageBreakBefore/>
+        <w:pageBreakBefore w:val="0"/>
+        <w:spacing w:before="360"/>
       </w:pPr>
       <w:r>
         <w:t>CHƯƠNG 4. PHƯƠNG PHÁP VÀ KIẾN TRÚC</w:t>
@@ -3018,17 +2314,7 @@
         <w:jc w:val="both"/>
       </w:pPr>
       <w:r>
-        <w:t xml:space="preserve">Hàng đợi ứng viên → parser &amp; taxonomy → router → (luật | LLM) → worker Lean REPL → kiểm toán ngữ nghĩa → thành công | thử lại nếu còn ngân sách | lưu thất bại → log phát lại được (sơ đồ chi tiết: </w:t>
-      </w:r>
-      <w:r>
-        <w:rPr>
-          <w:rFonts w:ascii="Consolas" w:hAnsi="Consolas"/>
-          <w:sz w:val="22"/>
-        </w:rPr>
-        <w:t>docs/architecture.md</w:t>
-      </w:r>
-      <w:r>
-        <w:t>).</w:t>
+        <w:t>Mỗi ứng viên đi qua hàng đợi, bộ phân loại lỗi, bộ định tuyến, luật hoặc LLM, worker Lean REPL và bộ kiểm toán. Mẫu thành công được ghi vào đầu ra bàn giao; mẫu thất bại được thử lại nếu còn ngân sách. Mọi bước đều ghi log phát lại được.</w:t>
       </w:r>
     </w:p>
     <w:p>
@@ -3045,47 +2331,7 @@
         <w:jc w:val="both"/>
       </w:pPr>
       <w:r>
-        <w:t xml:space="preserve">Mỗi worker giữ một tiến trình Lean REPL đã nạp Mathlib một lần (môi trường gốc) và một môi trường lõi rỗng; mỗi ứng viên được kiểm trong môi trường gốc nên các lần kiểm cô lập với nhau. Dòng </w:t>
-      </w:r>
-      <w:r>
-        <w:rPr>
-          <w:rFonts w:ascii="Consolas" w:hAnsi="Consolas"/>
-          <w:sz w:val="22"/>
-        </w:rPr>
-        <w:t>import</w:t>
-      </w:r>
-      <w:r>
-        <w:t xml:space="preserve"> được kiểm tra tồn tại trong bản build (để lỗi IMP_02 vẫn quan sát được) rồi bỏ đi; mã không import chạy trong môi trường lõi. Kết quả khớp 74/74 lần với Lean chạy nguội từng tệp. Khi một tactic chạy quá thời gian hoặc REPL chết, cả nhóm tiến trình (lệnh </w:t>
-      </w:r>
-      <w:r>
-        <w:rPr>
-          <w:rFonts w:ascii="Consolas" w:hAnsi="Consolas"/>
-          <w:sz w:val="22"/>
-        </w:rPr>
-        <w:t>lake</w:t>
-      </w:r>
-      <w:r>
-        <w:t xml:space="preserve"> và tiến trình </w:t>
-      </w:r>
-      <w:r>
-        <w:rPr>
-          <w:rFonts w:ascii="Consolas" w:hAnsi="Consolas"/>
-          <w:sz w:val="22"/>
-        </w:rPr>
-        <w:t>repl</w:t>
-      </w:r>
-      <w:r>
-        <w:t xml:space="preserve"> con) bị huỷ rồi khởi động lại; kết quả lần kiểm hỏng được đánh dấu </w:t>
-      </w:r>
-      <w:r>
-        <w:rPr>
-          <w:rFonts w:ascii="Consolas" w:hAnsi="Consolas"/>
-          <w:sz w:val="22"/>
-        </w:rPr>
-        <w:t>CRASH</w:t>
-      </w:r>
-      <w:r>
-        <w:t xml:space="preserve"> và không bao giờ dùng để gán nhãn.</w:t>
+        <w:t>Mỗi worker giữ một tiến trình Lean REPL đã nạp Mathlib một lần và kiểm từng ứng viên trong môi trường gốc nên các lần kiểm cô lập với nhau. Dòng import được kiểm tra tồn tại trong bản build để lỗi IMP_02 vẫn quan sát được. Kết quả khớp 74 trên 74 lần với Lean chạy nguội. Khi tactic chạy quá thời gian hoặc REPL chết, cả nhóm tiến trình gồm lake và tiến trình repl con bị huỷ rồi khởi động lại, và lần kiểm hỏng không được dùng để gán nhãn.</w:t>
       </w:r>
     </w:p>
     <w:p>
@@ -3093,7 +2339,7 @@
         <w:pStyle w:val="Heading2"/>
       </w:pPr>
       <w:r>
-        <w:t>4.3. Taxonomy và parser</w:t>
+        <w:t>4.3. Taxonomy và bộ phân loại</w:t>
       </w:r>
     </w:p>
     <w:p>
@@ -3102,44 +2348,16 @@
         <w:jc w:val="both"/>
       </w:pPr>
       <w:r>
-        <w:t xml:space="preserve">7 nhóm (Bảng 4.1), so khớp theo thứ tự ưu tiên trên văn bản thông báo thật; IMP_02 còn được suy ra từ ngữ cảnh (mã không import nhưng dùng ℝ, </w:t>
-      </w:r>
-      <w:r>
-        <w:rPr>
-          <w:rFonts w:ascii="Consolas" w:hAnsi="Consolas"/>
-          <w:sz w:val="22"/>
-        </w:rPr>
-        <w:t>nlinarith</w:t>
-      </w:r>
-      <w:r>
-        <w:t xml:space="preserve">…). Lỗi chính là lỗi có vị trí sớm nhất </w:t>
-      </w:r>
-      <w:r>
-        <w:rPr>
-          <w:i/>
-        </w:rPr>
-        <w:t>sau khi loại các lỗi hệ quả</w:t>
-      </w:r>
-      <w:r>
-        <w:t xml:space="preserve">: </w:t>
-      </w:r>
-      <w:r>
-        <w:rPr>
-          <w:rFonts w:ascii="Consolas" w:hAnsi="Consolas"/>
-          <w:sz w:val="22"/>
-        </w:rPr>
-        <w:t>unsolved goals</w:t>
-      </w:r>
-      <w:r>
-        <w:t xml:space="preserve"> được Lean báo ở dòng khai báo (sớm hơn) nhưng là hệ quả của tactic hỏng bên dưới, nên chỉ được chọn khi không còn lỗi nào khác — sửa điều này nâng độ khớp nhãn từ 85,1% lên 95,0%.</w:t>
+        <w:t>Bảy nhóm lỗi ở Bảng 4.1 được so khớp theo thứ tự ưu tiên trên thông báo thật. IMP_02 còn được suy ra khi mã không có import nhưng dùng ký hiệu Mathlib. Lỗi chính là lỗi có vị trí sớm nhất sau khi loại lỗi hệ quả: unsolved goals được Lean báo ở dòng khai báo nhưng là hệ quả của tactic hỏng bên dưới. Sửa điểm này nâng độ khớp nhãn từ 85,1% lên 95,0%.</w:t>
       </w:r>
     </w:p>
     <w:p>
       <w:pPr>
         <w:pStyle w:val="Caption"/>
+        <w:keepNext/>
       </w:pPr>
       <w:r>
-        <w:t>Bảng 4.1: Taxonomy v0.2.</w:t>
+        <w:t>Bảng 4.1: Taxonomy lỗi v0.2.</w:t>
       </w:r>
     </w:p>
     <w:tbl>
@@ -3162,6 +2380,7 @@
           </w:tcPr>
           <w:p>
             <w:pPr>
+              <w:keepNext/>
               <w:spacing w:after="0" w:line="240" w:lineRule="auto"/>
             </w:pPr>
             <w:r>
@@ -3180,6 +2399,7 @@
           </w:tcPr>
           <w:p>
             <w:pPr>
+              <w:keepNext/>
               <w:spacing w:after="0" w:line="240" w:lineRule="auto"/>
             </w:pPr>
             <w:r>
@@ -3187,7 +2407,7 @@
                 <w:b/>
                 <w:sz w:val="24"/>
               </w:rPr>
-              <w:t>Nhóm</w:t>
+              <w:t>Nhóm lỗi</w:t>
             </w:r>
           </w:p>
         </w:tc>
@@ -3198,6 +2418,7 @@
           </w:tcPr>
           <w:p>
             <w:pPr>
+              <w:keepNext/>
               <w:spacing w:after="0" w:line="240" w:lineRule="auto"/>
             </w:pPr>
             <w:r>
@@ -3217,6 +2438,7 @@
           </w:tcPr>
           <w:p>
             <w:pPr>
+              <w:keepNext/>
               <w:spacing w:after="0" w:line="240" w:lineRule="auto"/>
             </w:pPr>
             <w:r>
@@ -3233,6 +2455,7 @@
           </w:tcPr>
           <w:p>
             <w:pPr>
+              <w:keepNext/>
               <w:spacing w:after="0" w:line="240" w:lineRule="auto"/>
             </w:pPr>
             <w:r>
@@ -3249,6 +2472,7 @@
           </w:tcPr>
           <w:p>
             <w:pPr>
+              <w:keepNext/>
               <w:spacing w:after="0" w:line="240" w:lineRule="auto"/>
             </w:pPr>
             <w:r>
@@ -3267,6 +2491,7 @@
           </w:tcPr>
           <w:p>
             <w:pPr>
+              <w:keepNext/>
               <w:spacing w:after="0" w:line="240" w:lineRule="auto"/>
             </w:pPr>
             <w:r>
@@ -3283,6 +2508,7 @@
           </w:tcPr>
           <w:p>
             <w:pPr>
+              <w:keepNext/>
               <w:spacing w:after="0" w:line="240" w:lineRule="auto"/>
             </w:pPr>
             <w:r>
@@ -3299,6 +2525,7 @@
           </w:tcPr>
           <w:p>
             <w:pPr>
+              <w:keepNext/>
               <w:spacing w:after="0" w:line="240" w:lineRule="auto"/>
             </w:pPr>
             <w:r>
@@ -3317,6 +2544,7 @@
           </w:tcPr>
           <w:p>
             <w:pPr>
+              <w:keepNext/>
               <w:spacing w:after="0" w:line="240" w:lineRule="auto"/>
             </w:pPr>
             <w:r>
@@ -3333,13 +2561,14 @@
           </w:tcPr>
           <w:p>
             <w:pPr>
+              <w:keepNext/>
               <w:spacing w:after="0" w:line="240" w:lineRule="auto"/>
             </w:pPr>
             <w:r>
               <w:rPr>
                 <w:sz w:val="24"/>
               </w:rPr>
-              <w:t>định danh không tồn tại / đổi tên</w:t>
+              <w:t>định danh không tồn tại hoặc đã đổi tên</w:t>
             </w:r>
           </w:p>
         </w:tc>
@@ -3349,6 +2578,7 @@
           </w:tcPr>
           <w:p>
             <w:pPr>
+              <w:keepNext/>
               <w:spacing w:after="0" w:line="240" w:lineRule="auto"/>
             </w:pPr>
             <w:r>
@@ -3367,6 +2597,7 @@
           </w:tcPr>
           <w:p>
             <w:pPr>
+              <w:keepNext/>
               <w:spacing w:after="0" w:line="240" w:lineRule="auto"/>
             </w:pPr>
             <w:r>
@@ -3383,6 +2614,7 @@
           </w:tcPr>
           <w:p>
             <w:pPr>
+              <w:keepNext/>
               <w:spacing w:after="0" w:line="240" w:lineRule="auto"/>
             </w:pPr>
             <w:r>
@@ -3399,6 +2631,7 @@
           </w:tcPr>
           <w:p>
             <w:pPr>
+              <w:keepNext/>
               <w:spacing w:after="0" w:line="240" w:lineRule="auto"/>
             </w:pPr>
             <w:r>
@@ -3417,6 +2650,7 @@
           </w:tcPr>
           <w:p>
             <w:pPr>
+              <w:keepNext/>
               <w:spacing w:after="0" w:line="240" w:lineRule="auto"/>
             </w:pPr>
             <w:r>
@@ -3433,6 +2667,7 @@
           </w:tcPr>
           <w:p>
             <w:pPr>
+              <w:keepNext/>
               <w:spacing w:after="0" w:line="240" w:lineRule="auto"/>
             </w:pPr>
             <w:r>
@@ -3449,6 +2684,7 @@
           </w:tcPr>
           <w:p>
             <w:pPr>
+              <w:keepNext/>
               <w:spacing w:after="0" w:line="240" w:lineRule="auto"/>
             </w:pPr>
             <w:r>
@@ -3467,6 +2703,7 @@
           </w:tcPr>
           <w:p>
             <w:pPr>
+              <w:keepNext/>
               <w:spacing w:after="0" w:line="240" w:lineRule="auto"/>
             </w:pPr>
             <w:r>
@@ -3483,20 +2720,14 @@
           </w:tcPr>
           <w:p>
             <w:pPr>
-              <w:spacing w:after="0" w:line="240" w:lineRule="auto"/>
-            </w:pPr>
-            <w:r>
-              <w:rPr>
-                <w:rFonts w:ascii="Consolas" w:hAnsi="Consolas"/>
-                <w:sz w:val="20"/>
-              </w:rPr>
-              <w:t>sorry</w:t>
-            </w:r>
+              <w:keepNext/>
+              <w:spacing w:after="0" w:line="240" w:lineRule="auto"/>
+            </w:pPr>
             <w:r>
               <w:rPr>
                 <w:sz w:val="24"/>
               </w:rPr>
-              <w:t xml:space="preserve"> / đổi đề</w:t>
+              <w:t>dùng sorry hoặc đổi đề</w:t>
             </w:r>
           </w:p>
         </w:tc>
@@ -3506,6 +2737,7 @@
           </w:tcPr>
           <w:p>
             <w:pPr>
+              <w:keepNext/>
               <w:spacing w:after="0" w:line="240" w:lineRule="auto"/>
             </w:pPr>
             <w:r>
@@ -3524,6 +2756,7 @@
           </w:tcPr>
           <w:p>
             <w:pPr>
+              <w:keepNext w:val="0"/>
               <w:spacing w:after="0" w:line="240" w:lineRule="auto"/>
             </w:pPr>
             <w:r>
@@ -3540,13 +2773,14 @@
           </w:tcPr>
           <w:p>
             <w:pPr>
+              <w:keepNext w:val="0"/>
               <w:spacing w:after="0" w:line="240" w:lineRule="auto"/>
             </w:pPr>
             <w:r>
               <w:rPr>
                 <w:sz w:val="24"/>
               </w:rPr>
-              <w:t>tactic không đóng mục tiêu</w:t>
+              <w:t>tactic không đóng được mục tiêu</w:t>
             </w:r>
           </w:p>
         </w:tc>
@@ -3556,6 +2790,7 @@
           </w:tcPr>
           <w:p>
             <w:pPr>
+              <w:keepNext w:val="0"/>
               <w:spacing w:after="0" w:line="240" w:lineRule="auto"/>
             </w:pPr>
             <w:r>
@@ -3578,7 +2813,7 @@
         <w:pStyle w:val="Heading2"/>
       </w:pPr>
       <w:r>
-        <w:t>4.4. Luật sửa (0 token)</w:t>
+        <w:t>4.4. Luật sửa và sửa bằng LLM</w:t>
       </w:r>
     </w:p>
     <w:p>
@@ -3587,17 +2822,7 @@
         <w:jc w:val="both"/>
       </w:pPr>
       <w:r>
-        <w:t xml:space="preserve">R0 khôi phục </w:t>
-      </w:r>
-      <w:r>
-        <w:rPr>
-          <w:rFonts w:ascii="Consolas" w:hAnsi="Consolas"/>
-          <w:sz w:val="22"/>
-        </w:rPr>
-        <w:t>import Mathlib</w:t>
-      </w:r>
-      <w:r>
-        <w:t>; R1–R2 ngoặc/từ khoá; R3 bảng import; R4 bí danh định danh; R5 bảng đổi tên Mathlib (đã kiểm tra tồn tại trong mã nguồn v4.35.0); R6 cú pháp toán tử lớn; R7 khôi phục ngân sách heartbeat.</w:t>
+        <w:t>Tám luật không tốn token gồm R0 khôi phục import Mathlib, R1 và R2 sửa ngoặc và từ khoá, R3 tra bảng import, R4 bí danh định danh, R5 bảng đổi tên Mathlib, R6 cú pháp toán tử lớn và R7 khôi phục heartbeat. LLM có hai chế độ dùng chung system prompt cấm sorry, axiom và yêu cầu giữ nguyên phát biểu. Chế độ blind chỉ đưa tệp lỗi, đúng baseline của đề bài. Chế độ chẩn đoán đưa mã đánh số dòng và tối đa năm thông báo Lean kèm nhãn taxonomy. Trước khi gửi, chú thích trong mã được thay bằng khoảng trắng để giữ nguyên dòng và cột, giảm 66% ký tự; 500 trên 500 seed đã xử lý vẫn biên dịch. Mô hình là Gemini 3.5 Flash-Lite với nhiệt độ 0, seed 42 và mức suy nghĩ tối thiểu.</w:t>
       </w:r>
     </w:p>
     <w:p>
@@ -3605,7 +2830,7 @@
         <w:pStyle w:val="Heading2"/>
       </w:pPr>
       <w:r>
-        <w:t>4.5. Sửa bằng LLM</w:t>
+        <w:t>4.5. Vòng lặp có giới hạn và kiểm toán</w:t>
       </w:r>
     </w:p>
     <w:p>
@@ -3614,55 +2839,7 @@
         <w:jc w:val="both"/>
       </w:pPr>
       <w:r>
-        <w:t xml:space="preserve">Hai chế độ dùng chung system prompt (cấm </w:t>
-      </w:r>
-      <w:r>
-        <w:rPr>
-          <w:rFonts w:ascii="Consolas" w:hAnsi="Consolas"/>
-          <w:sz w:val="22"/>
-        </w:rPr>
-        <w:t>sorry</w:t>
-      </w:r>
-      <w:r>
-        <w:t>/</w:t>
-      </w:r>
-      <w:r>
-        <w:rPr>
-          <w:rFonts w:ascii="Consolas" w:hAnsi="Consolas"/>
-          <w:sz w:val="22"/>
-        </w:rPr>
-        <w:t>axiom</w:t>
-      </w:r>
-      <w:r>
-        <w:t xml:space="preserve">, giữ nguyên phát biểu): </w:t>
-      </w:r>
-      <w:r>
-        <w:rPr>
-          <w:i/>
-        </w:rPr>
-        <w:t>blind</w:t>
-      </w:r>
-      <w:r>
-        <w:t xml:space="preserve"> — chỉ đưa tệp lỗi (baseline theo đề bài: thử lại nguyên prompt, không phân loại, không thông báo Lean); </w:t>
-      </w:r>
-      <w:r>
-        <w:rPr>
-          <w:i/>
-        </w:rPr>
-        <w:t>diagnostic</w:t>
-      </w:r>
-      <w:r>
-        <w:t xml:space="preserve"> — mã đánh số dòng và tối đa 5 thông báo lỗi kèm nhãn taxonomy. Trước khi gửi, chú thích được thay bằng khoảng trắng (giữ nguyên dòng và cột vì Lean nhạy thụt lề và chẩn đoán dùng toạ độ dòng:cột), giảm 66% ký tự; 500/500 seed đã bỏ chú thích vẫn biên dịch. Áp dụng như nhau cho mọi chiến lược. Mô hình: Gemini 3.5 Flash-Lite, nhiệt độ 0, seed 42, </w:t>
-      </w:r>
-      <w:r>
-        <w:rPr>
-          <w:rFonts w:ascii="Consolas" w:hAnsi="Consolas"/>
-          <w:sz w:val="22"/>
-        </w:rPr>
-        <w:t>thinking_level=minimal</w:t>
-      </w:r>
-      <w:r>
-        <w:t>.</w:t>
+        <w:t>Mỗi mẫu được thử tối đa k lần trong 300 giây. Vòng lặp dừng khi thành công, hết ngân sách, không còn luật áp dụng hoặc ứng viên lặp lại theo SHA-256, nên không thể lặp vô hạn. Một bản sửa chỉ được tính là thành công khi Lean biên dịch, không dùng sorry, không chứa cấu trúc cấm như admit, axiom, native_decide, và phát biểu định lý trùng bản gốc sau khi chuẩn hoá khoảng trắng. Cách so sánh văn bản này là bảo thủ: có thể đếm thiếu nhưng không đếm thừa.</w:t>
       </w:r>
     </w:p>
     <w:p>
@@ -3670,7 +2847,7 @@
         <w:pStyle w:val="Heading2"/>
       </w:pPr>
       <w:r>
-        <w:t>4.6. Vòng lặp có giới hạn</w:t>
+        <w:t>4.6. Lập lịch, chi phí và độ phức tạp</w:t>
       </w:r>
     </w:p>
     <w:p>
@@ -3679,242 +2856,14 @@
         <w:jc w:val="both"/>
       </w:pPr>
       <w:r>
-        <w:t xml:space="preserve">Với mỗi mẫu: tối đa </w:t>
-      </w:r>
-      <w:r>
-        <w:rPr>
-          <w:i/>
-        </w:rPr>
-        <w:t>k</w:t>
-      </w:r>
-      <w:r>
-        <w:t xml:space="preserve"> lần thử, ngân sách 300 s; mỗi ứng viên được kiểm chứng và kiểm toán; dừng khi thành công, hết ngân sách, không có luật áp dụng (rule-only) hoặc </w:t>
-      </w:r>
-      <w:r>
-        <w:rPr>
-          <w:b/>
-        </w:rPr>
-        <w:t>ứng viên lặp lại</w:t>
-      </w:r>
-      <w:r>
-        <w:t xml:space="preserve"> (so SHA-256) — đảm bảo không lặp vô hạn. Mỗi lần thử ghi một sự kiện (engine, luật, nhãn, trạng thái Lean, lý do kiểm toán, token, độ trễ, mã ứng viên) vào log nén để phát lại.</w:t>
+        <w:t>Pool luồng gán mỗi worker một REPL, hàng đợi FIFO, đo riêng thời gian chờ và thời gian phục vụ. Trước mỗi lần gọi LLM, chi phí xấu nhất được kiểm với trần 8 USD mỗi tháng và 2 đến 3 USD mỗi lần chạy; vượt trần thì từ chối trước khi gọi. Bộ đệm câu trả lời giúp các lần lặp không tốn phí. Với N ứng viên, W worker, số lần thử trung bình k̄, thời gian kiểm chứng v, độ trễ LLM ℓ và tỷ lệ lần thử đi qua LLM p, tổng thời gian xấp xỉ T₀ + N·k̄·(v + p·ℓ)/W, trong đó T₀ là thời gian nạp Mathlib, từ 11 đến 25 giây mỗi worker trên Kaggle. Bộ nhớ tăng gần tuyến tính theo W và giới hạn số worker trên một máy.</w:t>
       </w:r>
     </w:p>
     <w:p>
       <w:pPr>
-        <w:pStyle w:val="Heading2"/>
-      </w:pPr>
-      <w:r>
-        <w:t>4.7. Kiểm toán ngữ nghĩa</w:t>
-      </w:r>
-    </w:p>
-    <w:p>
-      <w:pPr>
-        <w:ind w:firstLine="567"/>
-        <w:jc w:val="both"/>
-      </w:pPr>
-      <w:r>
-        <w:t xml:space="preserve">Thành công ⇔ Lean biên dịch, không </w:t>
-      </w:r>
-      <w:r>
-        <w:rPr>
-          <w:rFonts w:ascii="Consolas" w:hAnsi="Consolas"/>
-          <w:sz w:val="22"/>
-        </w:rPr>
-        <w:t>sorry</w:t>
-      </w:r>
-      <w:r>
-        <w:t>, không cấu trúc cấm (</w:t>
-      </w:r>
-      <w:r>
-        <w:rPr>
-          <w:rFonts w:ascii="Consolas" w:hAnsi="Consolas"/>
-          <w:sz w:val="22"/>
-        </w:rPr>
-        <w:t>sorry</w:t>
-      </w:r>
-      <w:r>
-        <w:t xml:space="preserve">, </w:t>
-      </w:r>
-      <w:r>
-        <w:rPr>
-          <w:rFonts w:ascii="Consolas" w:hAnsi="Consolas"/>
-          <w:sz w:val="22"/>
-        </w:rPr>
-        <w:t>admit</w:t>
-      </w:r>
-      <w:r>
-        <w:t xml:space="preserve">, </w:t>
-      </w:r>
-      <w:r>
-        <w:rPr>
-          <w:rFonts w:ascii="Consolas" w:hAnsi="Consolas"/>
-          <w:sz w:val="22"/>
-        </w:rPr>
-        <w:t>axiom</w:t>
-      </w:r>
-      <w:r>
-        <w:t xml:space="preserve">, </w:t>
-      </w:r>
-      <w:r>
-        <w:rPr>
-          <w:rFonts w:ascii="Consolas" w:hAnsi="Consolas"/>
-          <w:sz w:val="22"/>
-        </w:rPr>
-        <w:t>native_decide</w:t>
-      </w:r>
-      <w:r>
-        <w:t xml:space="preserve">, </w:t>
-      </w:r>
-      <w:r>
-        <w:rPr>
-          <w:rFonts w:ascii="Consolas" w:hAnsi="Consolas"/>
-          <w:sz w:val="22"/>
-        </w:rPr>
-        <w:t>implemented_by</w:t>
-      </w:r>
-      <w:r>
-        <w:t xml:space="preserve">, </w:t>
-      </w:r>
-      <w:r>
-        <w:rPr>
-          <w:rFonts w:ascii="Consolas" w:hAnsi="Consolas"/>
-          <w:sz w:val="22"/>
-        </w:rPr>
-        <w:t>unsafe</w:t>
-      </w:r>
-      <w:r>
-        <w:t>) ngoài chú thích, và phát biểu định lý trùng bản gốc sau chuẩn hoá khoảng trắng. Kiểm tra dạng văn bản là bảo thủ: có thể đếm thiếu, không đếm thừa.</w:t>
-      </w:r>
-    </w:p>
-    <w:p>
-      <w:pPr>
-        <w:pStyle w:val="Heading2"/>
-      </w:pPr>
-      <w:r>
-        <w:t>4.8. Lập lịch và kiểm soát chi phí</w:t>
-      </w:r>
-    </w:p>
-    <w:p>
-      <w:pPr>
-        <w:ind w:firstLine="567"/>
-        <w:jc w:val="both"/>
-      </w:pPr>
-      <w:r>
-        <w:t>Pool luồng, mỗi worker sở hữu một REPL; hàng đợi FIFO; đo riêng thời gian chờ và thời gian phục vụ. Trước mỗi lần gọi LLM trả phí, chi phí xấu nhất được kiểm với trần tháng ($8) và trần lần chạy ($2–3): vượt trần → từ chối trước khi gọi. Sổ chi tiêu ghi mỗi lần gọi; bộ đệm câu trả lời (khoá = băm toàn bộ yêu cầu) giúp các lần lặp không tốn phí.</w:t>
-      </w:r>
-    </w:p>
-    <w:p>
-      <w:pPr>
-        <w:pStyle w:val="Heading2"/>
-      </w:pPr>
-      <w:r>
-        <w:t>4.9. Độ phức tạp</w:t>
-      </w:r>
-    </w:p>
-    <w:p>
-      <w:pPr>
-        <w:ind w:firstLine="567"/>
-        <w:jc w:val="both"/>
-      </w:pPr>
-      <w:r>
-        <w:t xml:space="preserve">Với </w:t>
-      </w:r>
-      <w:r>
-        <w:rPr>
-          <w:i/>
-        </w:rPr>
-        <w:t>N</w:t>
-      </w:r>
-      <w:r>
-        <w:t xml:space="preserve"> ứng viên, </w:t>
-      </w:r>
-      <w:r>
-        <w:rPr>
-          <w:i/>
-        </w:rPr>
-        <w:t>W</w:t>
-      </w:r>
-      <w:r>
-        <w:t xml:space="preserve"> worker, </w:t>
-      </w:r>
-      <w:r>
-        <w:rPr>
-          <w:i/>
-        </w:rPr>
-        <w:t>k̄</w:t>
-      </w:r>
-      <w:r>
-        <w:t xml:space="preserve"> lần thử trung bình, thời gian kiểm chứng </w:t>
-      </w:r>
-      <w:r>
-        <w:rPr>
-          <w:i/>
-        </w:rPr>
-        <w:t>v</w:t>
-      </w:r>
-      <w:r>
-        <w:t xml:space="preserve">, độ trễ LLM </w:t>
-      </w:r>
-      <w:r>
-        <w:rPr>
-          <w:i/>
-        </w:rPr>
-        <w:t>ℓ</w:t>
-      </w:r>
-      <w:r>
-        <w:t xml:space="preserve"> và tỷ lệ lần thử đi qua LLM </w:t>
-      </w:r>
-      <w:r>
-        <w:rPr>
-          <w:i/>
-        </w:rPr>
-        <w:t>p</w:t>
-      </w:r>
-      <w:r>
-        <w:t xml:space="preserve">: thời gian ≈ </w:t>
-      </w:r>
-      <w:r>
-        <w:rPr>
-          <w:i/>
-        </w:rPr>
-        <w:t>T₀</w:t>
-      </w:r>
-      <w:r>
-        <w:t xml:space="preserve"> + </w:t>
-      </w:r>
-      <w:r>
-        <w:rPr>
-          <w:i/>
-        </w:rPr>
-        <w:t>N·k̄·(v + p·ℓ)/W</w:t>
-      </w:r>
-      <w:r>
-        <w:t xml:space="preserve">, với </w:t>
-      </w:r>
-      <w:r>
-        <w:rPr>
-          <w:i/>
-        </w:rPr>
-        <w:t>T₀</w:t>
-      </w:r>
-      <w:r>
-        <w:t xml:space="preserve"> là thời gian nạp Mathlib song song (một lần, 11–25 s/worker trên Kaggle). Bộ nhớ tăng gần tuyến tính theo </w:t>
-      </w:r>
-      <w:r>
-        <w:rPr>
-          <w:i/>
-        </w:rPr>
-        <w:t>W</w:t>
-      </w:r>
-      <w:r>
-        <w:t xml:space="preserve"> (12,6 → 21,1 GB USS từ 1 lên 4 worker) — giới hạn số worker trên một máy.</w:t>
-      </w:r>
-    </w:p>
-    <w:p>
-      <w:pPr>
         <w:pStyle w:val="Heading1"/>
-        <w:pageBreakBefore/>
+        <w:pageBreakBefore w:val="0"/>
+        <w:spacing w:before="360"/>
       </w:pPr>
       <w:r>
         <w:t>CHƯƠNG 5. THIẾT LẬP THỰC NGHIỆM</w:t>
@@ -3925,7 +2874,7 @@
         <w:pStyle w:val="Heading2"/>
       </w:pPr>
       <w:r>
-        <w:t>5.1. Phần cứng</w:t>
+        <w:t>5.1. Môi trường</w:t>
       </w:r>
     </w:p>
     <w:p>
@@ -3934,7 +2883,7 @@
         <w:jc w:val="both"/>
       </w:pPr>
       <w:r>
-        <w:t>Kaggle CPU notebook: Linux x86_64, 4 vCPU, 31,3 GB RAM. Máy phát triển (Apple M1, 16 GB) chỉ dùng cho phát triển và kiểm thử đơn vị: tại đây kiểm chứng nguội mất 63–107 s/tệp và hai worker REPL đẩy swap lên hơn 14 GB.</w:t>
+        <w:t>Thực nghiệm chạy trên Kaggle CPU với Linux x86_64, 4 vCPU và 31,3 GB RAM, dùng Lean 4.35.0, Mathlib v4.35.0, Lean REPL v4.35.0 và Python 3.13. Máy phát triển Apple M1 16 GB chỉ dùng cho phát triển và kiểm thử, vì tại đây hai worker REPL đã đẩy swap lên hơn 14 GB.</w:t>
       </w:r>
     </w:p>
     <w:p>
@@ -3942,7 +2891,7 @@
         <w:pStyle w:val="Heading2"/>
       </w:pPr>
       <w:r>
-        <w:t>5.2. Phần mềm</w:t>
+        <w:t>5.2. Chiến lược và ma trận thí nghiệm</w:t>
       </w:r>
     </w:p>
     <w:p>
@@ -3951,108 +2900,16 @@
         <w:jc w:val="both"/>
       </w:pPr>
       <w:r>
-        <w:t xml:space="preserve">Lean 4.35.0, Mathlib v4.35.0, Lean REPL v4.35.0 (ghim trong </w:t>
-      </w:r>
-      <w:r>
-        <w:rPr>
-          <w:rFonts w:ascii="Consolas" w:hAnsi="Consolas"/>
-          <w:sz w:val="22"/>
-        </w:rPr>
-        <w:t>lean_ws/lake-manifest.json</w:t>
-      </w:r>
-      <w:r>
-        <w:t xml:space="preserve">); Python 3.13 (Kaggle); phiên bản gói ghi trong từng run record và </w:t>
-      </w:r>
-      <w:r>
-        <w:rPr>
-          <w:rFonts w:ascii="Consolas" w:hAnsi="Consolas"/>
-          <w:sz w:val="22"/>
-        </w:rPr>
-        <w:t>requirements-lock.txt</w:t>
-      </w:r>
-      <w:r>
-        <w:t>.</w:t>
+        <w:t>Năm chiến lược gồm không sửa, chỉ luật, blind là baseline bắt buộc, LLM có chẩn đoán, và lai với router. Mọi chiến lược dùng cùng tập hold-out, timeout Lean 60 giây, phần cứng và seed 42.</w:t>
       </w:r>
     </w:p>
     <w:p>
       <w:pPr>
-        <w:pStyle w:val="Heading2"/>
+        <w:pStyle w:val="Caption"/>
+        <w:keepNext/>
       </w:pPr>
       <w:r>
-        <w:t>5.3. Chiến lược</w:t>
-      </w:r>
-    </w:p>
-    <w:p>
-      <w:pPr>
-        <w:ind w:firstLine="567"/>
-        <w:jc w:val="both"/>
-      </w:pPr>
-      <w:r>
-        <w:rPr>
-          <w:rFonts w:ascii="Consolas" w:hAnsi="Consolas"/>
-          <w:sz w:val="22"/>
-        </w:rPr>
-        <w:t>none</w:t>
-      </w:r>
-      <w:r>
-        <w:t xml:space="preserve"> (sàn), </w:t>
-      </w:r>
-      <w:r>
-        <w:rPr>
-          <w:rFonts w:ascii="Consolas" w:hAnsi="Consolas"/>
-          <w:sz w:val="22"/>
-        </w:rPr>
-        <w:t>rule_only</w:t>
-      </w:r>
-      <w:r>
-        <w:t xml:space="preserve">, </w:t>
-      </w:r>
-      <w:r>
-        <w:rPr>
-          <w:rFonts w:ascii="Consolas" w:hAnsi="Consolas"/>
-          <w:sz w:val="22"/>
-        </w:rPr>
-        <w:t>blind</w:t>
-      </w:r>
-      <w:r>
-        <w:t xml:space="preserve"> (baseline bắt buộc), </w:t>
-      </w:r>
-      <w:r>
-        <w:rPr>
-          <w:rFonts w:ascii="Consolas" w:hAnsi="Consolas"/>
-          <w:sz w:val="22"/>
-        </w:rPr>
-        <w:t>llm_only</w:t>
-      </w:r>
-      <w:r>
-        <w:t xml:space="preserve"> (có chẩn đoán), </w:t>
-      </w:r>
-      <w:r>
-        <w:rPr>
-          <w:rFonts w:ascii="Consolas" w:hAnsi="Consolas"/>
-          <w:sz w:val="22"/>
-        </w:rPr>
-        <w:t>hybrid</w:t>
-      </w:r>
-      <w:r>
-        <w:t xml:space="preserve"> (router: lỗi định tuyến luật thử luật trước, còn lại LLM). Mọi chiến lược dùng </w:t>
-      </w:r>
-      <w:r>
-        <w:rPr>
-          <w:b/>
-        </w:rPr>
-        <w:t>cùng tập hold-out, timeout Lean 60 s, phần cứng, seed 42</w:t>
-      </w:r>
-      <w:r>
-        <w:t>.</w:t>
-      </w:r>
-    </w:p>
-    <w:p>
-      <w:pPr>
-        <w:pStyle w:val="Caption"/>
-      </w:pPr>
-      <w:r>
-        <w:t>Bảng 5.1: Ma trận thí nghiệm. Lần lặp 2–3 của cấu hình LLM dùng bộ đệm câu trả lời.</w:t>
+        <w:t>Bảng 5.1: Ma trận thí nghiệm; lần lặp 2 và 3 của cấu hình LLM dùng bộ đệm câu trả lời.</w:t>
       </w:r>
     </w:p>
     <w:tbl>
@@ -4076,6 +2933,7 @@
           </w:tcPr>
           <w:p>
             <w:pPr>
+              <w:keepNext/>
               <w:spacing w:after="0" w:line="240" w:lineRule="auto"/>
             </w:pPr>
             <w:r>
@@ -4094,6 +2952,7 @@
           </w:tcPr>
           <w:p>
             <w:pPr>
+              <w:keepNext/>
               <w:spacing w:after="0" w:line="240" w:lineRule="auto"/>
             </w:pPr>
             <w:r>
@@ -4112,6 +2971,7 @@
           </w:tcPr>
           <w:p>
             <w:pPr>
+              <w:keepNext/>
               <w:spacing w:after="0" w:line="240" w:lineRule="auto"/>
             </w:pPr>
             <w:r>
@@ -4130,6 +2990,7 @@
           </w:tcPr>
           <w:p>
             <w:pPr>
+              <w:keepNext/>
               <w:spacing w:after="0" w:line="240" w:lineRule="auto"/>
             </w:pPr>
             <w:r>
@@ -4149,6 +3010,7 @@
           </w:tcPr>
           <w:p>
             <w:pPr>
+              <w:keepNext/>
               <w:spacing w:after="0" w:line="240" w:lineRule="auto"/>
             </w:pPr>
             <w:r>
@@ -4165,13 +3027,14 @@
           </w:tcPr>
           <w:p>
             <w:pPr>
+              <w:keepNext/>
               <w:spacing w:after="0" w:line="240" w:lineRule="auto"/>
             </w:pPr>
             <w:r>
               <w:rPr>
                 <w:sz w:val="24"/>
               </w:rPr>
-              <w:t>hold-out mức 1K (n=284)</w:t>
+              <w:t>hold-out 1K, 284 mẫu</w:t>
             </w:r>
           </w:p>
         </w:tc>
@@ -4181,13 +3044,14 @@
           </w:tcPr>
           <w:p>
             <w:pPr>
+              <w:keepNext/>
               <w:spacing w:after="0" w:line="240" w:lineRule="auto"/>
             </w:pPr>
             <w:r>
               <w:rPr>
                 <w:sz w:val="24"/>
               </w:rPr>
-              <w:t>blind k=1 vs llm_only k=1</w:t>
+              <w:t>blind k=1, LLM chẩn đoán k=1</w:t>
             </w:r>
           </w:p>
         </w:tc>
@@ -4197,6 +3061,7 @@
           </w:tcPr>
           <w:p>
             <w:pPr>
+              <w:keepNext/>
               <w:spacing w:after="0" w:line="240" w:lineRule="auto"/>
             </w:pPr>
             <w:r>
@@ -4215,6 +3080,7 @@
           </w:tcPr>
           <w:p>
             <w:pPr>
+              <w:keepNext/>
               <w:spacing w:after="0" w:line="240" w:lineRule="auto"/>
             </w:pPr>
             <w:r>
@@ -4231,13 +3097,14 @@
           </w:tcPr>
           <w:p>
             <w:pPr>
+              <w:keepNext/>
               <w:spacing w:after="0" w:line="240" w:lineRule="auto"/>
             </w:pPr>
             <w:r>
               <w:rPr>
                 <w:sz w:val="24"/>
               </w:rPr>
-              <w:t>hold-out mức 1K</w:t>
+              <w:t>hold-out 1K</w:t>
             </w:r>
           </w:p>
         </w:tc>
@@ -4247,13 +3114,14 @@
           </w:tcPr>
           <w:p>
             <w:pPr>
+              <w:keepNext/>
               <w:spacing w:after="0" w:line="240" w:lineRule="auto"/>
             </w:pPr>
             <w:r>
               <w:rPr>
                 <w:sz w:val="24"/>
               </w:rPr>
-              <w:t>none; rule_only k=3; llm_only k=3; hybrid k∈{1,3}</w:t>
+              <w:t>không sửa, chỉ luật k=3, LLM k=3, lai k=1 và 3</w:t>
             </w:r>
           </w:p>
         </w:tc>
@@ -4263,13 +3131,14 @@
           </w:tcPr>
           <w:p>
             <w:pPr>
+              <w:keepNext/>
               <w:spacing w:after="0" w:line="240" w:lineRule="auto"/>
             </w:pPr>
             <w:r>
               <w:rPr>
                 <w:sz w:val="24"/>
               </w:rPr>
-              <w:t>2–3</w:t>
+              <w:t>2 đến 3</w:t>
             </w:r>
           </w:p>
         </w:tc>
@@ -4281,13 +3150,14 @@
           </w:tcPr>
           <w:p>
             <w:pPr>
+              <w:keepNext/>
               <w:spacing w:after="0" w:line="240" w:lineRule="auto"/>
             </w:pPr>
             <w:r>
               <w:rPr>
                 <w:sz w:val="24"/>
               </w:rPr>
-              <w:t>RQ2 – mô hình</w:t>
+              <w:t>RQ2 mô hình</w:t>
             </w:r>
           </w:p>
         </w:tc>
@@ -4297,13 +3167,14 @@
           </w:tcPr>
           <w:p>
             <w:pPr>
+              <w:keepNext/>
               <w:spacing w:after="0" w:line="240" w:lineRule="auto"/>
             </w:pPr>
             <w:r>
               <w:rPr>
                 <w:sz w:val="24"/>
               </w:rPr>
-              <w:t>hold-out mức 1K</w:t>
+              <w:t>hold-out 1K</w:t>
             </w:r>
           </w:p>
         </w:tc>
@@ -4313,13 +3184,14 @@
           </w:tcPr>
           <w:p>
             <w:pPr>
+              <w:keepNext/>
               <w:spacing w:after="0" w:line="240" w:lineRule="auto"/>
             </w:pPr>
             <w:r>
               <w:rPr>
                 <w:sz w:val="24"/>
               </w:rPr>
-              <w:t>llm_only k=1, Gemini 3.6 Flash</w:t>
+              <w:t>LLM chẩn đoán k=1 với Gemini 3.6 Flash</w:t>
             </w:r>
           </w:p>
         </w:tc>
@@ -4329,6 +3201,7 @@
           </w:tcPr>
           <w:p>
             <w:pPr>
+              <w:keepNext/>
               <w:spacing w:after="0" w:line="240" w:lineRule="auto"/>
             </w:pPr>
             <w:r>
@@ -4347,13 +3220,14 @@
           </w:tcPr>
           <w:p>
             <w:pPr>
+              <w:keepNext/>
               <w:spacing w:after="0" w:line="240" w:lineRule="auto"/>
             </w:pPr>
             <w:r>
               <w:rPr>
                 <w:sz w:val="24"/>
               </w:rPr>
-              <w:t>RQ2 – quy mô</w:t>
+              <w:t>RQ2 quy mô</w:t>
             </w:r>
           </w:p>
         </w:tc>
@@ -4363,13 +3237,14 @@
           </w:tcPr>
           <w:p>
             <w:pPr>
+              <w:keepNext/>
               <w:spacing w:after="0" w:line="240" w:lineRule="auto"/>
             </w:pPr>
             <w:r>
               <w:rPr>
                 <w:sz w:val="24"/>
               </w:rPr>
-              <w:t>hold-out mức 10K (n=2.907)</w:t>
+              <w:t>hold-out 10K, 2.907 mẫu</w:t>
             </w:r>
           </w:p>
         </w:tc>
@@ -4379,13 +3254,14 @@
           </w:tcPr>
           <w:p>
             <w:pPr>
+              <w:keepNext/>
               <w:spacing w:after="0" w:line="240" w:lineRule="auto"/>
             </w:pPr>
             <w:r>
               <w:rPr>
                 <w:sz w:val="24"/>
               </w:rPr>
-              <w:t>hybrid k=1</w:t>
+              <w:t>lai k=1</w:t>
             </w:r>
           </w:p>
         </w:tc>
@@ -4395,6 +3271,7 @@
           </w:tcPr>
           <w:p>
             <w:pPr>
+              <w:keepNext/>
               <w:spacing w:after="0" w:line="240" w:lineRule="auto"/>
             </w:pPr>
             <w:r>
@@ -4413,13 +3290,14 @@
           </w:tcPr>
           <w:p>
             <w:pPr>
+              <w:keepNext w:val="0"/>
               <w:spacing w:after="0" w:line="240" w:lineRule="auto"/>
             </w:pPr>
             <w:r>
               <w:rPr>
                 <w:sz w:val="24"/>
               </w:rPr>
-              <w:t>RQ3 (chỉ Lean, $0)</w:t>
+              <w:t>RQ3</w:t>
             </w:r>
           </w:p>
         </w:tc>
@@ -4429,13 +3307,14 @@
           </w:tcPr>
           <w:p>
             <w:pPr>
+              <w:keepNext w:val="0"/>
               <w:spacing w:after="0" w:line="240" w:lineRule="auto"/>
             </w:pPr>
             <w:r>
               <w:rPr>
                 <w:sz w:val="24"/>
               </w:rPr>
-              <w:t>100 / 1K / 10K</w:t>
+              <w:t>100, 1K, 10K</w:t>
             </w:r>
           </w:p>
         </w:tc>
@@ -4445,13 +3324,14 @@
           </w:tcPr>
           <w:p>
             <w:pPr>
+              <w:keepNext w:val="0"/>
               <w:spacing w:after="0" w:line="240" w:lineRule="auto"/>
             </w:pPr>
             <w:r>
               <w:rPr>
                 <w:sz w:val="24"/>
               </w:rPr>
-              <w:t>rule_only k=1 × 1/2/4 worker</w:t>
+              <w:t>chỉ luật k=1 với 1, 2, 4 worker</w:t>
             </w:r>
           </w:p>
         </w:tc>
@@ -4461,6 +3341,7 @@
           </w:tcPr>
           <w:p>
             <w:pPr>
+              <w:keepNext w:val="0"/>
               <w:spacing w:after="0" w:line="240" w:lineRule="auto"/>
             </w:pPr>
             <w:r>
@@ -4483,7 +3364,7 @@
         <w:pStyle w:val="Heading2"/>
       </w:pPr>
       <w:r>
-        <w:t>5.4. Chỉ số</w:t>
+        <w:t>5.3. Chỉ số và tái lập</w:t>
       </w:r>
     </w:p>
     <w:p>
@@ -4492,94 +3373,14 @@
         <w:jc w:val="both"/>
       </w:pPr>
       <w:r>
-        <w:rPr>
-          <w:i/>
-        </w:rPr>
-        <w:t>Chính:</w:t>
-      </w:r>
-      <w:r>
-        <w:t xml:space="preserve"> tỷ lệ sửa thành công đã kiểm toán (RQ1/RQ2) và thông lượng ổn định (RQ3). </w:t>
-      </w:r>
-      <w:r>
-        <w:rPr>
-          <w:i/>
-        </w:rPr>
-        <w:t>Phụ:</w:t>
-      </w:r>
-      <w:r>
-        <w:t xml:space="preserve"> tỷ lệ biên dịch, số lần thử/mẫu, token/thành công, chi phí USD theo token (định giá mọi lần gọi kể cả lấy từ bộ đệm, để so sánh công bằng giữa cấu hình), thời gian phục vụ P50/P95, thời gian chờ P95, bộ nhớ đỉnh USS. Thông lượng ổn định loại trừ thời gian nạp Mathlib của worker. Kết quả lặp báo cáo </w:t>
-      </w:r>
-      <w:r>
-        <w:rPr>
-          <w:b/>
-        </w:rPr>
-        <w:t>trung vị [min–max]</w:t>
-      </w:r>
-      <w:r>
-        <w:t>. Giá: Flash-Lite $0,30/$2,50 và Flash 3.6 $0,75/$3,75 mỗi triệu token vào/ra.</w:t>
+        <w:t>Chỉ số chính là tỷ lệ sửa thành công đã kiểm toán cho RQ1, RQ2 và thông lượng ổn định cho RQ3. Chỉ số phụ gồm tỷ lệ biên dịch, số lần thử mỗi mẫu, chi phí USD định giá theo token, thời gian phục vụ P50 và P95, thời gian chờ và bộ nhớ đỉnh USS. Thông lượng ổn định loại trừ thời gian nạp Mathlib. Kết quả lặp được báo cáo bằng trung vị và khoảng min đến max. Mỗi lần chạy ghi một run record bất biến gồm commit, phiên bản dữ liệu kèm checksum, máy, phần mềm, tham số, seed, timeout, chỉ số và trạng thái, cùng log từng mẫu để phát lại. Mọi hình và bảng được sinh bằng script từ dữ liệu thô.</w:t>
       </w:r>
     </w:p>
     <w:p>
       <w:pPr>
-        <w:pStyle w:val="Heading2"/>
-      </w:pPr>
-      <w:r>
-        <w:t>5.5. Tái lập</w:t>
-      </w:r>
-    </w:p>
-    <w:p>
-      <w:pPr>
-        <w:ind w:firstLine="567"/>
-        <w:jc w:val="both"/>
-      </w:pPr>
-      <w:r>
-        <w:t xml:space="preserve">Mỗi lần chạy ghi </w:t>
-      </w:r>
-      <w:r>
-        <w:rPr>
-          <w:rFonts w:ascii="Consolas" w:hAnsi="Consolas"/>
-          <w:sz w:val="22"/>
-        </w:rPr>
-        <w:t>results/raw/run_&lt;run_id&gt;.json</w:t>
-      </w:r>
-      <w:r>
-        <w:t xml:space="preserve"> (commit, phiên bản dữ liệu kèm checksum, máy, phần mềm, tham số, seed, timeout, chỉ số, trạng thái) và log từng mẫu </w:t>
-      </w:r>
-      <w:r>
-        <w:rPr>
-          <w:rFonts w:ascii="Consolas" w:hAnsi="Consolas"/>
-          <w:sz w:val="22"/>
-        </w:rPr>
-        <w:t>results/raw/logs/&lt;run_id&gt;.jsonl.gz</w:t>
-      </w:r>
-      <w:r>
-        <w:t xml:space="preserve">. Hình và bảng sinh bằng </w:t>
-      </w:r>
-      <w:r>
-        <w:rPr>
-          <w:rFonts w:ascii="Consolas" w:hAnsi="Consolas"/>
-          <w:sz w:val="22"/>
-        </w:rPr>
-        <w:t>scripts/generate_figures.py</w:t>
-      </w:r>
-      <w:r>
-        <w:t xml:space="preserve"> và </w:t>
-      </w:r>
-      <w:r>
-        <w:rPr>
-          <w:rFonts w:ascii="Consolas" w:hAnsi="Consolas"/>
-          <w:sz w:val="22"/>
-        </w:rPr>
-        <w:t>scripts/analyze_failures.py</w:t>
-      </w:r>
-      <w:r>
-        <w:t>. Lệnh tái lập: Phụ lục C.</w:t>
-      </w:r>
-    </w:p>
-    <w:p>
-      <w:pPr>
         <w:pStyle w:val="Heading1"/>
-        <w:pageBreakBefore/>
+        <w:pageBreakBefore w:val="0"/>
+        <w:spacing w:before="360"/>
       </w:pPr>
       <w:r>
         <w:t>CHƯƠNG 6. KẾT QUẢ</w:t>
@@ -4590,262 +3391,33 @@
         <w:pStyle w:val="Heading2"/>
       </w:pPr>
       <w:r>
-        <w:t>6.1. Chi phí kiểm chứng: khởi động nguội là nút thắt đầu tiên</w:t>
+        <w:t>6.1. Khởi động nguội là nút thắt đầu tiên</w:t>
       </w:r>
     </w:p>
     <w:p>
       <w:pPr>
-        <w:pStyle w:val="Caption"/>
+        <w:ind w:firstLine="567"/>
+        <w:jc w:val="both"/>
       </w:pPr>
       <w:r>
-        <w:t>Bảng 6.1: Gần như toàn bộ chi phí nằm ở khởi động; tái sử dụng worker giảm 3–4 bậc độ lớn.</w:t>
-      </w:r>
-    </w:p>
-    <w:tbl>
-      <w:tblPr>
-        <w:tblStyle w:val="TableGrid"/>
-        <w:tblW w:type="auto" w:w="0"/>
-        <w:jc w:val="center"/>
-        <w:tblLook w:firstColumn="1" w:firstRow="1" w:lastColumn="0" w:lastRow="0" w:noHBand="0" w:noVBand="1" w:val="04A0"/>
-      </w:tblPr>
-      <w:tblGrid>
-        <w:gridCol w:w="2835"/>
-        <w:gridCol w:w="2835"/>
-        <w:gridCol w:w="2835"/>
-      </w:tblGrid>
-      <w:tr>
-        <w:tc>
-          <w:tcPr>
-            <w:tcW w:type="dxa" w:w="2835"/>
-            <w:shd w:val="clear" w:color="auto" w:fill="E8EEF6"/>
-          </w:tcPr>
-          <w:p>
-            <w:pPr>
-              <w:spacing w:after="0" w:line="240" w:lineRule="auto"/>
-            </w:pPr>
-            <w:r>
-              <w:rPr>
-                <w:b/>
-                <w:sz w:val="24"/>
-              </w:rPr>
-              <w:t>Cách kiểm chứng</w:t>
-            </w:r>
-          </w:p>
-        </w:tc>
-        <w:tc>
-          <w:tcPr>
-            <w:tcW w:type="dxa" w:w="2835"/>
-            <w:shd w:val="clear" w:color="auto" w:fill="E8EEF6"/>
-          </w:tcPr>
-          <w:p>
-            <w:pPr>
-              <w:spacing w:after="0" w:line="240" w:lineRule="auto"/>
-            </w:pPr>
-            <w:r>
-              <w:rPr>
-                <w:b/>
-                <w:sz w:val="24"/>
-              </w:rPr>
-              <w:t>Thời gian / định lý</w:t>
-            </w:r>
-          </w:p>
-        </w:tc>
-        <w:tc>
-          <w:tcPr>
-            <w:tcW w:type="dxa" w:w="2835"/>
-            <w:shd w:val="clear" w:color="auto" w:fill="E8EEF6"/>
-          </w:tcPr>
-          <w:p>
-            <w:pPr>
-              <w:spacing w:after="0" w:line="240" w:lineRule="auto"/>
-            </w:pPr>
-            <w:r>
-              <w:rPr>
-                <w:b/>
-                <w:sz w:val="24"/>
-              </w:rPr>
-              <w:t>Bộ nhớ</w:t>
-            </w:r>
-          </w:p>
-        </w:tc>
-      </w:tr>
-      <w:tr>
-        <w:tc>
-          <w:tcPr>
-            <w:tcW w:type="dxa" w:w="2835"/>
-          </w:tcPr>
-          <w:p>
-            <w:pPr>
-              <w:spacing w:after="0" w:line="240" w:lineRule="auto"/>
-            </w:pPr>
-            <w:r>
-              <w:rPr>
-                <w:rFonts w:ascii="Consolas" w:hAnsi="Consolas"/>
-                <w:sz w:val="20"/>
-              </w:rPr>
-              <w:t>lake env lean</w:t>
-            </w:r>
-            <w:r>
-              <w:rPr>
-                <w:sz w:val="24"/>
-              </w:rPr>
-              <w:t xml:space="preserve"> mỗi tệp (nguội, M1 16 GB)</w:t>
-            </w:r>
-          </w:p>
-        </w:tc>
-        <w:tc>
-          <w:tcPr>
-            <w:tcW w:type="dxa" w:w="2835"/>
-          </w:tcPr>
-          <w:p>
-            <w:pPr>
-              <w:spacing w:after="0" w:line="240" w:lineRule="auto"/>
-            </w:pPr>
-            <w:r>
-              <w:rPr>
-                <w:sz w:val="24"/>
-              </w:rPr>
-              <w:t>63–107 s</w:t>
-            </w:r>
-          </w:p>
-        </w:tc>
-        <w:tc>
-          <w:tcPr>
-            <w:tcW w:type="dxa" w:w="2835"/>
-          </w:tcPr>
-          <w:p>
-            <w:pPr>
-              <w:spacing w:after="0" w:line="240" w:lineRule="auto"/>
-            </w:pPr>
-            <w:r>
-              <w:rPr>
-                <w:sz w:val="24"/>
-              </w:rPr>
-              <w:t>~3,5 GB mỗi lần</w:t>
-            </w:r>
-          </w:p>
-        </w:tc>
-      </w:tr>
-      <w:tr>
-        <w:tc>
-          <w:tcPr>
-            <w:tcW w:type="dxa" w:w="2835"/>
-          </w:tcPr>
-          <w:p>
-            <w:pPr>
-              <w:spacing w:after="0" w:line="240" w:lineRule="auto"/>
-            </w:pPr>
-            <w:r>
-              <w:rPr>
-                <w:sz w:val="24"/>
-              </w:rPr>
-              <w:t>REPL thường trú (M1, sau khi nạp Mathlib ~107 s)</w:t>
-            </w:r>
-          </w:p>
-        </w:tc>
-        <w:tc>
-          <w:tcPr>
-            <w:tcW w:type="dxa" w:w="2835"/>
-          </w:tcPr>
-          <w:p>
-            <w:pPr>
-              <w:spacing w:after="0" w:line="240" w:lineRule="auto"/>
-            </w:pPr>
-            <w:r>
-              <w:rPr>
-                <w:sz w:val="24"/>
-              </w:rPr>
-              <w:t>P50 3 ms · P95 23 ms</w:t>
-            </w:r>
-          </w:p>
-        </w:tc>
-        <w:tc>
-          <w:tcPr>
-            <w:tcW w:type="dxa" w:w="2835"/>
-          </w:tcPr>
-          <w:p>
-            <w:pPr>
-              <w:spacing w:after="0" w:line="240" w:lineRule="auto"/>
-            </w:pPr>
-            <w:r>
-              <w:rPr>
-                <w:sz w:val="24"/>
-              </w:rPr>
-              <w:t>~3,5 GB / worker</w:t>
-            </w:r>
-          </w:p>
-        </w:tc>
-      </w:tr>
-      <w:tr>
-        <w:tc>
-          <w:tcPr>
-            <w:tcW w:type="dxa" w:w="2835"/>
-          </w:tcPr>
-          <w:p>
-            <w:pPr>
-              <w:spacing w:after="0" w:line="240" w:lineRule="auto"/>
-            </w:pPr>
-            <w:r>
-              <w:rPr>
-                <w:sz w:val="24"/>
-              </w:rPr>
-              <w:t>REPL thường trú (Kaggle, nạp Mathlib 11–25 s/worker)</w:t>
-            </w:r>
-          </w:p>
-        </w:tc>
-        <w:tc>
-          <w:tcPr>
-            <w:tcW w:type="dxa" w:w="2835"/>
-          </w:tcPr>
-          <w:p>
-            <w:pPr>
-              <w:spacing w:after="0" w:line="240" w:lineRule="auto"/>
-            </w:pPr>
-            <w:r>
-              <w:rPr>
-                <w:sz w:val="24"/>
-              </w:rPr>
-              <w:t>sinh dữ liệu: P50 70 ms · P95 2,1 s</w:t>
-            </w:r>
-          </w:p>
-        </w:tc>
-        <w:tc>
-          <w:tcPr>
-            <w:tcW w:type="dxa" w:w="2835"/>
-          </w:tcPr>
-          <w:p>
-            <w:pPr>
-              <w:spacing w:after="0" w:line="240" w:lineRule="auto"/>
-            </w:pPr>
-            <w:r>
-              <w:rPr>
-                <w:sz w:val="24"/>
-              </w:rPr>
-              <w:t>—</w:t>
-            </w:r>
-          </w:p>
-        </w:tc>
-      </w:tr>
-    </w:tbl>
-    <w:p>
-      <w:pPr>
-        <w:spacing w:after="0"/>
-      </w:pPr>
-    </w:p>
-    <w:p>
-      <w:pPr>
-        <w:pStyle w:val="Heading2"/>
-      </w:pPr>
-      <w:r>
-        <w:t>6.2. RQ1 — Thông báo lỗi có cấu trúc</w:t>
+        <w:t>Trên máy phát triển, kiểm chứng một tệp bằng lake env lean mất 63 đến 107 giây vì phải nạp Mathlib. Với REPL thường trú, sau một lần nạp khoảng 107 giây, mỗi định lý chỉ mất 3 ms ở P50 và 23 ms ở P95, nhanh hơn ba đến bốn bậc độ lớn. Trên Kaggle, mỗi worker nạp Mathlib trong 11 đến 25 giây và việc sinh dữ liệu đạt P50 70 ms, P95 2,1 giây mỗi mẫu.</w:t>
       </w:r>
     </w:p>
     <w:p>
       <w:pPr>
+        <w:pStyle w:val="Heading2"/>
+      </w:pPr>
+      <w:r>
+        <w:t>6.2. RQ1: thông báo lỗi có cấu trúc</w:t>
+      </w:r>
+    </w:p>
+    <w:p>
+      <w:pPr>
         <w:pStyle w:val="Caption"/>
+        <w:keepNext/>
       </w:pPr>
       <w:r>
-        <w:t>Bảng 6.2: 1K hold-out, n=284, 3 lần lặp, Gemini 3.5 Flash-Lite.</w:t>
+        <w:t>Bảng 6.1: RQ1 trên 284 mẫu hold-out, ba lần lặp, Gemini 3.5 Flash-Lite.</w:t>
       </w:r>
     </w:p>
     <w:tbl>
@@ -4870,6 +3442,7 @@
           </w:tcPr>
           <w:p>
             <w:pPr>
+              <w:keepNext/>
               <w:spacing w:after="0" w:line="240" w:lineRule="auto"/>
             </w:pPr>
             <w:r>
@@ -4877,7 +3450,7 @@
                 <w:b/>
                 <w:sz w:val="24"/>
               </w:rPr>
-              <w:t>Chiến lược (k=1)</w:t>
+              <w:t>Chiến lược, k=1</w:t>
             </w:r>
           </w:p>
         </w:tc>
@@ -4888,6 +3461,7 @@
           </w:tcPr>
           <w:p>
             <w:pPr>
+              <w:keepNext/>
               <w:spacing w:after="0" w:line="240" w:lineRule="auto"/>
             </w:pPr>
             <w:r>
@@ -4906,6 +3480,7 @@
           </w:tcPr>
           <w:p>
             <w:pPr>
+              <w:keepNext/>
               <w:spacing w:after="0" w:line="240" w:lineRule="auto"/>
             </w:pPr>
             <w:r>
@@ -4924,6 +3499,7 @@
           </w:tcPr>
           <w:p>
             <w:pPr>
+              <w:keepNext/>
               <w:spacing w:after="0" w:line="240" w:lineRule="auto"/>
             </w:pPr>
             <w:r>
@@ -4942,6 +3518,7 @@
           </w:tcPr>
           <w:p>
             <w:pPr>
+              <w:keepNext/>
               <w:spacing w:after="0" w:line="240" w:lineRule="auto"/>
             </w:pPr>
             <w:r>
@@ -4949,7 +3526,7 @@
                 <w:b/>
                 <w:sz w:val="24"/>
               </w:rPr>
-              <w:t>$/1.000 mẫu</w:t>
+              <w:t>USD/1.000 mẫu</w:t>
             </w:r>
           </w:p>
         </w:tc>
@@ -4961,13 +3538,14 @@
           </w:tcPr>
           <w:p>
             <w:pPr>
+              <w:keepNext/>
               <w:spacing w:after="0" w:line="240" w:lineRule="auto"/>
             </w:pPr>
             <w:r>
               <w:rPr>
                 <w:sz w:val="24"/>
               </w:rPr>
-              <w:t>Blind retry (baseline)</w:t>
+              <w:t>Blind, baseline</w:t>
             </w:r>
           </w:p>
         </w:tc>
@@ -4977,20 +3555,31 @@
           </w:tcPr>
           <w:p>
             <w:pPr>
-              <w:spacing w:after="0" w:line="240" w:lineRule="auto"/>
-            </w:pPr>
-            <w:r>
-              <w:rPr>
-                <w:b/>
+              <w:keepNext/>
+              <w:spacing w:after="0" w:line="240" w:lineRule="auto"/>
+            </w:pPr>
+            <w:r>
+              <w:rPr>
                 <w:sz w:val="24"/>
               </w:rPr>
               <w:t>31,7%</w:t>
             </w:r>
+          </w:p>
+        </w:tc>
+        <w:tc>
+          <w:tcPr>
+            <w:tcW w:type="dxa" w:w="1701"/>
+          </w:tcPr>
+          <w:p>
+            <w:pPr>
+              <w:keepNext/>
+              <w:spacing w:after="0" w:line="240" w:lineRule="auto"/>
+            </w:pPr>
             <w:r>
               <w:rPr>
                 <w:sz w:val="24"/>
               </w:rPr>
-              <w:t xml:space="preserve"> [31,3–32,0]</w:t>
+              <w:t>34,9%</w:t>
             </w:r>
           </w:p>
         </w:tc>
@@ -5000,13 +3589,14 @@
           </w:tcPr>
           <w:p>
             <w:pPr>
+              <w:keepNext/>
               <w:spacing w:after="0" w:line="240" w:lineRule="auto"/>
             </w:pPr>
             <w:r>
               <w:rPr>
                 <w:sz w:val="24"/>
               </w:rPr>
-              <w:t>34,9%</w:t>
+              <w:t>319 / 783</w:t>
             </w:r>
           </w:p>
         </w:tc>
@@ -5016,22 +3606,7 @@
           </w:tcPr>
           <w:p>
             <w:pPr>
-              <w:spacing w:after="0" w:line="240" w:lineRule="auto"/>
-            </w:pPr>
-            <w:r>
-              <w:rPr>
-                <w:sz w:val="24"/>
-              </w:rPr>
-              <w:t>319 / 783</w:t>
-            </w:r>
-          </w:p>
-        </w:tc>
-        <w:tc>
-          <w:tcPr>
-            <w:tcW w:type="dxa" w:w="1701"/>
-          </w:tcPr>
-          <w:p>
-            <w:pPr>
+              <w:keepNext/>
               <w:spacing w:after="0" w:line="240" w:lineRule="auto"/>
             </w:pPr>
             <w:r>
@@ -5050,13 +3625,14 @@
           </w:tcPr>
           <w:p>
             <w:pPr>
+              <w:keepNext w:val="0"/>
               <w:spacing w:after="0" w:line="240" w:lineRule="auto"/>
             </w:pPr>
             <w:r>
               <w:rPr>
                 <w:sz w:val="24"/>
               </w:rPr>
-              <w:t>LLM + chẩn đoán</w:t>
+              <w:t>LLM có chẩn đoán</w:t>
             </w:r>
           </w:p>
         </w:tc>
@@ -5066,20 +3642,31 @@
           </w:tcPr>
           <w:p>
             <w:pPr>
-              <w:spacing w:after="0" w:line="240" w:lineRule="auto"/>
-            </w:pPr>
-            <w:r>
-              <w:rPr>
-                <w:b/>
+              <w:keepNext w:val="0"/>
+              <w:spacing w:after="0" w:line="240" w:lineRule="auto"/>
+            </w:pPr>
+            <w:r>
+              <w:rPr>
                 <w:sz w:val="24"/>
               </w:rPr>
               <w:t>53,9%</w:t>
             </w:r>
+          </w:p>
+        </w:tc>
+        <w:tc>
+          <w:tcPr>
+            <w:tcW w:type="dxa" w:w="1701"/>
+          </w:tcPr>
+          <w:p>
+            <w:pPr>
+              <w:keepNext w:val="0"/>
+              <w:spacing w:after="0" w:line="240" w:lineRule="auto"/>
+            </w:pPr>
             <w:r>
               <w:rPr>
                 <w:sz w:val="24"/>
               </w:rPr>
-              <w:t xml:space="preserve"> [53,9–53,9]</w:t>
+              <w:t>59,2%</w:t>
             </w:r>
           </w:p>
         </w:tc>
@@ -5089,13 +3676,14 @@
           </w:tcPr>
           <w:p>
             <w:pPr>
+              <w:keepNext w:val="0"/>
               <w:spacing w:after="0" w:line="240" w:lineRule="auto"/>
             </w:pPr>
             <w:r>
               <w:rPr>
                 <w:sz w:val="24"/>
               </w:rPr>
-              <w:t>59,2%</w:t>
+              <w:t>535 / 389</w:t>
             </w:r>
           </w:p>
         </w:tc>
@@ -5105,22 +3693,7 @@
           </w:tcPr>
           <w:p>
             <w:pPr>
-              <w:spacing w:after="0" w:line="240" w:lineRule="auto"/>
-            </w:pPr>
-            <w:r>
-              <w:rPr>
-                <w:sz w:val="24"/>
-              </w:rPr>
-              <w:t>535 / 389</w:t>
-            </w:r>
-          </w:p>
-        </w:tc>
-        <w:tc>
-          <w:tcPr>
-            <w:tcW w:type="dxa" w:w="1701"/>
-          </w:tcPr>
-          <w:p>
-            <w:pPr>
+              <w:keepNext w:val="0"/>
               <w:spacing w:after="0" w:line="240" w:lineRule="auto"/>
             </w:pPr>
             <w:r>
@@ -5144,35 +3717,18 @@
         <w:jc w:val="both"/>
       </w:pPr>
       <w:r>
-        <w:t xml:space="preserve">Tiêm chẩn đoán tăng </w:t>
-      </w:r>
-      <w:r>
-        <w:rPr>
-          <w:b/>
-        </w:rPr>
-        <w:t>22,2 điểm %</w:t>
-      </w:r>
-      <w:r>
-        <w:t xml:space="preserve"> tỷ lệ thành công đã kiểm toán và </w:t>
-      </w:r>
-      <w:r>
-        <w:rPr>
-          <w:b/>
-        </w:rPr>
-        <w:t>giảm 45% chi phí</w:t>
-      </w:r>
-      <w:r>
-        <w:t>: dù prompt dài hơn 68%, câu trả lời ngắn hơn một nửa — mô hình sửa cục bộ thay vì viết lại toàn bộ tệp. Lợi ích lớn nhất ở lỗi có thông báo đặc hiệu: SYN_01 47% → 85%, TMO_05 10% → 69%, IMP_02 3% → 34% (Hình 6.1).</w:t>
+        <w:t>Tiêm chẩn đoán tăng 22,2 điểm phần trăm tỷ lệ thành công đã kiểm toán và giảm 45% chi phí. Prompt dài hơn 68% nhưng câu trả lời ngắn bằng một nửa, vì mô hình sửa cục bộ thay vì viết lại cả tệp, trong khi token đầu ra đắt gấp 8,3 lần token đầu vào. Lợi ích lớn nhất ở các lỗi có thông báo đặc hiệu: SYN_01 tăng từ 47% lên 85%, TMO_05 từ 10% lên 69%, IMP_02 từ 3% lên 34%, như ở Hình 6.1.</w:t>
       </w:r>
     </w:p>
     <w:p>
       <w:pPr>
+        <w:keepNext/>
         <w:jc w:val="center"/>
       </w:pPr>
       <w:r>
         <w:drawing>
           <wp:inline xmlns:a="http://schemas.openxmlformats.org/drawingml/2006/main" xmlns:pic="http://schemas.openxmlformats.org/drawingml/2006/picture">
-            <wp:extent cx="5040000" cy="2787176"/>
+            <wp:extent cx="3960000" cy="2217192"/>
             <wp:docPr id="1216632307" name="Picture 1216632307"/>
             <wp:cNvGraphicFramePr>
               <a:graphicFrameLocks noChangeAspect="1"/>
@@ -5193,7 +3749,7 @@
                   <pic:spPr>
                     <a:xfrm>
                       <a:off x="0" y="0"/>
-                      <a:ext cx="5040000" cy="2787176"/>
+                      <a:ext cx="3960000" cy="2217192"/>
                     </a:xfrm>
                     <a:prstGeom prst="rect"/>
                   </pic:spPr>
@@ -5207,9 +3763,10 @@
     <w:p>
       <w:pPr>
         <w:pStyle w:val="Caption"/>
+        <w:keepNext w:val="0"/>
       </w:pPr>
       <w:r>
-        <w:t>Hình 6.1: Tỷ lệ sửa thành công (%) theo nhóm lỗi và chiến lược, 1K hold-out.</w:t>
+        <w:t>Hình 6: 1. Tỷ lệ sửa thành công theo nhóm lỗi và chiến lược trên hold-out 1K.</w:t>
       </w:r>
     </w:p>
     <w:p>
@@ -5217,15 +3774,16 @@
         <w:pStyle w:val="Heading2"/>
       </w:pPr>
       <w:r>
-        <w:t>6.3. RQ2 — Định tuyến, ngân sách thử lại và mô hình</w:t>
+        <w:t>6.3. RQ2: định tuyến, ngân sách thử lại và mô hình</w:t>
       </w:r>
     </w:p>
     <w:p>
       <w:pPr>
         <w:pStyle w:val="Caption"/>
+        <w:keepNext/>
       </w:pPr>
       <w:r>
-        <w:t>Bảng 6.3: Ablation trên 1K hold-out (trung vị của 2–3 lần lặp; spread ≤ 0,7 điểm %).</w:t>
+        <w:t>Bảng 6.2: Ablation trên hold-out 1K, trung vị hai đến ba lần lặp, chênh lệch giữa các lần không quá 0,7 điểm.</w:t>
       </w:r>
     </w:p>
     <w:tbl>
@@ -5252,6 +3810,7 @@
           </w:tcPr>
           <w:p>
             <w:pPr>
+              <w:keepNext/>
               <w:spacing w:after="0" w:line="240" w:lineRule="auto"/>
             </w:pPr>
             <w:r>
@@ -5270,6 +3829,7 @@
           </w:tcPr>
           <w:p>
             <w:pPr>
+              <w:keepNext/>
               <w:spacing w:after="0" w:line="240" w:lineRule="auto"/>
             </w:pPr>
             <w:r>
@@ -5288,6 +3848,7 @@
           </w:tcPr>
           <w:p>
             <w:pPr>
+              <w:keepNext/>
               <w:spacing w:after="0" w:line="240" w:lineRule="auto"/>
             </w:pPr>
             <w:r>
@@ -5306,6 +3867,7 @@
           </w:tcPr>
           <w:p>
             <w:pPr>
+              <w:keepNext/>
               <w:spacing w:after="0" w:line="240" w:lineRule="auto"/>
             </w:pPr>
             <w:r>
@@ -5324,6 +3886,7 @@
           </w:tcPr>
           <w:p>
             <w:pPr>
+              <w:keepNext/>
               <w:spacing w:after="0" w:line="240" w:lineRule="auto"/>
             </w:pPr>
             <w:r>
@@ -5342,6 +3905,7 @@
           </w:tcPr>
           <w:p>
             <w:pPr>
+              <w:keepNext/>
               <w:spacing w:after="0" w:line="240" w:lineRule="auto"/>
             </w:pPr>
             <w:r>
@@ -5349,7 +3913,7 @@
                 <w:b/>
                 <w:sz w:val="22"/>
               </w:rPr>
-              <w:t>$/1.000 mẫu</w:t>
+              <w:t>USD/1.000 mẫu</w:t>
             </w:r>
           </w:p>
         </w:tc>
@@ -5360,6 +3924,7 @@
           </w:tcPr>
           <w:p>
             <w:pPr>
+              <w:keepNext/>
               <w:spacing w:after="0" w:line="240" w:lineRule="auto"/>
             </w:pPr>
             <w:r>
@@ -5379,6 +3944,7 @@
           </w:tcPr>
           <w:p>
             <w:pPr>
+              <w:keepNext/>
               <w:spacing w:after="0" w:line="240" w:lineRule="auto"/>
             </w:pPr>
             <w:r>
@@ -5395,6 +3961,7 @@
           </w:tcPr>
           <w:p>
             <w:pPr>
+              <w:keepNext/>
               <w:spacing w:after="0" w:line="240" w:lineRule="auto"/>
             </w:pPr>
             <w:r>
@@ -5411,6 +3978,7 @@
           </w:tcPr>
           <w:p>
             <w:pPr>
+              <w:keepNext/>
               <w:spacing w:after="0" w:line="240" w:lineRule="auto"/>
             </w:pPr>
             <w:r>
@@ -5427,6 +3995,7 @@
           </w:tcPr>
           <w:p>
             <w:pPr>
+              <w:keepNext/>
               <w:spacing w:after="0" w:line="240" w:lineRule="auto"/>
             </w:pPr>
             <w:r>
@@ -5443,6 +4012,7 @@
           </w:tcPr>
           <w:p>
             <w:pPr>
+              <w:keepNext/>
               <w:spacing w:after="0" w:line="240" w:lineRule="auto"/>
             </w:pPr>
             <w:r>
@@ -5459,6 +4029,7 @@
           </w:tcPr>
           <w:p>
             <w:pPr>
+              <w:keepNext/>
               <w:spacing w:after="0" w:line="240" w:lineRule="auto"/>
             </w:pPr>
             <w:r>
@@ -5475,13 +4046,14 @@
           </w:tcPr>
           <w:p>
             <w:pPr>
+              <w:keepNext/>
               <w:spacing w:after="0" w:line="240" w:lineRule="auto"/>
             </w:pPr>
             <w:r>
               <w:rPr>
                 <w:sz w:val="22"/>
               </w:rPr>
-              <w:t>—</w:t>
+              <w:t>không áp dụng</w:t>
             </w:r>
           </w:p>
         </w:tc>
@@ -5493,13 +4065,14 @@
           </w:tcPr>
           <w:p>
             <w:pPr>
+              <w:keepNext/>
               <w:spacing w:after="0" w:line="240" w:lineRule="auto"/>
             </w:pPr>
             <w:r>
               <w:rPr>
                 <w:sz w:val="22"/>
               </w:rPr>
-              <w:t>Rule-only</w:t>
+              <w:t>Chỉ luật</w:t>
             </w:r>
           </w:p>
         </w:tc>
@@ -5509,6 +4082,7 @@
           </w:tcPr>
           <w:p>
             <w:pPr>
+              <w:keepNext/>
               <w:spacing w:after="0" w:line="240" w:lineRule="auto"/>
             </w:pPr>
             <w:r>
@@ -5525,6 +4099,7 @@
           </w:tcPr>
           <w:p>
             <w:pPr>
+              <w:keepNext/>
               <w:spacing w:after="0" w:line="240" w:lineRule="auto"/>
             </w:pPr>
             <w:r>
@@ -5541,6 +4116,7 @@
           </w:tcPr>
           <w:p>
             <w:pPr>
+              <w:keepNext/>
               <w:spacing w:after="0" w:line="240" w:lineRule="auto"/>
             </w:pPr>
             <w:r>
@@ -5557,6 +4133,7 @@
           </w:tcPr>
           <w:p>
             <w:pPr>
+              <w:keepNext/>
               <w:spacing w:after="0" w:line="240" w:lineRule="auto"/>
             </w:pPr>
             <w:r>
@@ -5573,6 +4150,7 @@
           </w:tcPr>
           <w:p>
             <w:pPr>
+              <w:keepNext/>
               <w:spacing w:after="0" w:line="240" w:lineRule="auto"/>
             </w:pPr>
             <w:r>
@@ -5589,6 +4167,7 @@
           </w:tcPr>
           <w:p>
             <w:pPr>
+              <w:keepNext/>
               <w:spacing w:after="0" w:line="240" w:lineRule="auto"/>
             </w:pPr>
             <w:r>
@@ -5607,13 +4186,14 @@
           </w:tcPr>
           <w:p>
             <w:pPr>
+              <w:keepNext/>
               <w:spacing w:after="0" w:line="240" w:lineRule="auto"/>
             </w:pPr>
             <w:r>
               <w:rPr>
                 <w:sz w:val="22"/>
               </w:rPr>
-              <w:t>Hybrid</w:t>
+              <w:t>Lai</w:t>
             </w:r>
           </w:p>
         </w:tc>
@@ -5623,6 +4203,7 @@
           </w:tcPr>
           <w:p>
             <w:pPr>
+              <w:keepNext/>
               <w:spacing w:after="0" w:line="240" w:lineRule="auto"/>
             </w:pPr>
             <w:r>
@@ -5639,6 +4220,7 @@
           </w:tcPr>
           <w:p>
             <w:pPr>
+              <w:keepNext/>
               <w:spacing w:after="0" w:line="240" w:lineRule="auto"/>
             </w:pPr>
             <w:r>
@@ -5655,6 +4237,7 @@
           </w:tcPr>
           <w:p>
             <w:pPr>
+              <w:keepNext/>
               <w:spacing w:after="0" w:line="240" w:lineRule="auto"/>
             </w:pPr>
             <w:r>
@@ -5671,6 +4254,7 @@
           </w:tcPr>
           <w:p>
             <w:pPr>
+              <w:keepNext/>
               <w:spacing w:after="0" w:line="240" w:lineRule="auto"/>
             </w:pPr>
             <w:r>
@@ -5687,6 +4271,7 @@
           </w:tcPr>
           <w:p>
             <w:pPr>
+              <w:keepNext/>
               <w:spacing w:after="0" w:line="240" w:lineRule="auto"/>
             </w:pPr>
             <w:r>
@@ -5703,6 +4288,7 @@
           </w:tcPr>
           <w:p>
             <w:pPr>
+              <w:keepNext/>
               <w:spacing w:after="0" w:line="240" w:lineRule="auto"/>
             </w:pPr>
             <w:r>
@@ -5721,13 +4307,14 @@
           </w:tcPr>
           <w:p>
             <w:pPr>
+              <w:keepNext/>
               <w:spacing w:after="0" w:line="240" w:lineRule="auto"/>
             </w:pPr>
             <w:r>
               <w:rPr>
                 <w:sz w:val="22"/>
               </w:rPr>
-              <w:t>LLM + chẩn đoán</w:t>
+              <w:t>LLM chẩn đoán</w:t>
             </w:r>
           </w:p>
         </w:tc>
@@ -5737,6 +4324,7 @@
           </w:tcPr>
           <w:p>
             <w:pPr>
+              <w:keepNext/>
               <w:spacing w:after="0" w:line="240" w:lineRule="auto"/>
             </w:pPr>
             <w:r>
@@ -5753,6 +4341,7 @@
           </w:tcPr>
           <w:p>
             <w:pPr>
+              <w:keepNext/>
               <w:spacing w:after="0" w:line="240" w:lineRule="auto"/>
             </w:pPr>
             <w:r>
@@ -5769,6 +4358,7 @@
           </w:tcPr>
           <w:p>
             <w:pPr>
+              <w:keepNext/>
               <w:spacing w:after="0" w:line="240" w:lineRule="auto"/>
             </w:pPr>
             <w:r>
@@ -5785,6 +4375,7 @@
           </w:tcPr>
           <w:p>
             <w:pPr>
+              <w:keepNext/>
               <w:spacing w:after="0" w:line="240" w:lineRule="auto"/>
             </w:pPr>
             <w:r>
@@ -5801,6 +4392,7 @@
           </w:tcPr>
           <w:p>
             <w:pPr>
+              <w:keepNext/>
               <w:spacing w:after="0" w:line="240" w:lineRule="auto"/>
             </w:pPr>
             <w:r>
@@ -5817,6 +4409,7 @@
           </w:tcPr>
           <w:p>
             <w:pPr>
+              <w:keepNext/>
               <w:spacing w:after="0" w:line="240" w:lineRule="auto"/>
             </w:pPr>
             <w:r>
@@ -5835,13 +4428,14 @@
           </w:tcPr>
           <w:p>
             <w:pPr>
+              <w:keepNext/>
               <w:spacing w:after="0" w:line="240" w:lineRule="auto"/>
             </w:pPr>
             <w:r>
               <w:rPr>
                 <w:sz w:val="22"/>
               </w:rPr>
-              <w:t>Hybrid</w:t>
+              <w:t>Lai</w:t>
             </w:r>
           </w:p>
         </w:tc>
@@ -5851,6 +4445,7 @@
           </w:tcPr>
           <w:p>
             <w:pPr>
+              <w:keepNext/>
               <w:spacing w:after="0" w:line="240" w:lineRule="auto"/>
             </w:pPr>
             <w:r>
@@ -5867,6 +4462,7 @@
           </w:tcPr>
           <w:p>
             <w:pPr>
+              <w:keepNext/>
               <w:spacing w:after="0" w:line="240" w:lineRule="auto"/>
             </w:pPr>
             <w:r>
@@ -5883,6 +4479,7 @@
           </w:tcPr>
           <w:p>
             <w:pPr>
+              <w:keepNext/>
               <w:spacing w:after="0" w:line="240" w:lineRule="auto"/>
             </w:pPr>
             <w:r>
@@ -5899,6 +4496,7 @@
           </w:tcPr>
           <w:p>
             <w:pPr>
+              <w:keepNext/>
               <w:spacing w:after="0" w:line="240" w:lineRule="auto"/>
             </w:pPr>
             <w:r>
@@ -5915,6 +4513,7 @@
           </w:tcPr>
           <w:p>
             <w:pPr>
+              <w:keepNext/>
               <w:spacing w:after="0" w:line="240" w:lineRule="auto"/>
             </w:pPr>
             <w:r>
@@ -5931,6 +4530,7 @@
           </w:tcPr>
           <w:p>
             <w:pPr>
+              <w:keepNext/>
               <w:spacing w:after="0" w:line="240" w:lineRule="auto"/>
             </w:pPr>
             <w:r>
@@ -5949,14 +4549,14 @@
           </w:tcPr>
           <w:p>
             <w:pPr>
-              <w:spacing w:after="0" w:line="240" w:lineRule="auto"/>
-            </w:pPr>
-            <w:r>
-              <w:rPr>
-                <w:b/>
+              <w:keepNext/>
+              <w:spacing w:after="0" w:line="240" w:lineRule="auto"/>
+            </w:pPr>
+            <w:r>
+              <w:rPr>
                 <w:sz w:val="22"/>
               </w:rPr>
-              <w:t>LLM + chẩn đoán</w:t>
+              <w:t>LLM chẩn đoán</w:t>
             </w:r>
           </w:p>
         </w:tc>
@@ -5966,11 +4566,11 @@
           </w:tcPr>
           <w:p>
             <w:pPr>
-              <w:spacing w:after="0" w:line="240" w:lineRule="auto"/>
-            </w:pPr>
-            <w:r>
-              <w:rPr>
-                <w:b/>
+              <w:keepNext/>
+              <w:spacing w:after="0" w:line="240" w:lineRule="auto"/>
+            </w:pPr>
+            <w:r>
+              <w:rPr>
                 <w:sz w:val="22"/>
               </w:rPr>
               <w:t>3</w:t>
@@ -5983,11 +4583,11 @@
           </w:tcPr>
           <w:p>
             <w:pPr>
-              <w:spacing w:after="0" w:line="240" w:lineRule="auto"/>
-            </w:pPr>
-            <w:r>
-              <w:rPr>
-                <w:b/>
+              <w:keepNext/>
+              <w:spacing w:after="0" w:line="240" w:lineRule="auto"/>
+            </w:pPr>
+            <w:r>
+              <w:rPr>
                 <w:sz w:val="22"/>
               </w:rPr>
               <w:t>65,1%</w:t>
@@ -6000,11 +4600,11 @@
           </w:tcPr>
           <w:p>
             <w:pPr>
-              <w:spacing w:after="0" w:line="240" w:lineRule="auto"/>
-            </w:pPr>
-            <w:r>
-              <w:rPr>
-                <w:b/>
+              <w:keepNext/>
+              <w:spacing w:after="0" w:line="240" w:lineRule="auto"/>
+            </w:pPr>
+            <w:r>
+              <w:rPr>
                 <w:sz w:val="22"/>
               </w:rPr>
               <w:t>75,0%</w:t>
@@ -6017,6 +4617,7 @@
           </w:tcPr>
           <w:p>
             <w:pPr>
+              <w:keepNext/>
               <w:spacing w:after="0" w:line="240" w:lineRule="auto"/>
             </w:pPr>
             <w:r>
@@ -6033,6 +4634,7 @@
           </w:tcPr>
           <w:p>
             <w:pPr>
+              <w:keepNext/>
               <w:spacing w:after="0" w:line="240" w:lineRule="auto"/>
             </w:pPr>
             <w:r>
@@ -6049,6 +4651,7 @@
           </w:tcPr>
           <w:p>
             <w:pPr>
+              <w:keepNext/>
               <w:spacing w:after="0" w:line="240" w:lineRule="auto"/>
             </w:pPr>
             <w:r>
@@ -6067,13 +4670,14 @@
           </w:tcPr>
           <w:p>
             <w:pPr>
+              <w:keepNext/>
               <w:spacing w:after="0" w:line="240" w:lineRule="auto"/>
             </w:pPr>
             <w:r>
               <w:rPr>
                 <w:sz w:val="22"/>
               </w:rPr>
-              <w:t>LLM + chẩn đoán, Gemini 3.6 Flash</w:t>
+              <w:t>LLM, Gemini 3.6 Flash</w:t>
             </w:r>
           </w:p>
         </w:tc>
@@ -6083,6 +4687,7 @@
           </w:tcPr>
           <w:p>
             <w:pPr>
+              <w:keepNext/>
               <w:spacing w:after="0" w:line="240" w:lineRule="auto"/>
             </w:pPr>
             <w:r>
@@ -6099,6 +4704,7 @@
           </w:tcPr>
           <w:p>
             <w:pPr>
+              <w:keepNext/>
               <w:spacing w:after="0" w:line="240" w:lineRule="auto"/>
             </w:pPr>
             <w:r>
@@ -6115,6 +4721,7 @@
           </w:tcPr>
           <w:p>
             <w:pPr>
+              <w:keepNext/>
               <w:spacing w:after="0" w:line="240" w:lineRule="auto"/>
             </w:pPr>
             <w:r>
@@ -6131,6 +4738,7 @@
           </w:tcPr>
           <w:p>
             <w:pPr>
+              <w:keepNext/>
               <w:spacing w:after="0" w:line="240" w:lineRule="auto"/>
             </w:pPr>
             <w:r>
@@ -6147,6 +4755,7 @@
           </w:tcPr>
           <w:p>
             <w:pPr>
+              <w:keepNext/>
               <w:spacing w:after="0" w:line="240" w:lineRule="auto"/>
             </w:pPr>
             <w:r>
@@ -6163,6 +4772,7 @@
           </w:tcPr>
           <w:p>
             <w:pPr>
+              <w:keepNext/>
               <w:spacing w:after="0" w:line="240" w:lineRule="auto"/>
             </w:pPr>
             <w:r>
@@ -6181,13 +4791,14 @@
           </w:tcPr>
           <w:p>
             <w:pPr>
+              <w:keepNext w:val="0"/>
               <w:spacing w:after="0" w:line="240" w:lineRule="auto"/>
             </w:pPr>
             <w:r>
               <w:rPr>
                 <w:sz w:val="22"/>
               </w:rPr>
-              <w:t>Hybrid, hold-out 10K (n=2.907)</w:t>
+              <w:t>Lai, hold-out 10K</w:t>
             </w:r>
           </w:p>
         </w:tc>
@@ -6197,6 +4808,7 @@
           </w:tcPr>
           <w:p>
             <w:pPr>
+              <w:keepNext w:val="0"/>
               <w:spacing w:after="0" w:line="240" w:lineRule="auto"/>
             </w:pPr>
             <w:r>
@@ -6213,6 +4825,7 @@
           </w:tcPr>
           <w:p>
             <w:pPr>
+              <w:keepNext w:val="0"/>
               <w:spacing w:after="0" w:line="240" w:lineRule="auto"/>
             </w:pPr>
             <w:r>
@@ -6229,6 +4842,7 @@
           </w:tcPr>
           <w:p>
             <w:pPr>
+              <w:keepNext w:val="0"/>
               <w:spacing w:after="0" w:line="240" w:lineRule="auto"/>
             </w:pPr>
             <w:r>
@@ -6245,6 +4859,7 @@
           </w:tcPr>
           <w:p>
             <w:pPr>
+              <w:keepNext w:val="0"/>
               <w:spacing w:after="0" w:line="240" w:lineRule="auto"/>
             </w:pPr>
             <w:r>
@@ -6261,6 +4876,7 @@
           </w:tcPr>
           <w:p>
             <w:pPr>
+              <w:keepNext w:val="0"/>
               <w:spacing w:after="0" w:line="240" w:lineRule="auto"/>
             </w:pPr>
             <w:r>
@@ -6277,6 +4893,7 @@
           </w:tcPr>
           <w:p>
             <w:pPr>
+              <w:keepNext w:val="0"/>
               <w:spacing w:after="0" w:line="240" w:lineRule="auto"/>
             </w:pPr>
             <w:r>
@@ -6296,12 +4913,22 @@
     </w:p>
     <w:p>
       <w:pPr>
+        <w:ind w:firstLine="567"/>
+        <w:jc w:val="both"/>
+      </w:pPr>
+      <w:r>
+        <w:t>Biên Pareto chi phí và chất lượng ở Hình 6.2 đi qua chỉ luật với 0 USD và 23,9%, lai k=1 với 0,53 USD và 30,3%, LLM k=1 với 1,13 USD và 53,9%, lai k=3 với 1,81 USD và 59,5%, rồi LLM k=3 với 2,45 USD và 65,1%. Có ba quan sát. Thứ nhất, ngân sách ba lần thử thêm 11,2 điểm với chi phí gấp 2,2 lần; 82,7% số ca thành công đến ngay lần thử đầu, 12,4% ở lần hai và 4,9% ở lần ba, nên lợi ích giảm dần. Thứ hai, lai kém LLM thuần ở cùng k vì luật được thử trước trên 203 trong 284 mẫu nhưng chỉ đúng 33%; khi luật sai và k=1 thì không còn lượt cho LLM. Thứ ba, mô hình lớn hơn không tốt hơn dưới cùng cấu hình: Gemini 3.6 Flash chỉ đạt 36,6%.</w:t>
+      </w:r>
+    </w:p>
+    <w:p>
+      <w:pPr>
+        <w:keepNext/>
         <w:jc w:val="center"/>
       </w:pPr>
       <w:r>
         <w:drawing>
           <wp:inline xmlns:a="http://schemas.openxmlformats.org/drawingml/2006/main" xmlns:pic="http://schemas.openxmlformats.org/drawingml/2006/picture">
-            <wp:extent cx="5040000" cy="3063468"/>
+            <wp:extent cx="3960000" cy="2403668"/>
             <wp:docPr id="1216632308" name="Picture 1216632308"/>
             <wp:cNvGraphicFramePr>
               <a:graphicFrameLocks noChangeAspect="1"/>
@@ -6322,7 +4949,7 @@
                   <pic:spPr>
                     <a:xfrm>
                       <a:off x="0" y="0"/>
-                      <a:ext cx="5040000" cy="3063468"/>
+                      <a:ext cx="3960000" cy="2403668"/>
                     </a:xfrm>
                     <a:prstGeom prst="rect"/>
                   </pic:spPr>
@@ -6336,108 +4963,27 @@
     <w:p>
       <w:pPr>
         <w:pStyle w:val="Caption"/>
+        <w:keepNext w:val="0"/>
       </w:pPr>
       <w:r>
-        <w:t>Hình 6.2: Chi phí LLM trên 1.000 mẫu và tỷ lệ sửa thành công; đường chấm là biên Pareto.</w:t>
+        <w:t>Hình 6: 2. Chi phí LLM cho 1.000 mẫu và tỷ lệ sửa thành công; đường chấm là biên Pareto.</w:t>
       </w:r>
     </w:p>
     <w:p>
       <w:pPr>
-        <w:jc w:val="center"/>
+        <w:pStyle w:val="Heading2"/>
       </w:pPr>
       <w:r>
-        <w:drawing>
-          <wp:inline xmlns:a="http://schemas.openxmlformats.org/drawingml/2006/main" xmlns:pic="http://schemas.openxmlformats.org/drawingml/2006/picture">
-            <wp:extent cx="5040000" cy="2058416"/>
-            <wp:docPr id="1216632309" name="Picture 1216632309"/>
-            <wp:cNvGraphicFramePr>
-              <a:graphicFrameLocks noChangeAspect="1"/>
-            </wp:cNvGraphicFramePr>
-            <a:graphic>
-              <a:graphicData uri="http://schemas.openxmlformats.org/drawingml/2006/picture">
-                <pic:pic>
-                  <pic:nvPicPr>
-                    <pic:cNvPr id="0" name="fig_ablation.png"/>
-                    <pic:cNvPicPr/>
-                  </pic:nvPicPr>
-                  <pic:blipFill>
-                    <a:blip r:embed="rId23"/>
-                    <a:stretch>
-                      <a:fillRect/>
-                    </a:stretch>
-                  </pic:blipFill>
-                  <pic:spPr>
-                    <a:xfrm>
-                      <a:off x="0" y="0"/>
-                      <a:ext cx="5040000" cy="2058416"/>
-                    </a:xfrm>
-                    <a:prstGeom prst="rect"/>
-                  </pic:spPr>
-                </pic:pic>
-              </a:graphicData>
-            </a:graphic>
-          </wp:inline>
-        </w:drawing>
+        <w:t>6.4. RQ3: khả năng mở rộng</w:t>
       </w:r>
     </w:p>
     <w:p>
       <w:pPr>
         <w:pStyle w:val="Caption"/>
+        <w:keepNext/>
       </w:pPr>
       <w:r>
-        <w:t>Hình 6.3: Tỷ lệ biên dịch và tỷ lệ sửa thành công đã kiểm toán theo chiến lược (trung vị, min–max).</w:t>
-      </w:r>
-    </w:p>
-    <w:p>
-      <w:pPr>
-        <w:ind w:firstLine="567"/>
-        <w:jc w:val="both"/>
-      </w:pPr>
-      <w:r>
-        <w:t xml:space="preserve">Biên Pareto chi phí–chất lượng (Hình 6.2) gồm rule-only ($0; 23,9%) → hybrid k=1 ($0,53; 30,3%) → LLM k=1 ($1,13; 53,9%) → hybrid k=3 ($1,81; 59,5%) → LLM k=3 ($2,45; 65,1%). Ba quan sát: (i) </w:t>
-      </w:r>
-      <w:r>
-        <w:rPr>
-          <w:b/>
-        </w:rPr>
-        <w:t>ngân sách 3 lần thử</w:t>
-      </w:r>
-      <w:r>
-        <w:t xml:space="preserve"> (Hình 6.3) thêm 11,2 điểm % với chi phí ×2,2; 82,7% thành công đến ngay lần thử đầu, 12,4% ở lần 2 và 4,9% ở lần 3 — lợi ích giảm dần; (ii) </w:t>
-      </w:r>
-      <w:r>
-        <w:rPr>
-          <w:b/>
-        </w:rPr>
-        <w:t>hybrid kém LLM thuần ở cùng k</w:t>
-      </w:r>
-      <w:r>
-        <w:t xml:space="preserve"> vì luật được thử trước trên 203/284 mẫu nhưng chỉ đúng 33% (§7.2), khi luật sai và k=1 thì không còn lượt cho LLM; (iii) </w:t>
-      </w:r>
-      <w:r>
-        <w:rPr>
-          <w:b/>
-        </w:rPr>
-        <w:t>mô hình lớn hơn không tốt hơn</w:t>
-      </w:r>
-      <w:r>
-        <w:t xml:space="preserve"> dưới cùng cấu hình: Gemini 3.6 Flash đạt 36,6%, nhiều lỗi biên dịch hơn và tự ý đổi phát biểu nhiều hơn (§7.3).</w:t>
-      </w:r>
-    </w:p>
-    <w:p>
-      <w:pPr>
-        <w:pStyle w:val="Heading2"/>
-      </w:pPr>
-      <w:r>
-        <w:t>6.4. RQ3 — Khả năng mở rộng</w:t>
-      </w:r>
-    </w:p>
-    <w:p>
-      <w:pPr>
-        <w:pStyle w:val="Caption"/>
-      </w:pPr>
-      <w:r>
-        <w:t>Bảng 6.4: rule_only k=1, toàn bộ mức, 3 lần lặp (spread thông lượng ≤ 4%). Tỷ lệ thành công không đổi theo số worker (26,1% ở 10K).</w:t>
+        <w:t>Bảng 6.3: Chỉ luật k=1 trên toàn bộ mỗi mức, ba lần lặp, chênh lệch thông lượng không quá 4%.</w:t>
       </w:r>
     </w:p>
     <w:tbl>
@@ -6464,6 +5010,7 @@
           </w:tcPr>
           <w:p>
             <w:pPr>
+              <w:keepNext/>
               <w:spacing w:after="0" w:line="240" w:lineRule="auto"/>
             </w:pPr>
             <w:r>
@@ -6482,6 +5029,7 @@
           </w:tcPr>
           <w:p>
             <w:pPr>
+              <w:keepNext/>
               <w:spacing w:after="0" w:line="240" w:lineRule="auto"/>
             </w:pPr>
             <w:r>
@@ -6500,6 +5048,7 @@
           </w:tcPr>
           <w:p>
             <w:pPr>
+              <w:keepNext/>
               <w:spacing w:after="0" w:line="240" w:lineRule="auto"/>
             </w:pPr>
             <w:r>
@@ -6507,7 +5056,7 @@
                 <w:b/>
                 <w:sz w:val="22"/>
               </w:rPr>
-              <w:t>Thông lượng (mẫu/s)</w:t>
+              <w:t>Mẫu/giây</w:t>
             </w:r>
           </w:p>
         </w:tc>
@@ -6518,6 +5067,7 @@
           </w:tcPr>
           <w:p>
             <w:pPr>
+              <w:keepNext/>
               <w:spacing w:after="0" w:line="240" w:lineRule="auto"/>
             </w:pPr>
             <w:r>
@@ -6536,6 +5086,7 @@
           </w:tcPr>
           <w:p>
             <w:pPr>
+              <w:keepNext/>
               <w:spacing w:after="0" w:line="240" w:lineRule="auto"/>
             </w:pPr>
             <w:r>
@@ -6554,6 +5105,7 @@
           </w:tcPr>
           <w:p>
             <w:pPr>
+              <w:keepNext/>
               <w:spacing w:after="0" w:line="240" w:lineRule="auto"/>
             </w:pPr>
             <w:r>
@@ -6572,6 +5124,7 @@
           </w:tcPr>
           <w:p>
             <w:pPr>
+              <w:keepNext/>
               <w:spacing w:after="0" w:line="240" w:lineRule="auto"/>
             </w:pPr>
             <w:r>
@@ -6591,6 +5144,7 @@
           </w:tcPr>
           <w:p>
             <w:pPr>
+              <w:keepNext/>
               <w:spacing w:after="0" w:line="240" w:lineRule="auto"/>
             </w:pPr>
             <w:r>
@@ -6607,6 +5161,7 @@
           </w:tcPr>
           <w:p>
             <w:pPr>
+              <w:keepNext/>
               <w:spacing w:after="0" w:line="240" w:lineRule="auto"/>
             </w:pPr>
             <w:r>
@@ -6623,6 +5178,7 @@
           </w:tcPr>
           <w:p>
             <w:pPr>
+              <w:keepNext/>
               <w:spacing w:after="0" w:line="240" w:lineRule="auto"/>
             </w:pPr>
             <w:r>
@@ -6639,6 +5195,7 @@
           </w:tcPr>
           <w:p>
             <w:pPr>
+              <w:keepNext/>
               <w:spacing w:after="0" w:line="240" w:lineRule="auto"/>
             </w:pPr>
             <w:r>
@@ -6655,6 +5212,7 @@
           </w:tcPr>
           <w:p>
             <w:pPr>
+              <w:keepNext/>
               <w:spacing w:after="0" w:line="240" w:lineRule="auto"/>
             </w:pPr>
             <w:r>
@@ -6671,6 +5229,7 @@
           </w:tcPr>
           <w:p>
             <w:pPr>
+              <w:keepNext/>
               <w:spacing w:after="0" w:line="240" w:lineRule="auto"/>
             </w:pPr>
             <w:r>
@@ -6687,6 +5246,7 @@
           </w:tcPr>
           <w:p>
             <w:pPr>
+              <w:keepNext/>
               <w:spacing w:after="0" w:line="240" w:lineRule="auto"/>
             </w:pPr>
             <w:r>
@@ -6705,6 +5265,7 @@
           </w:tcPr>
           <w:p>
             <w:pPr>
+              <w:keepNext/>
               <w:spacing w:after="0" w:line="240" w:lineRule="auto"/>
             </w:pPr>
             <w:r>
@@ -6721,6 +5282,7 @@
           </w:tcPr>
           <w:p>
             <w:pPr>
+              <w:keepNext/>
               <w:spacing w:after="0" w:line="240" w:lineRule="auto"/>
             </w:pPr>
             <w:r>
@@ -6737,6 +5299,7 @@
           </w:tcPr>
           <w:p>
             <w:pPr>
+              <w:keepNext/>
               <w:spacing w:after="0" w:line="240" w:lineRule="auto"/>
             </w:pPr>
             <w:r>
@@ -6753,6 +5316,7 @@
           </w:tcPr>
           <w:p>
             <w:pPr>
+              <w:keepNext/>
               <w:spacing w:after="0" w:line="240" w:lineRule="auto"/>
             </w:pPr>
             <w:r>
@@ -6769,6 +5333,7 @@
           </w:tcPr>
           <w:p>
             <w:pPr>
+              <w:keepNext/>
               <w:spacing w:after="0" w:line="240" w:lineRule="auto"/>
             </w:pPr>
             <w:r>
@@ -6785,6 +5350,7 @@
           </w:tcPr>
           <w:p>
             <w:pPr>
+              <w:keepNext/>
               <w:spacing w:after="0" w:line="240" w:lineRule="auto"/>
             </w:pPr>
             <w:r>
@@ -6801,6 +5367,7 @@
           </w:tcPr>
           <w:p>
             <w:pPr>
+              <w:keepNext/>
               <w:spacing w:after="0" w:line="240" w:lineRule="auto"/>
             </w:pPr>
             <w:r>
@@ -6819,6 +5386,7 @@
           </w:tcPr>
           <w:p>
             <w:pPr>
+              <w:keepNext w:val="0"/>
               <w:spacing w:after="0" w:line="240" w:lineRule="auto"/>
             </w:pPr>
             <w:r>
@@ -6835,6 +5403,7 @@
           </w:tcPr>
           <w:p>
             <w:pPr>
+              <w:keepNext w:val="0"/>
               <w:spacing w:after="0" w:line="240" w:lineRule="auto"/>
             </w:pPr>
             <w:r>
@@ -6851,6 +5420,7 @@
           </w:tcPr>
           <w:p>
             <w:pPr>
+              <w:keepNext w:val="0"/>
               <w:spacing w:after="0" w:line="240" w:lineRule="auto"/>
             </w:pPr>
             <w:r>
@@ -6867,6 +5437,7 @@
           </w:tcPr>
           <w:p>
             <w:pPr>
+              <w:keepNext w:val="0"/>
               <w:spacing w:after="0" w:line="240" w:lineRule="auto"/>
             </w:pPr>
             <w:r>
@@ -6883,6 +5454,7 @@
           </w:tcPr>
           <w:p>
             <w:pPr>
+              <w:keepNext w:val="0"/>
               <w:spacing w:after="0" w:line="240" w:lineRule="auto"/>
             </w:pPr>
             <w:r>
@@ -6899,6 +5471,7 @@
           </w:tcPr>
           <w:p>
             <w:pPr>
+              <w:keepNext w:val="0"/>
               <w:spacing w:after="0" w:line="240" w:lineRule="auto"/>
             </w:pPr>
             <w:r>
@@ -6915,6 +5488,7 @@
           </w:tcPr>
           <w:p>
             <w:pPr>
+              <w:keepNext w:val="0"/>
               <w:spacing w:after="0" w:line="240" w:lineRule="auto"/>
             </w:pPr>
             <w:r>
@@ -6938,36 +5512,19 @@
         <w:jc w:val="both"/>
       </w:pPr>
       <w:r>
-        <w:t xml:space="preserve">Tăng từ 1 lên 2 worker gần tuyến tính (1,70–1,76×), nhưng từ 2 lên 4 chỉ thêm 7–11%, trong khi P95 thời gian phục vụ tăng gấp đôi và P50 tăng ~65% (Hình 6.4–6.5): 4 tiến trình REPL tranh 4 vCPU với tiến trình điều phối và các tactic nặng — </w:t>
-      </w:r>
-      <w:r>
-        <w:rPr>
-          <w:b/>
-        </w:rPr>
-        <w:t>hệ thống bị giới hạn bởi CPU</w:t>
-      </w:r>
-      <w:r>
-        <w:t xml:space="preserve"> ở 2 worker/4 vCPU. Bộ nhớ tăng theo số worker; đếm RSS cộng trùng phần Mathlib ánh xạ chung (tới 35 GB trên máy 31 GB), nên chúng tôi báo cáo USS. P95 ở mức 100 cao hơn vì với 100 mẫu, P95 chỉ do ~5 mẫu nặng nhất quyết định. Thời gian chờ hàng đợi trong chế độ chạy lô tăng tuyến tính theo </w:t>
-      </w:r>
-      <w:r>
-        <w:rPr>
-          <w:i/>
-        </w:rPr>
-        <w:t>N</w:t>
-      </w:r>
-      <w:r>
-        <w:t xml:space="preserve"> (mọi mẫu vào hàng đợi cùng lúc) nên không dùng làm chỉ số so sánh giữa các mức.</w:t>
+        <w:t>Từ 1 lên 2 worker, thông lượng tăng gần tuyến tính 1,70 đến 1,76 lần; từ 2 lên 4 worker chỉ tăng thêm 7 đến 11% trong khi P95 thời gian phục vụ tăng gấp đôi và P50 tăng khoảng 65%, như ở Hình 6.3. Bốn tiến trình REPL tranh bốn vCPU với tiến trình điều phối và các tactic nặng, nên hệ thống bị giới hạn bởi CPU từ khoảng 2 worker. Tỷ lệ thành công không đổi theo số worker, 26,1% ở mức 10.000. Bộ nhớ được báo theo USS vì RSS cộng trùng phần Mathlib dùng chung, có lúc lên 35 GB trên máy 31 GB. P95 ở mức 100 cao hơn vì khi chỉ có 100 mẫu, P95 do khoảng 5 mẫu nặng nhất quyết định. Thời gian chờ trong chế độ chạy lô tăng tuyến tính theo số mẫu nên không dùng để so sánh giữa các mức.</w:t>
       </w:r>
     </w:p>
     <w:p>
       <w:pPr>
+        <w:keepNext/>
         <w:jc w:val="center"/>
       </w:pPr>
       <w:r>
         <w:drawing>
           <wp:inline xmlns:a="http://schemas.openxmlformats.org/drawingml/2006/main" xmlns:pic="http://schemas.openxmlformats.org/drawingml/2006/picture">
-            <wp:extent cx="5040000" cy="3976475"/>
-            <wp:docPr id="1216632310" name="Picture 1216632310"/>
+            <wp:extent cx="3960000" cy="3132184"/>
+            <wp:docPr id="1216632309" name="Picture 1216632309"/>
             <wp:cNvGraphicFramePr>
               <a:graphicFrameLocks noChangeAspect="1"/>
             </wp:cNvGraphicFramePr>
@@ -6979,7 +5536,7 @@
                     <pic:cNvPicPr/>
                   </pic:nvPicPr>
                   <pic:blipFill>
-                    <a:blip r:embed="rId24"/>
+                    <a:blip r:embed="rId23"/>
                     <a:stretch>
                       <a:fillRect/>
                     </a:stretch>
@@ -6987,7 +5544,7 @@
                   <pic:spPr>
                     <a:xfrm>
                       <a:off x="0" y="0"/>
-                      <a:ext cx="5040000" cy="3976475"/>
+                      <a:ext cx="3960000" cy="3132184"/>
                     </a:xfrm>
                     <a:prstGeom prst="rect"/>
                   </pic:spPr>
@@ -7001,65 +5558,20 @@
     <w:p>
       <w:pPr>
         <w:pStyle w:val="Caption"/>
+        <w:keepNext w:val="0"/>
       </w:pPr>
       <w:r>
-        <w:t>Hình 6.4: Tăng tốc thông lượng theo số worker ở ba mức dữ liệu, so với đường tuyến tính lý tưởng.</w:t>
+        <w:t>Hình 6: 3. Tăng tốc thông lượng theo số worker ở ba mức dữ liệu so với đường tuyến tính lý tưởng.</w:t>
       </w:r>
     </w:p>
     <w:p>
       <w:pPr>
-        <w:jc w:val="center"/>
+        <w:pStyle w:val="Heading1"/>
+        <w:pageBreakBefore w:val="0"/>
+        <w:spacing w:before="360"/>
       </w:pPr>
       <w:r>
-        <w:drawing>
-          <wp:inline xmlns:a="http://schemas.openxmlformats.org/drawingml/2006/main" xmlns:pic="http://schemas.openxmlformats.org/drawingml/2006/picture">
-            <wp:extent cx="5040000" cy="2564922"/>
-            <wp:docPr id="1216632311" name="Picture 1216632311"/>
-            <wp:cNvGraphicFramePr>
-              <a:graphicFrameLocks noChangeAspect="1"/>
-            </wp:cNvGraphicFramePr>
-            <a:graphic>
-              <a:graphicData uri="http://schemas.openxmlformats.org/drawingml/2006/picture">
-                <pic:pic>
-                  <pic:nvPicPr>
-                    <pic:cNvPr id="0" name="fig_scale_latency.png"/>
-                    <pic:cNvPicPr/>
-                  </pic:nvPicPr>
-                  <pic:blipFill>
-                    <a:blip r:embed="rId25"/>
-                    <a:stretch>
-                      <a:fillRect/>
-                    </a:stretch>
-                  </pic:blipFill>
-                  <pic:spPr>
-                    <a:xfrm>
-                      <a:off x="0" y="0"/>
-                      <a:ext cx="5040000" cy="2564922"/>
-                    </a:xfrm>
-                    <a:prstGeom prst="rect"/>
-                  </pic:spPr>
-                </pic:pic>
-              </a:graphicData>
-            </a:graphic>
-          </wp:inline>
-        </w:drawing>
-      </w:r>
-    </w:p>
-    <w:p>
-      <w:pPr>
-        <w:pStyle w:val="Caption"/>
-      </w:pPr>
-      <w:r>
-        <w:t>Hình 6.5: Thời gian phục vụ mỗi mẫu P50 và P95 theo mức dữ liệu và số worker (trung vị, min–max của 3 lần lặp).</w:t>
-      </w:r>
-    </w:p>
-    <w:p>
-      <w:pPr>
-        <w:pStyle w:val="Heading1"/>
-        <w:pageBreakBefore/>
-      </w:pPr>
-      <w:r>
-        <w:t>CHƯƠNG 7. PHÂN TÍCH LỖI, ABLATION VÀ MỐI ĐE DOẠ TÍNH HỢP LỆ</w:t>
+        <w:t>CHƯƠNG 7. PHÂN TÍCH LỖI VÀ MỐI ĐE DOẠ TÍNH HỢP LỆ</w:t>
       </w:r>
     </w:p>
     <w:p>
@@ -7073,9 +5585,10 @@
     <w:p>
       <w:pPr>
         <w:pStyle w:val="Caption"/>
+        <w:keepNext/>
       </w:pPr>
       <w:r>
-        <w:t>Bảng 7.1: Lý do dừng (lần lặp 1). Cơ chế khử trùng lặp cắt 4,6% mẫu khỏi các lần thử vô ích.</w:t>
+        <w:t>Bảng 7.1: Lý do dừng ở lần lặp đầu; cơ chế khử trùng lặp cắt 4,6% mẫu khỏi các lần thử vô ích.</w:t>
       </w:r>
     </w:p>
     <w:tbl>
@@ -7100,6 +5613,7 @@
           </w:tcPr>
           <w:p>
             <w:pPr>
+              <w:keepNext/>
               <w:spacing w:after="0" w:line="240" w:lineRule="auto"/>
             </w:pPr>
             <w:r>
@@ -7118,6 +5632,7 @@
           </w:tcPr>
           <w:p>
             <w:pPr>
+              <w:keepNext/>
               <w:spacing w:after="0" w:line="240" w:lineRule="auto"/>
             </w:pPr>
             <w:r>
@@ -7136,6 +5651,7 @@
           </w:tcPr>
           <w:p>
             <w:pPr>
+              <w:keepNext/>
               <w:spacing w:after="0" w:line="240" w:lineRule="auto"/>
             </w:pPr>
             <w:r>
@@ -7154,6 +5670,7 @@
           </w:tcPr>
           <w:p>
             <w:pPr>
+              <w:keepNext/>
               <w:spacing w:after="0" w:line="240" w:lineRule="auto"/>
             </w:pPr>
             <w:r>
@@ -7172,6 +5689,7 @@
           </w:tcPr>
           <w:p>
             <w:pPr>
+              <w:keepNext/>
               <w:spacing w:after="0" w:line="240" w:lineRule="auto"/>
             </w:pPr>
             <w:r>
@@ -7191,6 +5709,7 @@
           </w:tcPr>
           <w:p>
             <w:pPr>
+              <w:keepNext/>
               <w:spacing w:after="0" w:line="240" w:lineRule="auto"/>
             </w:pPr>
             <w:r>
@@ -7207,6 +5726,7 @@
           </w:tcPr>
           <w:p>
             <w:pPr>
+              <w:keepNext/>
               <w:spacing w:after="0" w:line="240" w:lineRule="auto"/>
             </w:pPr>
             <w:r>
@@ -7223,6 +5743,7 @@
           </w:tcPr>
           <w:p>
             <w:pPr>
+              <w:keepNext/>
               <w:spacing w:after="0" w:line="240" w:lineRule="auto"/>
             </w:pPr>
             <w:r>
@@ -7239,13 +5760,14 @@
           </w:tcPr>
           <w:p>
             <w:pPr>
+              <w:keepNext/>
               <w:spacing w:after="0" w:line="240" w:lineRule="auto"/>
             </w:pPr>
             <w:r>
               <w:rPr>
                 <w:sz w:val="24"/>
               </w:rPr>
-              <w:t>—</w:t>
+              <w:t>0%</w:t>
             </w:r>
           </w:p>
         </w:tc>
@@ -7255,13 +5777,14 @@
           </w:tcPr>
           <w:p>
             <w:pPr>
+              <w:keepNext/>
               <w:spacing w:after="0" w:line="240" w:lineRule="auto"/>
             </w:pPr>
             <w:r>
               <w:rPr>
                 <w:sz w:val="24"/>
               </w:rPr>
-              <w:t>—</w:t>
+              <w:t>0%</w:t>
             </w:r>
           </w:p>
         </w:tc>
@@ -7273,6 +5796,7 @@
           </w:tcPr>
           <w:p>
             <w:pPr>
+              <w:keepNext/>
               <w:spacing w:after="0" w:line="240" w:lineRule="auto"/>
             </w:pPr>
             <w:r>
@@ -7289,6 +5813,7 @@
           </w:tcPr>
           <w:p>
             <w:pPr>
+              <w:keepNext/>
               <w:spacing w:after="0" w:line="240" w:lineRule="auto"/>
             </w:pPr>
             <w:r>
@@ -7305,6 +5830,7 @@
           </w:tcPr>
           <w:p>
             <w:pPr>
+              <w:keepNext/>
               <w:spacing w:after="0" w:line="240" w:lineRule="auto"/>
             </w:pPr>
             <w:r>
@@ -7321,13 +5847,14 @@
           </w:tcPr>
           <w:p>
             <w:pPr>
+              <w:keepNext/>
               <w:spacing w:after="0" w:line="240" w:lineRule="auto"/>
             </w:pPr>
             <w:r>
               <w:rPr>
                 <w:sz w:val="24"/>
               </w:rPr>
-              <w:t>—</w:t>
+              <w:t>0%</w:t>
             </w:r>
           </w:p>
         </w:tc>
@@ -7337,13 +5864,14 @@
           </w:tcPr>
           <w:p>
             <w:pPr>
+              <w:keepNext/>
               <w:spacing w:after="0" w:line="240" w:lineRule="auto"/>
             </w:pPr>
             <w:r>
               <w:rPr>
                 <w:sz w:val="24"/>
               </w:rPr>
-              <w:t>—</w:t>
+              <w:t>0%</w:t>
             </w:r>
           </w:p>
         </w:tc>
@@ -7355,6 +5883,7 @@
           </w:tcPr>
           <w:p>
             <w:pPr>
+              <w:keepNext/>
               <w:spacing w:after="0" w:line="240" w:lineRule="auto"/>
             </w:pPr>
             <w:r>
@@ -7371,6 +5900,7 @@
           </w:tcPr>
           <w:p>
             <w:pPr>
+              <w:keepNext/>
               <w:spacing w:after="0" w:line="240" w:lineRule="auto"/>
             </w:pPr>
             <w:r>
@@ -7387,6 +5917,7 @@
           </w:tcPr>
           <w:p>
             <w:pPr>
+              <w:keepNext/>
               <w:spacing w:after="0" w:line="240" w:lineRule="auto"/>
             </w:pPr>
             <w:r>
@@ -7403,13 +5934,14 @@
           </w:tcPr>
           <w:p>
             <w:pPr>
+              <w:keepNext/>
               <w:spacing w:after="0" w:line="240" w:lineRule="auto"/>
             </w:pPr>
             <w:r>
               <w:rPr>
                 <w:sz w:val="24"/>
               </w:rPr>
-              <w:t>—</w:t>
+              <w:t>0%</w:t>
             </w:r>
           </w:p>
         </w:tc>
@@ -7419,6 +5951,7 @@
           </w:tcPr>
           <w:p>
             <w:pPr>
+              <w:keepNext/>
               <w:spacing w:after="0" w:line="240" w:lineRule="auto"/>
             </w:pPr>
             <w:r>
@@ -7437,13 +5970,14 @@
           </w:tcPr>
           <w:p>
             <w:pPr>
+              <w:keepNext/>
               <w:spacing w:after="0" w:line="240" w:lineRule="auto"/>
             </w:pPr>
             <w:r>
               <w:rPr>
                 <w:sz w:val="24"/>
               </w:rPr>
-              <w:t>Hybrid k=3</w:t>
+              <w:t>Lai k=3</w:t>
             </w:r>
           </w:p>
         </w:tc>
@@ -7453,6 +5987,7 @@
           </w:tcPr>
           <w:p>
             <w:pPr>
+              <w:keepNext/>
               <w:spacing w:after="0" w:line="240" w:lineRule="auto"/>
             </w:pPr>
             <w:r>
@@ -7469,6 +6004,7 @@
           </w:tcPr>
           <w:p>
             <w:pPr>
+              <w:keepNext/>
               <w:spacing w:after="0" w:line="240" w:lineRule="auto"/>
             </w:pPr>
             <w:r>
@@ -7485,13 +6021,14 @@
           </w:tcPr>
           <w:p>
             <w:pPr>
+              <w:keepNext/>
               <w:spacing w:after="0" w:line="240" w:lineRule="auto"/>
             </w:pPr>
             <w:r>
               <w:rPr>
                 <w:sz w:val="24"/>
               </w:rPr>
-              <w:t>—</w:t>
+              <w:t>0%</w:t>
             </w:r>
           </w:p>
         </w:tc>
@@ -7501,6 +6038,7 @@
           </w:tcPr>
           <w:p>
             <w:pPr>
+              <w:keepNext/>
               <w:spacing w:after="0" w:line="240" w:lineRule="auto"/>
             </w:pPr>
             <w:r>
@@ -7519,13 +6057,14 @@
           </w:tcPr>
           <w:p>
             <w:pPr>
+              <w:keepNext w:val="0"/>
               <w:spacing w:after="0" w:line="240" w:lineRule="auto"/>
             </w:pPr>
             <w:r>
               <w:rPr>
                 <w:sz w:val="24"/>
               </w:rPr>
-              <w:t>Rule-only k=3</w:t>
+              <w:t>Chỉ luật k=3</w:t>
             </w:r>
           </w:p>
         </w:tc>
@@ -7535,6 +6074,7 @@
           </w:tcPr>
           <w:p>
             <w:pPr>
+              <w:keepNext w:val="0"/>
               <w:spacing w:after="0" w:line="240" w:lineRule="auto"/>
             </w:pPr>
             <w:r>
@@ -7551,13 +6091,14 @@
           </w:tcPr>
           <w:p>
             <w:pPr>
+              <w:keepNext w:val="0"/>
               <w:spacing w:after="0" w:line="240" w:lineRule="auto"/>
             </w:pPr>
             <w:r>
               <w:rPr>
                 <w:sz w:val="24"/>
               </w:rPr>
-              <w:t>—</w:t>
+              <w:t>0%</w:t>
             </w:r>
           </w:p>
         </w:tc>
@@ -7567,6 +6108,7 @@
           </w:tcPr>
           <w:p>
             <w:pPr>
+              <w:keepNext w:val="0"/>
               <w:spacing w:after="0" w:line="240" w:lineRule="auto"/>
             </w:pPr>
             <w:r>
@@ -7583,13 +6125,14 @@
           </w:tcPr>
           <w:p>
             <w:pPr>
+              <w:keepNext w:val="0"/>
               <w:spacing w:after="0" w:line="240" w:lineRule="auto"/>
             </w:pPr>
             <w:r>
               <w:rPr>
                 <w:sz w:val="24"/>
               </w:rPr>
-              <w:t>—</w:t>
+              <w:t>0%</w:t>
             </w:r>
           </w:p>
         </w:tc>
@@ -7606,35 +6149,7 @@
         <w:jc w:val="both"/>
       </w:pPr>
       <w:r>
-        <w:t xml:space="preserve">Trong các mẫu thất bại, lần thử cuối bị loại chủ yếu vì không biên dịch (77–99%). Đáng chú ý: </w:t>
-      </w:r>
-      <w:r>
-        <w:rPr>
-          <w:b/>
-        </w:rPr>
-        <w:t>16,8–26,3% bản sửa của LLM tự ý đổi phát biểu</w:t>
-      </w:r>
-      <w:r>
-        <w:t xml:space="preserve"> và 10–24% chèn </w:t>
-      </w:r>
-      <w:r>
-        <w:rPr>
-          <w:rFonts w:ascii="Consolas" w:hAnsi="Consolas"/>
-          <w:sz w:val="22"/>
-        </w:rPr>
-        <w:t>sorry</w:t>
-      </w:r>
-      <w:r>
-        <w:t xml:space="preserve"> hoặc cấu trúc cấm — các trường hợp này </w:t>
-      </w:r>
-      <w:r>
-        <w:rPr>
-          <w:i/>
-        </w:rPr>
-        <w:t>biên dịch được</w:t>
-      </w:r>
-      <w:r>
-        <w:t xml:space="preserve"> hoặc trông như hợp lệ, và chỉ bị chặn nhờ kiểm toán ngữ nghĩa. Không có kiểm toán, tỷ lệ "thành công" sẽ bị thổi phồng (ví dụ LLM k=3: biên dịch 75,0% so với thành công thật 65,1%).</w:t>
+        <w:t>Trong các mẫu thất bại, lần thử cuối bị loại chủ yếu vì không biên dịch, từ 77% đến 99% tuỳ cấu hình. Đáng chú ý, 17% đến 26% bản sửa của LLM tự ý đổi phát biểu và 10% đến 24% chèn sorry hoặc cấu trúc cấm. Những bản này có thể biên dịch được và chỉ bị chặn nhờ kiểm toán ngữ nghĩa. Không có kiểm toán, kết quả sẽ bị thổi phồng: LLM k=3 biên dịch 75,0% nhưng thành công thật chỉ 65,1%.</w:t>
       </w:r>
     </w:p>
     <w:p>
@@ -7648,9 +6163,10 @@
     <w:p>
       <w:pPr>
         <w:pStyle w:val="Caption"/>
+        <w:keepNext/>
       </w:pPr>
       <w:r>
-        <w:t>Bảng 7.2: Gộp rule-only và hybrid trên 1K hold-out.</w:t>
+        <w:t>Bảng 7.2: Độ chính xác của luật, gộp chỉ luật và lai trên hold-out 1K.</w:t>
       </w:r>
     </w:p>
     <w:tbl>
@@ -7674,6 +6190,7 @@
           </w:tcPr>
           <w:p>
             <w:pPr>
+              <w:keepNext/>
               <w:spacing w:after="0" w:line="240" w:lineRule="auto"/>
             </w:pPr>
             <w:r>
@@ -7692,6 +6209,7 @@
           </w:tcPr>
           <w:p>
             <w:pPr>
+              <w:keepNext/>
               <w:spacing w:after="0" w:line="240" w:lineRule="auto"/>
             </w:pPr>
             <w:r>
@@ -7710,6 +6228,7 @@
           </w:tcPr>
           <w:p>
             <w:pPr>
+              <w:keepNext/>
               <w:spacing w:after="0" w:line="240" w:lineRule="auto"/>
             </w:pPr>
             <w:r>
@@ -7728,6 +6247,7 @@
           </w:tcPr>
           <w:p>
             <w:pPr>
+              <w:keepNext/>
               <w:spacing w:after="0" w:line="240" w:lineRule="auto"/>
             </w:pPr>
             <w:r>
@@ -7747,6 +6267,7 @@
           </w:tcPr>
           <w:p>
             <w:pPr>
+              <w:keepNext/>
               <w:spacing w:after="0" w:line="240" w:lineRule="auto"/>
             </w:pPr>
             <w:r>
@@ -7763,6 +6284,7 @@
           </w:tcPr>
           <w:p>
             <w:pPr>
+              <w:keepNext/>
               <w:spacing w:after="0" w:line="240" w:lineRule="auto"/>
             </w:pPr>
             <w:r>
@@ -7779,6 +6301,7 @@
           </w:tcPr>
           <w:p>
             <w:pPr>
+              <w:keepNext/>
               <w:spacing w:after="0" w:line="240" w:lineRule="auto"/>
             </w:pPr>
             <w:r>
@@ -7795,6 +6318,7 @@
           </w:tcPr>
           <w:p>
             <w:pPr>
+              <w:keepNext/>
               <w:spacing w:after="0" w:line="240" w:lineRule="auto"/>
             </w:pPr>
             <w:r>
@@ -7813,6 +6337,7 @@
           </w:tcPr>
           <w:p>
             <w:pPr>
+              <w:keepNext/>
               <w:spacing w:after="0" w:line="240" w:lineRule="auto"/>
             </w:pPr>
             <w:r>
@@ -7829,6 +6354,7 @@
           </w:tcPr>
           <w:p>
             <w:pPr>
+              <w:keepNext/>
               <w:spacing w:after="0" w:line="240" w:lineRule="auto"/>
             </w:pPr>
             <w:r>
@@ -7845,6 +6371,7 @@
           </w:tcPr>
           <w:p>
             <w:pPr>
+              <w:keepNext/>
               <w:spacing w:after="0" w:line="240" w:lineRule="auto"/>
             </w:pPr>
             <w:r>
@@ -7861,6 +6388,7 @@
           </w:tcPr>
           <w:p>
             <w:pPr>
+              <w:keepNext/>
               <w:spacing w:after="0" w:line="240" w:lineRule="auto"/>
             </w:pPr>
             <w:r>
@@ -7879,20 +6407,14 @@
           </w:tcPr>
           <w:p>
             <w:pPr>
+              <w:keepNext/>
               <w:spacing w:after="0" w:line="240" w:lineRule="auto"/>
             </w:pPr>
             <w:r>
               <w:rPr>
                 <w:sz w:val="24"/>
               </w:rPr>
-              <w:t xml:space="preserve">R0 khôi phục </w:t>
-            </w:r>
-            <w:r>
-              <w:rPr>
-                <w:rFonts w:ascii="Consolas" w:hAnsi="Consolas"/>
-                <w:sz w:val="20"/>
-              </w:rPr>
-              <w:t>import Mathlib</w:t>
+              <w:t>R0 khôi phục import</w:t>
             </w:r>
           </w:p>
         </w:tc>
@@ -7902,6 +6424,7 @@
           </w:tcPr>
           <w:p>
             <w:pPr>
+              <w:keepNext/>
               <w:spacing w:after="0" w:line="240" w:lineRule="auto"/>
             </w:pPr>
             <w:r>
@@ -7918,6 +6441,7 @@
           </w:tcPr>
           <w:p>
             <w:pPr>
+              <w:keepNext/>
               <w:spacing w:after="0" w:line="240" w:lineRule="auto"/>
             </w:pPr>
             <w:r>
@@ -7934,11 +6458,11 @@
           </w:tcPr>
           <w:p>
             <w:pPr>
-              <w:spacing w:after="0" w:line="240" w:lineRule="auto"/>
-            </w:pPr>
-            <w:r>
-              <w:rPr>
-                <w:b/>
+              <w:keepNext/>
+              <w:spacing w:after="0" w:line="240" w:lineRule="auto"/>
+            </w:pPr>
+            <w:r>
+              <w:rPr>
                 <w:sz w:val="24"/>
               </w:rPr>
               <w:t>97%</w:t>
@@ -7953,6 +6477,7 @@
           </w:tcPr>
           <w:p>
             <w:pPr>
+              <w:keepNext/>
               <w:spacing w:after="0" w:line="240" w:lineRule="auto"/>
             </w:pPr>
             <w:r>
@@ -7969,6 +6494,7 @@
           </w:tcPr>
           <w:p>
             <w:pPr>
+              <w:keepNext/>
               <w:spacing w:after="0" w:line="240" w:lineRule="auto"/>
             </w:pPr>
             <w:r>
@@ -7985,6 +6511,7 @@
           </w:tcPr>
           <w:p>
             <w:pPr>
+              <w:keepNext/>
               <w:spacing w:after="0" w:line="240" w:lineRule="auto"/>
             </w:pPr>
             <w:r>
@@ -8001,6 +6528,7 @@
           </w:tcPr>
           <w:p>
             <w:pPr>
+              <w:keepNext/>
               <w:spacing w:after="0" w:line="240" w:lineRule="auto"/>
             </w:pPr>
             <w:r>
@@ -8019,13 +6547,14 @@
           </w:tcPr>
           <w:p>
             <w:pPr>
+              <w:keepNext/>
               <w:spacing w:after="0" w:line="240" w:lineRule="auto"/>
             </w:pPr>
             <w:r>
               <w:rPr>
                 <w:sz w:val="24"/>
               </w:rPr>
-              <w:t>R7 ngân sách heartbeat</w:t>
+              <w:t>R7 khôi phục heartbeat</w:t>
             </w:r>
           </w:p>
         </w:tc>
@@ -8035,6 +6564,7 @@
           </w:tcPr>
           <w:p>
             <w:pPr>
+              <w:keepNext/>
               <w:spacing w:after="0" w:line="240" w:lineRule="auto"/>
             </w:pPr>
             <w:r>
@@ -8051,6 +6581,7 @@
           </w:tcPr>
           <w:p>
             <w:pPr>
+              <w:keepNext/>
               <w:spacing w:after="0" w:line="240" w:lineRule="auto"/>
             </w:pPr>
             <w:r>
@@ -8067,11 +6598,11 @@
           </w:tcPr>
           <w:p>
             <w:pPr>
-              <w:spacing w:after="0" w:line="240" w:lineRule="auto"/>
-            </w:pPr>
-            <w:r>
-              <w:rPr>
-                <w:b/>
+              <w:keepNext/>
+              <w:spacing w:after="0" w:line="240" w:lineRule="auto"/>
+            </w:pPr>
+            <w:r>
+              <w:rPr>
                 <w:sz w:val="24"/>
               </w:rPr>
               <w:t>100%</w:t>
@@ -8086,13 +6617,14 @@
           </w:tcPr>
           <w:p>
             <w:pPr>
+              <w:keepNext w:val="0"/>
               <w:spacing w:after="0" w:line="240" w:lineRule="auto"/>
             </w:pPr>
             <w:r>
               <w:rPr>
                 <w:sz w:val="24"/>
               </w:rPr>
-              <w:t>R5 đổi tên Mathlib</w:t>
+              <w:t>R5, R4, R6</w:t>
             </w:r>
           </w:p>
         </w:tc>
@@ -8102,13 +6634,14 @@
           </w:tcPr>
           <w:p>
             <w:pPr>
+              <w:keepNext w:val="0"/>
               <w:spacing w:after="0" w:line="240" w:lineRule="auto"/>
             </w:pPr>
             <w:r>
               <w:rPr>
                 <w:sz w:val="24"/>
               </w:rPr>
-              <w:t>15</w:t>
+              <w:t>34</w:t>
             </w:r>
           </w:p>
         </w:tc>
@@ -8118,6 +6651,7 @@
           </w:tcPr>
           <w:p>
             <w:pPr>
+              <w:keepNext w:val="0"/>
               <w:spacing w:after="0" w:line="240" w:lineRule="auto"/>
             </w:pPr>
             <w:r>
@@ -8134,138 +6668,7 @@
           </w:tcPr>
           <w:p>
             <w:pPr>
-              <w:spacing w:after="0" w:line="240" w:lineRule="auto"/>
-            </w:pPr>
-            <w:r>
-              <w:rPr>
-                <w:sz w:val="24"/>
-              </w:rPr>
-              <w:t>0%</w:t>
-            </w:r>
-          </w:p>
-        </w:tc>
-      </w:tr>
-      <w:tr>
-        <w:tc>
-          <w:tcPr>
-            <w:tcW w:type="dxa" w:w="2126"/>
-          </w:tcPr>
-          <w:p>
-            <w:pPr>
-              <w:spacing w:after="0" w:line="240" w:lineRule="auto"/>
-            </w:pPr>
-            <w:r>
-              <w:rPr>
-                <w:sz w:val="24"/>
-              </w:rPr>
-              <w:t>R4 bí danh định danh</w:t>
-            </w:r>
-          </w:p>
-        </w:tc>
-        <w:tc>
-          <w:tcPr>
-            <w:tcW w:type="dxa" w:w="2126"/>
-          </w:tcPr>
-          <w:p>
-            <w:pPr>
-              <w:spacing w:after="0" w:line="240" w:lineRule="auto"/>
-            </w:pPr>
-            <w:r>
-              <w:rPr>
-                <w:sz w:val="24"/>
-              </w:rPr>
-              <w:t>10</w:t>
-            </w:r>
-          </w:p>
-        </w:tc>
-        <w:tc>
-          <w:tcPr>
-            <w:tcW w:type="dxa" w:w="2126"/>
-          </w:tcPr>
-          <w:p>
-            <w:pPr>
-              <w:spacing w:after="0" w:line="240" w:lineRule="auto"/>
-            </w:pPr>
-            <w:r>
-              <w:rPr>
-                <w:sz w:val="24"/>
-              </w:rPr>
-              <w:t>0</w:t>
-            </w:r>
-          </w:p>
-        </w:tc>
-        <w:tc>
-          <w:tcPr>
-            <w:tcW w:type="dxa" w:w="2126"/>
-          </w:tcPr>
-          <w:p>
-            <w:pPr>
-              <w:spacing w:after="0" w:line="240" w:lineRule="auto"/>
-            </w:pPr>
-            <w:r>
-              <w:rPr>
-                <w:sz w:val="24"/>
-              </w:rPr>
-              <w:t>0%</w:t>
-            </w:r>
-          </w:p>
-        </w:tc>
-      </w:tr>
-      <w:tr>
-        <w:tc>
-          <w:tcPr>
-            <w:tcW w:type="dxa" w:w="2126"/>
-          </w:tcPr>
-          <w:p>
-            <w:pPr>
-              <w:spacing w:after="0" w:line="240" w:lineRule="auto"/>
-            </w:pPr>
-            <w:r>
-              <w:rPr>
-                <w:sz w:val="24"/>
-              </w:rPr>
-              <w:t>R6 cú pháp toán tử lớn</w:t>
-            </w:r>
-          </w:p>
-        </w:tc>
-        <w:tc>
-          <w:tcPr>
-            <w:tcW w:type="dxa" w:w="2126"/>
-          </w:tcPr>
-          <w:p>
-            <w:pPr>
-              <w:spacing w:after="0" w:line="240" w:lineRule="auto"/>
-            </w:pPr>
-            <w:r>
-              <w:rPr>
-                <w:sz w:val="24"/>
-              </w:rPr>
-              <w:t>9</w:t>
-            </w:r>
-          </w:p>
-        </w:tc>
-        <w:tc>
-          <w:tcPr>
-            <w:tcW w:type="dxa" w:w="2126"/>
-          </w:tcPr>
-          <w:p>
-            <w:pPr>
-              <w:spacing w:after="0" w:line="240" w:lineRule="auto"/>
-            </w:pPr>
-            <w:r>
-              <w:rPr>
-                <w:sz w:val="24"/>
-              </w:rPr>
-              <w:t>0</w:t>
-            </w:r>
-          </w:p>
-        </w:tc>
-        <w:tc>
-          <w:tcPr>
-            <w:tcW w:type="dxa" w:w="2126"/>
-          </w:tcPr>
-          <w:p>
-            <w:pPr>
+              <w:keepNext w:val="0"/>
               <w:spacing w:after="0" w:line="240" w:lineRule="auto"/>
             </w:pPr>
             <w:r>
@@ -8289,26 +6692,7 @@
         <w:jc w:val="both"/>
       </w:pPr>
       <w:r>
-        <w:t xml:space="preserve">Các luật viết cho đoạn mã ngắn ở tuần 4 (R1–R4) không chuyển được sang tệp hoàn chỉnh: R2 chèn từ khoá </w:t>
-      </w:r>
-      <w:r>
-        <w:rPr>
-          <w:rFonts w:ascii="Consolas" w:hAnsi="Consolas"/>
-          <w:sz w:val="22"/>
-        </w:rPr>
-        <w:t>theorem</w:t>
-      </w:r>
-      <w:r>
-        <w:t xml:space="preserve"> làm mất định lý, R3 thêm import sai module, R1 nối ngoặc vào cuối tệp. Luật thiết kế từ lỗi thật (R0, R7) gần như hoàn hảo. R5 (đổi tên) 0% vì lỗi tự nhiên thường có nhiều lỗi đan xen, đổi tên một lemma chưa đủ. Hệ quả cho thiết kế: router chỉ nên gửi sang luật có độ chính xác cao, đo trên tập </w:t>
-      </w:r>
-      <w:r>
-        <w:rPr>
-          <w:b/>
-        </w:rPr>
-        <w:t>train</w:t>
-      </w:r>
-      <w:r>
-        <w:t xml:space="preserve"> (không trên hold-out) — hướng cải tiến trực tiếp cho hybrid.</w:t>
+        <w:t>Các luật viết cho đoạn mã ngắn ở tuần 4 không chuyển được sang tệp hoàn chỉnh: R2 chèn từ khoá làm mất định lý, R3 thêm import sai module, R1 nối ngoặc vào cuối tệp. Hai luật thiết kế từ lỗi thật là R0 và R7 gần như hoàn hảo. R5 đạt 0% vì lỗi tự nhiên thường gồm nhiều lỗi đan xen nên đổi tên một lemma chưa đủ. Từ đây, router chỉ nên gửi sang các luật có độ chính xác cao, đo trên tập train chứ không trên hold-out.</w:t>
       </w:r>
     </w:p>
     <w:p>
@@ -8325,303 +6709,254 @@
         <w:jc w:val="both"/>
       </w:pPr>
       <w:r>
-        <w:t xml:space="preserve">LLM k=3 sửa tốt SYN_01 (85%), TMO_05 (83%), ID_03 (71%) nhưng kém ở TAC_07 (29%) và SEM_06 (41%) — hai nhóm đòi hỏi </w:t>
+        <w:t>LLM k=3 sửa tốt SYN_01 với 85%, TMO_05 với 83%, ID_03 với 71%, nhưng kém ở TAC_07 với 29% và SEM_06 với 41%, hai nhóm đòi hỏi viết chứng minh mới. Lỗi tự nhiên khó hơn rõ rệt: LLM k=1 chỉ đạt 7,7% trên 13 mẫu so với 56,1% trên lỗi tổng hợp; với k=3 là 30,8% so với 66,8%. Gemini 3.6 Flash thua Flash-Lite chủ yếu vì nhiều lỗi biên dịch hơn, 125 so với 76 mẫu, và đổi phát biểu thường hơn. Cả hai chạy ở mức suy nghĩ tối thiểu, có thể bất lợi cho mô hình lớn, nên nhóm không kết luận mô hình lớn kém hơn.</w:t>
+      </w:r>
+    </w:p>
+    <w:p>
+      <w:pPr>
+        <w:pStyle w:val="Heading2"/>
+      </w:pPr>
+      <w:r>
+        <w:t>7.4. Mối đe doạ tính hợp lệ</w:t>
+      </w:r>
+    </w:p>
+    <w:p>
+      <w:pPr>
+        <w:pStyle w:val="ListBullet"/>
+      </w:pPr>
+      <w:r>
+        <w:t>Dữ liệu tổng hợp có thể dễ hoặc khó khác lỗi thật; lỗi tự nhiên được báo cáo tách riêng nhưng hold-out chỉ có 13 mẫu.</w:t>
+      </w:r>
+    </w:p>
+    <w:p>
+      <w:pPr>
+        <w:pStyle w:val="ListBullet"/>
+      </w:pPr>
+      <w:r>
+        <w:t>Kiểm toán dạng văn bản tính phát biểu tương đương viết khác là đổi đề, nên có thể đếm thiếu.</w:t>
+      </w:r>
+    </w:p>
+    <w:p>
+      <w:pPr>
+        <w:pStyle w:val="ListBullet"/>
+      </w:pPr>
+      <w:r>
+        <w:t>Lần lặp 2 và 3 của cấu hình LLM dùng bộ đệm, phản ánh tính tất định ở nhiệt độ 0 chứ không phản ánh biến thiên độ trễ API; chi phí được so sánh theo token, không theo chi tiêu thật.</w:t>
+      </w:r>
+    </w:p>
+    <w:p>
+      <w:pPr>
+        <w:pStyle w:val="ListBullet"/>
+      </w:pPr>
+      <w:r>
+        <w:t>Kaggle là máy ảo dùng chung; mọi cấu hình của một mức chạy trong cùng phiên, xen kẽ lần lặp và báo cáo min đến max.</w:t>
+      </w:r>
+    </w:p>
+    <w:p>
+      <w:pPr>
+        <w:pStyle w:val="ListBullet"/>
+      </w:pPr>
+      <w:r>
+        <w:t>Kết luận về LLM giới hạn ở họ Gemini Flash với mức suy nghĩ tối thiểu.</w:t>
+      </w:r>
+    </w:p>
+    <w:p>
+      <w:pPr>
+        <w:pStyle w:val="ListBullet"/>
+      </w:pPr>
+      <w:r>
+        <w:t>Luật R0, R5, R6, R7 được thiết kế từ lỗi quan sát trên tập 50 mẫu cũ và seed thử nghiệm, không từ hold-out.</w:t>
+      </w:r>
+    </w:p>
+    <w:p>
+      <w:pPr>
+        <w:pStyle w:val="Heading1"/>
+        <w:pageBreakBefore w:val="0"/>
+        <w:spacing w:before="360"/>
+      </w:pPr>
+      <w:r>
+        <w:t>KẾT LUẬN VÀ HƯỚNG PHÁT TRIỂN</w:t>
+      </w:r>
+    </w:p>
+    <w:p>
+      <w:pPr>
+        <w:ind w:firstLine="567"/>
+        <w:jc w:val="both"/>
+      </w:pPr>
+      <w:r>
+        <w:t>Với RQ1, tiêm chẩn đoán có cấu trúc của Lean tăng tỷ lệ sửa thành công đã kiểm toán từ 31,7% lên 53,9% và giảm 45% chi phí so với thử lại nguyên prompt. Với RQ2, ba lần thử với LLM có chẩn đoán đạt 65,1% ở 2,45 USD cho 1.000 mẫu, là điểm chất lượng cao nhất trên biên Pareto; chiến lược lai chỉ có lợi về chi phí và bị kéo xuống bởi các luật có độ chính xác thấp. Với RQ3, nút thắt đầu tiên là khởi động nguội Mathlib, được giải bằng REPL thường trú nhanh hơn ba đến bốn bậc độ lớn; nút thắt thứ hai là CPU, khiến thông lượng bão hoà từ khoảng 2 worker trên 4 vCPU. Kiểm toán ngữ nghĩa là bắt buộc vì 17% đến 26% bản sửa của LLM đổi đề hoặc lách bằng sorry.</w:t>
+      </w:r>
+    </w:p>
+    <w:p>
+      <w:pPr>
+        <w:ind w:firstLine="567"/>
+        <w:jc w:val="both"/>
+      </w:pPr>
+      <w:r>
+        <w:t>Hướng phát triển gồm: router chọn luật theo độ chính xác đo trên tập train; hàng đợi ưu tiên cho lỗi rẻ và luật chính xác; phân tán worker qua nhiều máy vì một máy bão hoà CPU sớm; kiểm toán bằng so sánh kiểu đã elaborate thay cho so sánh văn bản; dùng dữ liệu thật của Nhóm 5 và mô hình chuyên Lean mã nguồn mở chạy trên GPU.</w:t>
+      </w:r>
+    </w:p>
+    <w:p>
+      <w:pPr>
+        <w:pStyle w:val="Heading1"/>
+        <w:pageBreakBefore w:val="0"/>
+        <w:spacing w:before="360"/>
+      </w:pPr>
+      <w:r>
+        <w:t>TÀI LIỆU THAM KHẢO</w:t>
+      </w:r>
+    </w:p>
+    <w:p>
+      <w:pPr>
+        <w:ind w:left="567" w:hanging="567"/>
+      </w:pPr>
+      <w:r>
+        <w:t xml:space="preserve">[1] K. Yang et al., </w:t>
       </w:r>
       <w:r>
         <w:rPr>
           <w:i/>
         </w:rPr>
-        <w:t>viết chứng minh mới</w:t>
+        <w:t>LeanDojo: Theorem Proving with Retrieval-Augmented Language Models</w:t>
       </w:r>
       <w:r>
-        <w:t xml:space="preserve"> chứ không chỉ sửa chỗ hỏng (Hình 6.1). Lỗi tự nhiên khó hơn rõ rệt: LLM k=1 đạt 7,7% (n=13) so với 56,1% trên lỗi tổng hợp; với k=3 là 30,8% so với 66,8%. Gemini 3.6 Flash thua Flash-Lite chủ yếu vì nhiều lỗi biên dịch hơn (125 so với 76 mẫu) và đổi phát biểu thường hơn; cả hai chạy với </w:t>
-      </w:r>
-      <w:r>
-        <w:rPr>
-          <w:rFonts w:ascii="Consolas" w:hAnsi="Consolas"/>
-          <w:sz w:val="22"/>
-        </w:rPr>
-        <w:t>thinking_level=minimal</w:t>
-      </w:r>
-      <w:r>
-        <w:t>, mức này có thể bất lợi cho mô hình lớn — chúng tôi không kết luận "mô hình lớn kém hơn".</w:t>
+        <w:t>, NeurIPS Datasets and Benchmarks, 2023.</w:t>
       </w:r>
     </w:p>
     <w:p>
       <w:pPr>
-        <w:pStyle w:val="Heading2"/>
+        <w:ind w:left="567" w:hanging="567"/>
       </w:pPr>
       <w:r>
-        <w:t>7.4. Mối đe doạ tính hợp lệ</w:t>
+        <w:t xml:space="preserve">[2] H. Ying et al., </w:t>
       </w:r>
-    </w:p>
-    <w:p>
-      <w:pPr>
-        <w:pStyle w:val="ListBullet"/>
-      </w:pPr>
       <w:r>
         <w:rPr>
           <w:i/>
         </w:rPr>
-        <w:t>Dữ liệu tổng hợp:</w:t>
+        <w:t>Lean Workbook: A large-scale Lean problem set formalized from natural language math problems</w:t>
       </w:r>
       <w:r>
-        <w:t xml:space="preserve"> đột biến có thể dễ/khó khác lỗi thật; giảm thiểu bằng lỗi tự nhiên (báo cáo tách) nhưng hold-out chỉ có 13 mẫu tự nhiên.</w:t>
+        <w:t>, NeurIPS Datasets and Benchmarks, 2024.</w:t>
       </w:r>
     </w:p>
     <w:p>
       <w:pPr>
-        <w:pStyle w:val="ListBullet"/>
-      </w:pPr>
+        <w:ind w:left="567" w:hanging="567"/>
+      </w:pPr>
+      <w:r>
+        <w:t xml:space="preserve">[3] Z. Azerbayev et al., </w:t>
+      </w:r>
       <w:r>
         <w:rPr>
           <w:i/>
         </w:rPr>
-        <w:t>Kiểm toán văn bản:</w:t>
+        <w:t>ProofNet: Autoformalizing and Formally Proving Undergraduate-Level Mathematics</w:t>
       </w:r>
       <w:r>
-        <w:t xml:space="preserve"> phát biểu tương đương viết khác bị tính là đổi đề → đếm thiếu thành công.</w:t>
+        <w:t>, arXiv:2302.12433, 2023.</w:t>
       </w:r>
     </w:p>
     <w:p>
       <w:pPr>
-        <w:pStyle w:val="ListBullet"/>
-      </w:pPr>
+        <w:ind w:left="567" w:hanging="567"/>
+      </w:pPr>
+      <w:r>
+        <w:t xml:space="preserve">[4] Y. Lin et al., </w:t>
+      </w:r>
       <w:r>
         <w:rPr>
           <w:i/>
         </w:rPr>
-        <w:t>Bộ đệm LLM:</w:t>
+        <w:t>Goedel-Prover: A Frontier Model for Open-Source Automated Theorem Proving</w:t>
       </w:r>
       <w:r>
-        <w:t xml:space="preserve"> lần lặp 2–3 phản ánh tính tất định ở nhiệt độ 0 chứ không phản ánh biến thiên độ trễ API; các cấu hình chạy sau (hybrid) dùng lại câu trả lời trùng prompt của cấu hình trước, nên chi phí so sánh dùng định giá theo token, không theo chi tiêu thật.</w:t>
+        <w:t>, arXiv:2502.07640, 2025.</w:t>
       </w:r>
     </w:p>
     <w:p>
       <w:pPr>
-        <w:pStyle w:val="ListBullet"/>
-      </w:pPr>
+        <w:ind w:left="567" w:hanging="567"/>
+      </w:pPr>
+      <w:r>
+        <w:t xml:space="preserve">[5] E. First, M. Rabe, T. Ringer, Y. Brun, </w:t>
+      </w:r>
       <w:r>
         <w:rPr>
           <w:i/>
         </w:rPr>
-        <w:t>Phần cứng chia sẻ:</w:t>
+        <w:t>Baldur: Whole-Proof Generation and Repair with Large Language Models</w:t>
       </w:r>
       <w:r>
-        <w:t xml:space="preserve"> Kaggle là máy ảo dùng chung; thông lượng rule-only lệch 2,4 vs 4,0 mẫu/s giữa hai phiên khác nhau. Giảm thiểu: mọi cấu hình của một mức chạy trong cùng phiên, xen kẽ lần lặp, báo cáo min–max.</w:t>
+        <w:t>, ESEC/FSE, 2023.</w:t>
       </w:r>
     </w:p>
     <w:p>
       <w:pPr>
-        <w:pStyle w:val="ListBullet"/>
-      </w:pPr>
+        <w:ind w:left="567" w:hanging="567"/>
+      </w:pPr>
+      <w:r>
+        <w:t xml:space="preserve">[6] X. Chen, M. Lin, N. Schärli, D. Zhou, </w:t>
+      </w:r>
       <w:r>
         <w:rPr>
           <w:i/>
         </w:rPr>
-        <w:t>Một họ mô hình, một cấu hình suy nghĩ:</w:t>
+        <w:t>Teaching Large Language Models to Self-Debug</w:t>
       </w:r>
       <w:r>
-        <w:t xml:space="preserve"> kết luận về LLM giới hạn ở Gemini Flash với </w:t>
-      </w:r>
-      <w:r>
-        <w:rPr>
-          <w:rFonts w:ascii="Consolas" w:hAnsi="Consolas"/>
-          <w:sz w:val="22"/>
-        </w:rPr>
-        <w:t>thinking_level=minimal</w:t>
-      </w:r>
-      <w:r>
-        <w:t>.</w:t>
+        <w:t>, ICLR, 2024.</w:t>
       </w:r>
     </w:p>
     <w:p>
       <w:pPr>
-        <w:pStyle w:val="ListBullet"/>
-      </w:pPr>
+        <w:ind w:left="567" w:hanging="567"/>
+      </w:pPr>
+      <w:r>
+        <w:t xml:space="preserve">[7] H. Xin et al., </w:t>
+      </w:r>
       <w:r>
         <w:rPr>
           <w:i/>
         </w:rPr>
-        <w:t>Rò rỉ:</w:t>
+        <w:t>DeepSeek-Prover-V1.5: Harnessing Proof Assistant Feedback for Reinforcement Learning and Monte-Carlo Tree Search</w:t>
       </w:r>
       <w:r>
-        <w:t xml:space="preserve"> chia theo seed; luật R0, R5–R7 được thiết kế từ lỗi quan sát trên tập 50 mẫu cũ và seed thử nghiệm, không từ hold-out.</w:t>
+        <w:t>, arXiv:2408.08152, 2024.</w:t>
       </w:r>
     </w:p>
     <w:p>
       <w:pPr>
-        <w:pStyle w:val="ListBullet"/>
-      </w:pPr>
+        <w:ind w:left="567" w:hanging="567"/>
+      </w:pPr>
+      <w:r>
+        <w:t xml:space="preserve">[8] Z. Z. Ren et al., </w:t>
+      </w:r>
       <w:r>
         <w:rPr>
           <w:i/>
         </w:rPr>
-        <w:t>Ghi chú provenance:</w:t>
+        <w:t>DeepSeek-Prover-V2: Advancing Formal Mathematical Reasoning via Reinforcement Learning for Subgoal Decomposition</w:t>
       </w:r>
       <w:r>
-        <w:t xml:space="preserve"> các run có gọi LLM ghi commit với hậu tố </w:t>
+        <w:t>, arXiv:2504.21801, 2025.</w:t>
+      </w:r>
+    </w:p>
+    <w:p>
+      <w:pPr>
+        <w:ind w:left="567" w:hanging="567"/>
+      </w:pPr>
+      <w:r>
+        <w:t xml:space="preserve">[9] A. Q. Jiang et al., </w:t>
       </w:r>
       <w:r>
         <w:rPr>
-          <w:rFonts w:ascii="Consolas" w:hAnsi="Consolas"/>
-          <w:sz w:val="22"/>
+          <w:i/>
         </w:rPr>
-        <w:t>-dirty</w:t>
+        <w:t>Draft, Sketch, and Prove: Guiding Formal Theorem Provers with Informal Proofs</w:t>
       </w:r>
       <w:r>
-        <w:t xml:space="preserve"> do sổ chi tiêu (tệp được theo dõi) được ghi thêm trong lúc chạy; mã nguồn không đổi (đã sửa cách tính ở bản sau).</w:t>
-      </w:r>
-    </w:p>
-    <w:p>
-      <w:pPr>
-        <w:pStyle w:val="Heading1"/>
-        <w:pageBreakBefore/>
-      </w:pPr>
-      <w:r>
-        <w:t>KẾT LUẬN VÀ HƯỚNG PHÁT TRIỂN</w:t>
-      </w:r>
-    </w:p>
-    <w:p>
-      <w:pPr>
-        <w:ind w:firstLine="567"/>
-        <w:jc w:val="both"/>
-      </w:pPr>
-      <w:r>
-        <w:t xml:space="preserve">Trả lời ba câu hỏi nghiên cứu: </w:t>
-      </w:r>
-      <w:r>
-        <w:rPr>
-          <w:b/>
-        </w:rPr>
-        <w:t>(RQ1)</w:t>
-      </w:r>
-      <w:r>
-        <w:t xml:space="preserve"> tiêm chẩn đoán có cấu trúc của Lean tăng tỷ lệ sửa thành công đã kiểm toán từ 31,7% lên 53,9% và giảm 45% chi phí so với thử lại nguyên prompt; </w:t>
-      </w:r>
-      <w:r>
-        <w:rPr>
-          <w:b/>
-        </w:rPr>
-        <w:t>(RQ2)</w:t>
-      </w:r>
-      <w:r>
-        <w:t xml:space="preserve"> ngân sách 3 lần thử với LLM có chẩn đoán đạt 65,1% ở $2,45/1.000 mẫu, là điểm chất lượng cao nhất trên biên Pareto; hybrid chỉ có lợi về chi phí và bị kéo xuống bởi các luật độ chính xác thấp; </w:t>
-      </w:r>
-      <w:r>
-        <w:rPr>
-          <w:b/>
-        </w:rPr>
-        <w:t>(RQ3)</w:t>
-      </w:r>
-      <w:r>
-        <w:t xml:space="preserve"> nút thắt đầu tiên là khởi động nguội Mathlib (giải bằng REPL thường trú, nhanh hơn 3–4 bậc độ lớn), nút thắt thứ hai là CPU: thông lượng bão hoà ở khoảng 2 worker trên 4 vCPU. Kiểm toán ngữ nghĩa là bắt buộc: 17–26% bản sửa của LLM đổi đề hoặc lách bằng </w:t>
-      </w:r>
-      <w:r>
-        <w:rPr>
-          <w:rFonts w:ascii="Consolas" w:hAnsi="Consolas"/>
-          <w:sz w:val="22"/>
-        </w:rPr>
-        <w:t>sorry</w:t>
-      </w:r>
-      <w:r>
-        <w:t>.</w:t>
-      </w:r>
-    </w:p>
-    <w:p>
-      <w:pPr>
-        <w:ind w:firstLine="567"/>
-        <w:jc w:val="both"/>
-      </w:pPr>
-      <w:r>
-        <w:rPr>
-          <w:b/>
-        </w:rPr>
-        <w:t>Hướng phát triển:</w:t>
-      </w:r>
-      <w:r>
-        <w:t xml:space="preserve"> (1) router chọn luật theo độ chính xác đo trên tập train; (2) hàng đợi ưu tiên (lỗi rẻ và luật chính xác trước); (3) phân tán worker qua nhiều máy (Redis/RabbitMQ) vì một máy bão hoà CPU sớm; (4) kiểm toán bằng so sánh kiểu đã elaborate thay cho văn bản; (5) dữ liệu thật của Nhóm 5 và mô hình chuyên Lean mã nguồn mở (DeepSeek-Prover-V2) chạy cục bộ trên GPU.</w:t>
-      </w:r>
-    </w:p>
-    <w:p>
-      <w:pPr>
-        <w:pStyle w:val="Heading1"/>
-        <w:pageBreakBefore/>
-      </w:pPr>
-      <w:r>
-        <w:t>TÀI LIỆU THAM KHẢO</w:t>
-      </w:r>
-    </w:p>
-    <w:p>
-      <w:pPr>
-        <w:ind w:left="567" w:hanging="567"/>
-      </w:pPr>
-      <w:r>
-        <w:t>[1] K. Yang et al., "LeanDojo: Theorem Proving with Retrieval-Augmented Language Models," NeurIPS Datasets and Benchmarks, 2023.</w:t>
-      </w:r>
-    </w:p>
-    <w:p>
-      <w:pPr>
-        <w:ind w:left="567" w:hanging="567"/>
-      </w:pPr>
-      <w:r>
-        <w:t>[2] H. Ying et al., "Lean Workbook: A large-scale Lean problem set formalized from natural language math problems," NeurIPS Datasets and Benchmarks, 2024.</w:t>
-      </w:r>
-    </w:p>
-    <w:p>
-      <w:pPr>
-        <w:ind w:left="567" w:hanging="567"/>
-      </w:pPr>
-      <w:r>
-        <w:t>[3] Z. Azerbayev et al., "ProofNet: Autoformalizing and Formally Proving Undergraduate-Level Mathematics," arXiv:2302.12433, 2023.</w:t>
-      </w:r>
-    </w:p>
-    <w:p>
-      <w:pPr>
-        <w:ind w:left="567" w:hanging="567"/>
-      </w:pPr>
-      <w:r>
-        <w:t>[4] Y. Lin et al., "Goedel-Prover: A Frontier Model for Open-Source Automated Theorem Proving," arXiv:2502.07640, 2025.</w:t>
-      </w:r>
-    </w:p>
-    <w:p>
-      <w:pPr>
-        <w:ind w:left="567" w:hanging="567"/>
-      </w:pPr>
-      <w:r>
-        <w:t>[5] E. First, M. Rabe, T. Ringer, Y. Brun, "Baldur: Whole-Proof Generation and Repair with Large Language Models," ESEC/FSE, 2023.</w:t>
-      </w:r>
-    </w:p>
-    <w:p>
-      <w:pPr>
-        <w:ind w:left="567" w:hanging="567"/>
-      </w:pPr>
-      <w:r>
-        <w:t>[6] X. Chen, M. Lin, N. Schärli, D. Zhou, "Teaching Large Language Models to Self-Debug," ICLR, 2024.</w:t>
-      </w:r>
-    </w:p>
-    <w:p>
-      <w:pPr>
-        <w:ind w:left="567" w:hanging="567"/>
-      </w:pPr>
-      <w:r>
-        <w:t>[7] H. Xin et al., "DeepSeek-Prover-V1.5: Harnessing Proof Assistant Feedback for Reinforcement Learning and Monte-Carlo Tree Search," arXiv:2408.08152, 2024.</w:t>
-      </w:r>
-    </w:p>
-    <w:p>
-      <w:pPr>
-        <w:ind w:left="567" w:hanging="567"/>
-      </w:pPr>
-      <w:r>
-        <w:t>[8] Z. Z. Ren et al., "DeepSeek-Prover-V2: Advancing Formal Mathematical Reasoning via Reinforcement Learning for Subgoal Decomposition," arXiv:2504.21801, 2025.</w:t>
-      </w:r>
-    </w:p>
-    <w:p>
-      <w:pPr>
-        <w:ind w:left="567" w:hanging="567"/>
-      </w:pPr>
-      <w:r>
-        <w:t>[9] A. Q. Jiang et al., "Draft, Sketch, and Prove: Guiding Formal Theorem Provers with Informal Proofs," ICLR, 2023.</w:t>
+        <w:t>, ICLR, 2023.</w:t>
       </w:r>
     </w:p>
     <w:p>
@@ -8644,10 +6979,11 @@
     <w:p>
       <w:pPr>
         <w:pStyle w:val="Heading1"/>
-        <w:pageBreakBefore/>
+        <w:pageBreakBefore w:val="0"/>
+        <w:spacing w:before="360"/>
       </w:pPr>
       <w:r>
-        <w:t>PHỤ LỤC A. TUYÊN BỐ SỬ DỤNG AI</w:t>
+        <w:t>PHỤ LỤC. SỬ DỤNG AI, PHÂN CÔNG VÀ TÁI LẬP</w:t>
       </w:r>
     </w:p>
     <w:p>
@@ -8656,218 +6992,9 @@
         <w:jc w:val="both"/>
       </w:pPr>
       <w:r>
-        <w:t xml:space="preserve">Nhóm sử dụng trợ lý AI (Claude, Anthropic) cho sinh và sửa mã, thiết kế thực nghiệm, phân tích và soạn tài liệu; Gemini 3.5 Flash-Lite / 3.6 Flash là </w:t>
-      </w:r>
-      <w:r>
-        <w:rPr>
-          <w:i/>
-        </w:rPr>
-        <w:t>đối tượng nghiên cứu</w:t>
-      </w:r>
-      <w:r>
-        <w:t xml:space="preserve"> (bộ sửa lỗi), không phải công cụ viết báo cáo. Mọi mã do AI hỗ trợ được kiểm chứng bằng 96 kiểm thử tự động và chạy Lean thật; mọi số liệu trong báo cáo truy được tới run record trong </w:t>
-      </w:r>
-      <w:r>
-        <w:rPr>
-          <w:rFonts w:ascii="Consolas" w:hAnsi="Consolas"/>
-          <w:sz w:val="22"/>
-        </w:rPr>
-        <w:t>results/raw/</w:t>
-      </w:r>
-      <w:r>
-        <w:t xml:space="preserve">. Nhật ký định lượng từng lần sử dụng: </w:t>
-      </w:r>
-      <w:r>
-        <w:rPr>
-          <w:rFonts w:ascii="Consolas" w:hAnsi="Consolas"/>
-          <w:sz w:val="22"/>
-        </w:rPr>
-        <w:t>docs/ai_use_log.jsonl</w:t>
-      </w:r>
-      <w:r>
-        <w:t xml:space="preserve">, tổng hợp: </w:t>
-      </w:r>
-      <w:r>
-        <w:rPr>
-          <w:rFonts w:ascii="Consolas" w:hAnsi="Consolas"/>
-          <w:sz w:val="22"/>
-        </w:rPr>
-        <w:t>docs/ai_use_statement.md</w:t>
-      </w:r>
-      <w:r>
-        <w:t>.</w:t>
+        <w:t>Nhóm sử dụng trợ lý AI Claude của Anthropic để hỗ trợ viết mã, thiết kế thực nghiệm, phân tích và soạn tài liệu. Gemini 3.5 Flash-Lite và 3.6 Flash là đối tượng nghiên cứu, không tham gia viết báo cáo. Mọi mã có AI hỗ trợ đều qua 96 kiểm thử tự động và chạy Lean thật, mọi số liệu truy được tới run record trong thư mục results/raw. Nhật ký sử dụng AI nằm ở docs/ai_use_log.jsonl và docs/ai_use_statement.md; phân vai, đóng góp đối chiếu lịch sử Git và phần bảo vệ của từng thành viên nằm ở contributions.md. Toàn bộ kết quả tái lập được bằng các lệnh trong README: cài đặt bằng scripts/kaggle_setup.sh, sinh dữ liệu bằng scripts/build_seeds.py và scripts/generate_error_dataset.py, chạy thực nghiệm bằng các notebook trong notebooks/sessions, và sinh hình bằng scripts/generate_figures.py.</w:t>
       </w:r>
     </w:p>
-    <w:p>
-      <w:pPr>
-        <w:pStyle w:val="Heading1"/>
-        <w:pageBreakBefore/>
-      </w:pPr>
-      <w:r>
-        <w:t>PHỤ LỤC B. PHÂN CÔNG VÀ ĐÓNG GÓP</w:t>
-      </w:r>
-    </w:p>
-    <w:p>
-      <w:pPr>
-        <w:ind w:firstLine="567"/>
-        <w:jc w:val="both"/>
-      </w:pPr>
-      <w:r>
-        <w:t xml:space="preserve">Xem </w:t>
-      </w:r>
-      <w:r>
-        <w:rPr>
-          <w:rFonts w:ascii="Consolas" w:hAnsi="Consolas"/>
-          <w:sz w:val="22"/>
-        </w:rPr>
-        <w:t>contributions.md</w:t>
-      </w:r>
-      <w:r>
-        <w:t>: phân vai theo Hướng dẫn BTL, đóng góp đối chiếu lịch sử Git, phần bảo vệ của từng thành viên.</w:t>
-      </w:r>
-    </w:p>
-    <w:p>
-      <w:pPr>
-        <w:pStyle w:val="Heading1"/>
-        <w:pageBreakBefore/>
-      </w:pPr>
-      <w:r>
-        <w:t>PHỤ LỤC C. LỆNH TÁI LẬP</w:t>
-      </w:r>
-    </w:p>
-    <w:p>
-      <w:pPr>
-        <w:spacing w:after="0" w:line="240" w:lineRule="auto"/>
-      </w:pPr>
-      <w:r>
-        <w:rPr>
-          <w:rFonts w:ascii="Consolas" w:hAnsi="Consolas"/>
-          <w:sz w:val="19"/>
-        </w:rPr>
-        <w:t>git clone -b feat/verifier-guided-pipeline https://github.com/tamdv/ai4math-verifier-guided-repair.git</w:t>
-      </w:r>
-    </w:p>
-    <w:p>
-      <w:pPr>
-        <w:spacing w:after="0" w:line="240" w:lineRule="auto"/>
-      </w:pPr>
-      <w:r>
-        <w:rPr>
-          <w:rFonts w:ascii="Consolas" w:hAnsi="Consolas"/>
-          <w:sz w:val="19"/>
-        </w:rPr>
-        <w:t>cd ai4math-verifier-guided-repair</w:t>
-      </w:r>
-    </w:p>
-    <w:p>
-      <w:pPr>
-        <w:spacing w:after="0" w:line="240" w:lineRule="auto"/>
-      </w:pPr>
-      <w:r>
-        <w:rPr>
-          <w:rFonts w:ascii="Consolas" w:hAnsi="Consolas"/>
-          <w:sz w:val="19"/>
-        </w:rPr>
-        <w:t>bash scripts/kaggle_setup.sh                       # Lean 4.35 + Mathlib + REPL, deps, data, tests</w:t>
-      </w:r>
-    </w:p>
-    <w:p>
-      <w:pPr>
-        <w:spacing w:after="0" w:line="240" w:lineRule="auto"/>
-      </w:pPr>
-      <w:r>
-        <w:rPr>
-          <w:rFonts w:ascii="Consolas" w:hAnsi="Consolas"/>
-          <w:sz w:val="19"/>
-        </w:rPr>
-        <w:t>python scripts/build_seeds.py --n 5000 --workers 4 --timeout 30</w:t>
-      </w:r>
-    </w:p>
-    <w:p>
-      <w:pPr>
-        <w:spacing w:after="0" w:line="240" w:lineRule="auto"/>
-      </w:pPr>
-      <w:r>
-        <w:rPr>
-          <w:rFonts w:ascii="Consolas" w:hAnsi="Consolas"/>
-          <w:sz w:val="19"/>
-        </w:rPr>
-        <w:t>python scripts/generate_error_dataset.py --workers 4 --max-per-seed 5 --timeout 30</w:t>
-      </w:r>
-    </w:p>
-    <w:p>
-      <w:pPr>
-        <w:spacing w:after="0" w:line="240" w:lineRule="auto"/>
-      </w:pPr>
-      <w:r>
-        <w:rPr>
-          <w:rFonts w:ascii="Consolas" w:hAnsi="Consolas"/>
-          <w:sz w:val="19"/>
-        </w:rPr>
-        <w:t>python scripts/run_experiment.py --data data/errors/errors_1k.jsonl --split holdout \</w:t>
-      </w:r>
-    </w:p>
-    <w:p>
-      <w:pPr>
-        <w:spacing w:after="0" w:line="240" w:lineRule="auto"/>
-      </w:pPr>
-      <w:r>
-        <w:rPr>
-          <w:rFonts w:ascii="Consolas" w:hAnsi="Consolas"/>
-          <w:sz w:val="19"/>
-        </w:rPr>
-        <w:t xml:space="preserve">    --strategy llm_only --budget 3 --workers 4      # ma trận đầy đủ: notebooks/sessions/*.ipynb</w:t>
-      </w:r>
-    </w:p>
-    <w:p>
-      <w:pPr>
-        <w:spacing w:after="0" w:line="240" w:lineRule="auto"/>
-      </w:pPr>
-      <w:r>
-        <w:rPr>
-          <w:rFonts w:ascii="Consolas" w:hAnsi="Consolas"/>
-          <w:sz w:val="19"/>
-        </w:rPr>
-        <w:t>python scripts/generate_figures.py --input results/raw/ --output results/figures/</w:t>
-      </w:r>
-    </w:p>
-    <w:p>
-      <w:pPr>
-        <w:spacing w:after="0" w:line="240" w:lineRule="auto"/>
-      </w:pPr>
-      <w:r>
-        <w:rPr>
-          <w:rFonts w:ascii="Consolas" w:hAnsi="Consolas"/>
-          <w:sz w:val="19"/>
-        </w:rPr>
-        <w:t>python scripts/analyze_failures.py --input results/raw/ --output results/figures/</w:t>
-      </w:r>
-    </w:p>
-    <w:p>
-      <w:pPr>
-        <w:spacing w:after="0" w:line="240" w:lineRule="auto"/>
-      </w:pPr>
-      <w:r>
-        <w:rPr>
-          <w:rFonts w:ascii="Consolas" w:hAnsi="Consolas"/>
-          <w:sz w:val="19"/>
-        </w:rPr>
-        <w:t>python scripts/demo_repair.py --replay results/raw/logs/exp-llm_only-b3-w4-20261017101714-3f7a7e.jsonl.gz \</w:t>
-      </w:r>
-    </w:p>
-    <w:p>
-      <w:pPr>
-        <w:spacing w:after="0" w:line="240" w:lineRule="auto"/>
-      </w:pPr>
-      <w:r>
-        <w:rPr>
-          <w:rFonts w:ascii="Consolas" w:hAnsi="Consolas"/>
-          <w:sz w:val="19"/>
-        </w:rPr>
-        <w:t xml:space="preserve">    --pick success --data data/errors/errors_1k.jsonl</w:t>
-      </w:r>
-    </w:p>
-    <w:p/>
     <w:sectPr>
       <w:footerReference w:type="default" r:id="rId18"/>
       <w:pgSz w:w="11906" w:h="16838"/>
@@ -20553,7 +18680,7 @@
     <w:name w:val="toc 1"/>
     <w:uiPriority w:val="39"/>
     <w:pPr>
-      <w:spacing w:after="0" w:line="240" w:lineRule="auto"/>
+      <w:spacing w:after="0" w:line="240" w:lineRule="auto" w:before="0"/>
     </w:pPr>
     <w:rPr>
       <w:rFonts w:ascii="Times New Roman" w:eastAsia="Times New Roman" w:hAnsi="Times New Roman" w:cs="Times New Roman"/>
@@ -20566,7 +18693,7 @@
     <w:name w:val="toc 2"/>
     <w:uiPriority w:val="39"/>
     <w:pPr>
-      <w:spacing w:after="0" w:line="240" w:lineRule="auto"/>
+      <w:spacing w:after="0" w:line="240" w:lineRule="auto" w:before="0"/>
       <w:ind w:left="340"/>
     </w:pPr>
     <w:rPr>

--- a/reports/report.docx
+++ b/reports/report.docx
@@ -1718,7 +1718,7 @@
         <w:jc w:val="both"/>
       </w:pPr>
       <w:r>
-        <w:t>Baldur [5] sinh toàn bộ chứng minh và sửa bằng cách đưa thông báo lỗi vào mô hình trên Isabelle/HOL, gần nhất với RQ1. Self-Debugging [6] cho thấy LLM tự sửa mã tốt hơn khi có phản hồi thực thi. DeepSeek-Prover-V1.5 [7] dùng phản hồi của Lean cho học tăng cường và tìm kiếm cây, DeepSeek-Prover-V2 [8] phân rã mục tiêu con, Draft-Sketch-Prove [9] dùng bản nháp phi hình thức để dẫn hướng.</w:t>
+        <w:t>Baldur [5] sinh toàn bộ chứng minh và sửa bằng cách đưa thông báo lỗi vào mô hình trên Isabelle/HOL, gần nhất với RQ1. Self-Debugging [6] cho thấy LLM tự sửa mã tốt hơn khi có phản hồi thực thi. DeepSeek-Prover-V1.5 [7] dùng phản hồi của Lean cho học tăng cường và tìm kiếm cây.</w:t>
       </w:r>
     </w:p>
     <w:p>
@@ -1735,7 +1735,7 @@
         <w:jc w:val="both"/>
       </w:pPr>
       <w:r>
-        <w:t>Các công trình trên tối ưu chất lượng mô hình nhưng ít báo cáo đồng thời chi phí token, độ trễ đuôi và khả năng mở rộng của hệ thống kiểm chứng, là phần chiếm phần lớn thời gian thực tế. Nhóm coi verifier là tài nguyên khan hiếm cần lập lịch, theo tinh thần xử lý theo lô trong [10].</w:t>
+        <w:t>Các công trình trên tối ưu chất lượng mô hình nhưng ít báo cáo đồng thời chi phí token, độ trễ đuôi và khả năng mở rộng của hệ thống kiểm chứng, là phần chiếm phần lớn thời gian thực tế. Nhóm coi verifier là tài nguyên khan hiếm cần lập lịch, theo tinh thần xử lý theo lô trong [8].</w:t>
       </w:r>
     </w:p>
     <w:p>
@@ -6697,6 +6697,570 @@
     </w:p>
     <w:p>
       <w:pPr>
+        <w:pStyle w:val="Caption"/>
+        <w:keepNext/>
+      </w:pPr>
+      <w:r>
+        <w:t>Bảng 7.3: Ablation bộ phân loại, phát lại lai k=1 trên hold-out 1K; ba lần lặp cho cùng kết quả nhờ bộ đệm.</w:t>
+      </w:r>
+    </w:p>
+    <w:tbl>
+      <w:tblPr>
+        <w:tblStyle w:val="TableGrid"/>
+        <w:tblW w:type="auto" w:w="0"/>
+        <w:jc w:val="center"/>
+        <w:tblLook w:firstColumn="1" w:firstRow="1" w:lastColumn="0" w:lastRow="0" w:noHBand="0" w:noVBand="1" w:val="04A0"/>
+      </w:tblPr>
+      <w:tblGrid>
+        <w:gridCol w:w="1701"/>
+        <w:gridCol w:w="1701"/>
+        <w:gridCol w:w="1701"/>
+        <w:gridCol w:w="1701"/>
+        <w:gridCol w:w="1701"/>
+      </w:tblGrid>
+      <w:tr>
+        <w:tc>
+          <w:tcPr>
+            <w:tcW w:type="dxa" w:w="1701"/>
+            <w:shd w:val="clear" w:color="auto" w:fill="E8EEF6"/>
+          </w:tcPr>
+          <w:p>
+            <w:pPr>
+              <w:keepNext/>
+              <w:spacing w:after="0" w:line="240" w:lineRule="auto"/>
+            </w:pPr>
+            <w:r>
+              <w:rPr>
+                <w:b/>
+                <w:sz w:val="24"/>
+              </w:rPr>
+              <w:t>Bộ phân loại</w:t>
+            </w:r>
+          </w:p>
+        </w:tc>
+        <w:tc>
+          <w:tcPr>
+            <w:tcW w:type="dxa" w:w="1701"/>
+            <w:shd w:val="clear" w:color="auto" w:fill="E8EEF6"/>
+          </w:tcPr>
+          <w:p>
+            <w:pPr>
+              <w:keepNext/>
+              <w:spacing w:after="0" w:line="240" w:lineRule="auto"/>
+            </w:pPr>
+            <w:r>
+              <w:rPr>
+                <w:b/>
+                <w:sz w:val="24"/>
+              </w:rPr>
+              <w:t>Khớp nhãn</w:t>
+            </w:r>
+          </w:p>
+        </w:tc>
+        <w:tc>
+          <w:tcPr>
+            <w:tcW w:type="dxa" w:w="1701"/>
+            <w:shd w:val="clear" w:color="auto" w:fill="E8EEF6"/>
+          </w:tcPr>
+          <w:p>
+            <w:pPr>
+              <w:keepNext/>
+              <w:spacing w:after="0" w:line="240" w:lineRule="auto"/>
+            </w:pPr>
+            <w:r>
+              <w:rPr>
+                <w:b/>
+                <w:sz w:val="24"/>
+              </w:rPr>
+              <w:t>Sang luật</w:t>
+            </w:r>
+          </w:p>
+        </w:tc>
+        <w:tc>
+          <w:tcPr>
+            <w:tcW w:type="dxa" w:w="1701"/>
+            <w:shd w:val="clear" w:color="auto" w:fill="E8EEF6"/>
+          </w:tcPr>
+          <w:p>
+            <w:pPr>
+              <w:keepNext/>
+              <w:spacing w:after="0" w:line="240" w:lineRule="auto"/>
+            </w:pPr>
+            <w:r>
+              <w:rPr>
+                <w:b/>
+                <w:sz w:val="24"/>
+              </w:rPr>
+              <w:t>Thành công lai k=1</w:t>
+            </w:r>
+          </w:p>
+        </w:tc>
+        <w:tc>
+          <w:tcPr>
+            <w:tcW w:type="dxa" w:w="1701"/>
+            <w:shd w:val="clear" w:color="auto" w:fill="E8EEF6"/>
+          </w:tcPr>
+          <w:p>
+            <w:pPr>
+              <w:keepNext/>
+              <w:spacing w:after="0" w:line="240" w:lineRule="auto"/>
+            </w:pPr>
+            <w:r>
+              <w:rPr>
+                <w:b/>
+                <w:sz w:val="24"/>
+              </w:rPr>
+              <w:t>Token/mẫu</w:t>
+            </w:r>
+          </w:p>
+        </w:tc>
+      </w:tr>
+      <w:tr>
+        <w:tc>
+          <w:tcPr>
+            <w:tcW w:type="dxa" w:w="1701"/>
+          </w:tcPr>
+          <w:p>
+            <w:pPr>
+              <w:keepNext/>
+              <w:spacing w:after="0" w:line="240" w:lineRule="auto"/>
+            </w:pPr>
+            <w:r>
+              <w:rPr>
+                <w:sz w:val="24"/>
+              </w:rPr>
+              <w:t>Đầy đủ v0.2</w:t>
+            </w:r>
+          </w:p>
+        </w:tc>
+        <w:tc>
+          <w:tcPr>
+            <w:tcW w:type="dxa" w:w="1701"/>
+          </w:tcPr>
+          <w:p>
+            <w:pPr>
+              <w:keepNext/>
+              <w:spacing w:after="0" w:line="240" w:lineRule="auto"/>
+            </w:pPr>
+            <w:r>
+              <w:rPr>
+                <w:sz w:val="24"/>
+              </w:rPr>
+              <w:t>96,3%</w:t>
+            </w:r>
+          </w:p>
+        </w:tc>
+        <w:tc>
+          <w:tcPr>
+            <w:tcW w:type="dxa" w:w="1701"/>
+          </w:tcPr>
+          <w:p>
+            <w:pPr>
+              <w:keepNext/>
+              <w:spacing w:after="0" w:line="240" w:lineRule="auto"/>
+            </w:pPr>
+            <w:r>
+              <w:rPr>
+                <w:sz w:val="24"/>
+              </w:rPr>
+              <w:t>71,5%</w:t>
+            </w:r>
+          </w:p>
+        </w:tc>
+        <w:tc>
+          <w:tcPr>
+            <w:tcW w:type="dxa" w:w="1701"/>
+          </w:tcPr>
+          <w:p>
+            <w:pPr>
+              <w:keepNext/>
+              <w:spacing w:after="0" w:line="240" w:lineRule="auto"/>
+            </w:pPr>
+            <w:r>
+              <w:rPr>
+                <w:sz w:val="24"/>
+              </w:rPr>
+              <w:t>30,3%</w:t>
+            </w:r>
+          </w:p>
+        </w:tc>
+        <w:tc>
+          <w:tcPr>
+            <w:tcW w:type="dxa" w:w="1701"/>
+          </w:tcPr>
+          <w:p>
+            <w:pPr>
+              <w:keepNext/>
+              <w:spacing w:after="0" w:line="240" w:lineRule="auto"/>
+            </w:pPr>
+            <w:r>
+              <w:rPr>
+                <w:sz w:val="24"/>
+              </w:rPr>
+              <w:t>316</w:t>
+            </w:r>
+          </w:p>
+        </w:tc>
+      </w:tr>
+      <w:tr>
+        <w:tc>
+          <w:tcPr>
+            <w:tcW w:type="dxa" w:w="1701"/>
+          </w:tcPr>
+          <w:p>
+            <w:pPr>
+              <w:keepNext/>
+              <w:spacing w:after="0" w:line="240" w:lineRule="auto"/>
+            </w:pPr>
+            <w:r>
+              <w:rPr>
+                <w:sz w:val="24"/>
+              </w:rPr>
+              <w:t>Bỏ lọc lỗi hệ quả</w:t>
+            </w:r>
+          </w:p>
+        </w:tc>
+        <w:tc>
+          <w:tcPr>
+            <w:tcW w:type="dxa" w:w="1701"/>
+          </w:tcPr>
+          <w:p>
+            <w:pPr>
+              <w:keepNext/>
+              <w:spacing w:after="0" w:line="240" w:lineRule="auto"/>
+            </w:pPr>
+            <w:r>
+              <w:rPr>
+                <w:sz w:val="24"/>
+              </w:rPr>
+              <w:t>84,1%</w:t>
+            </w:r>
+          </w:p>
+        </w:tc>
+        <w:tc>
+          <w:tcPr>
+            <w:tcW w:type="dxa" w:w="1701"/>
+          </w:tcPr>
+          <w:p>
+            <w:pPr>
+              <w:keepNext/>
+              <w:spacing w:after="0" w:line="240" w:lineRule="auto"/>
+            </w:pPr>
+            <w:r>
+              <w:rPr>
+                <w:sz w:val="24"/>
+              </w:rPr>
+              <w:t>58,1%</w:t>
+            </w:r>
+          </w:p>
+        </w:tc>
+        <w:tc>
+          <w:tcPr>
+            <w:tcW w:type="dxa" w:w="1701"/>
+          </w:tcPr>
+          <w:p>
+            <w:pPr>
+              <w:keepNext/>
+              <w:spacing w:after="0" w:line="240" w:lineRule="auto"/>
+            </w:pPr>
+            <w:r>
+              <w:rPr>
+                <w:sz w:val="24"/>
+              </w:rPr>
+              <w:t>35,9%</w:t>
+            </w:r>
+          </w:p>
+        </w:tc>
+        <w:tc>
+          <w:tcPr>
+            <w:tcW w:type="dxa" w:w="1701"/>
+          </w:tcPr>
+          <w:p>
+            <w:pPr>
+              <w:keepNext/>
+              <w:spacing w:after="0" w:line="240" w:lineRule="auto"/>
+            </w:pPr>
+            <w:r>
+              <w:rPr>
+                <w:sz w:val="24"/>
+              </w:rPr>
+              <w:t>455</w:t>
+            </w:r>
+          </w:p>
+        </w:tc>
+      </w:tr>
+      <w:tr>
+        <w:tc>
+          <w:tcPr>
+            <w:tcW w:type="dxa" w:w="1701"/>
+          </w:tcPr>
+          <w:p>
+            <w:pPr>
+              <w:keepNext/>
+              <w:spacing w:after="0" w:line="240" w:lineRule="auto"/>
+            </w:pPr>
+            <w:r>
+              <w:rPr>
+                <w:sz w:val="24"/>
+              </w:rPr>
+              <w:t>Bỏ suy luận thiếu import</w:t>
+            </w:r>
+          </w:p>
+        </w:tc>
+        <w:tc>
+          <w:tcPr>
+            <w:tcW w:type="dxa" w:w="1701"/>
+          </w:tcPr>
+          <w:p>
+            <w:pPr>
+              <w:keepNext/>
+              <w:spacing w:after="0" w:line="240" w:lineRule="auto"/>
+            </w:pPr>
+            <w:r>
+              <w:rPr>
+                <w:sz w:val="24"/>
+              </w:rPr>
+              <w:t>84,5%</w:t>
+            </w:r>
+          </w:p>
+        </w:tc>
+        <w:tc>
+          <w:tcPr>
+            <w:tcW w:type="dxa" w:w="1701"/>
+          </w:tcPr>
+          <w:p>
+            <w:pPr>
+              <w:keepNext/>
+              <w:spacing w:after="0" w:line="240" w:lineRule="auto"/>
+            </w:pPr>
+            <w:r>
+              <w:rPr>
+                <w:sz w:val="24"/>
+              </w:rPr>
+              <w:t>71,5%</w:t>
+            </w:r>
+          </w:p>
+        </w:tc>
+        <w:tc>
+          <w:tcPr>
+            <w:tcW w:type="dxa" w:w="1701"/>
+          </w:tcPr>
+          <w:p>
+            <w:pPr>
+              <w:keepNext/>
+              <w:spacing w:after="0" w:line="240" w:lineRule="auto"/>
+            </w:pPr>
+            <w:r>
+              <w:rPr>
+                <w:sz w:val="24"/>
+              </w:rPr>
+              <w:t>29,2%</w:t>
+            </w:r>
+          </w:p>
+        </w:tc>
+        <w:tc>
+          <w:tcPr>
+            <w:tcW w:type="dxa" w:w="1701"/>
+          </w:tcPr>
+          <w:p>
+            <w:pPr>
+              <w:keepNext/>
+              <w:spacing w:after="0" w:line="240" w:lineRule="auto"/>
+            </w:pPr>
+            <w:r>
+              <w:rPr>
+                <w:sz w:val="24"/>
+              </w:rPr>
+              <w:t>316</w:t>
+            </w:r>
+          </w:p>
+        </w:tc>
+      </w:tr>
+      <w:tr>
+        <w:tc>
+          <w:tcPr>
+            <w:tcW w:type="dxa" w:w="1701"/>
+          </w:tcPr>
+          <w:p>
+            <w:pPr>
+              <w:keepNext/>
+              <w:spacing w:after="0" w:line="240" w:lineRule="auto"/>
+            </w:pPr>
+            <w:r>
+              <w:rPr>
+                <w:sz w:val="24"/>
+              </w:rPr>
+              <w:t>Bỏ cả hai</w:t>
+            </w:r>
+          </w:p>
+        </w:tc>
+        <w:tc>
+          <w:tcPr>
+            <w:tcW w:type="dxa" w:w="1701"/>
+          </w:tcPr>
+          <w:p>
+            <w:pPr>
+              <w:keepNext/>
+              <w:spacing w:after="0" w:line="240" w:lineRule="auto"/>
+            </w:pPr>
+            <w:r>
+              <w:rPr>
+                <w:sz w:val="24"/>
+              </w:rPr>
+              <w:t>72,3%</w:t>
+            </w:r>
+          </w:p>
+        </w:tc>
+        <w:tc>
+          <w:tcPr>
+            <w:tcW w:type="dxa" w:w="1701"/>
+          </w:tcPr>
+          <w:p>
+            <w:pPr>
+              <w:keepNext/>
+              <w:spacing w:after="0" w:line="240" w:lineRule="auto"/>
+            </w:pPr>
+            <w:r>
+              <w:rPr>
+                <w:sz w:val="24"/>
+              </w:rPr>
+              <w:t>58,1%</w:t>
+            </w:r>
+          </w:p>
+        </w:tc>
+        <w:tc>
+          <w:tcPr>
+            <w:tcW w:type="dxa" w:w="1701"/>
+          </w:tcPr>
+          <w:p>
+            <w:pPr>
+              <w:keepNext/>
+              <w:spacing w:after="0" w:line="240" w:lineRule="auto"/>
+            </w:pPr>
+            <w:r>
+              <w:rPr>
+                <w:sz w:val="24"/>
+              </w:rPr>
+              <w:t>34,9%</w:t>
+            </w:r>
+          </w:p>
+        </w:tc>
+        <w:tc>
+          <w:tcPr>
+            <w:tcW w:type="dxa" w:w="1701"/>
+          </w:tcPr>
+          <w:p>
+            <w:pPr>
+              <w:keepNext/>
+              <w:spacing w:after="0" w:line="240" w:lineRule="auto"/>
+            </w:pPr>
+            <w:r>
+              <w:rPr>
+                <w:sz w:val="24"/>
+              </w:rPr>
+              <w:t>455</w:t>
+            </w:r>
+          </w:p>
+        </w:tc>
+      </w:tr>
+      <w:tr>
+        <w:tc>
+          <w:tcPr>
+            <w:tcW w:type="dxa" w:w="1701"/>
+          </w:tcPr>
+          <w:p>
+            <w:pPr>
+              <w:keepNext w:val="0"/>
+              <w:spacing w:after="0" w:line="240" w:lineRule="auto"/>
+            </w:pPr>
+            <w:r>
+              <w:rPr>
+                <w:sz w:val="24"/>
+              </w:rPr>
+              <w:t>Không phân loại, mọi mẫu sang LLM</w:t>
+            </w:r>
+          </w:p>
+        </w:tc>
+        <w:tc>
+          <w:tcPr>
+            <w:tcW w:type="dxa" w:w="1701"/>
+          </w:tcPr>
+          <w:p>
+            <w:pPr>
+              <w:keepNext w:val="0"/>
+              <w:spacing w:after="0" w:line="240" w:lineRule="auto"/>
+            </w:pPr>
+          </w:p>
+        </w:tc>
+        <w:tc>
+          <w:tcPr>
+            <w:tcW w:type="dxa" w:w="1701"/>
+          </w:tcPr>
+          <w:p>
+            <w:pPr>
+              <w:keepNext w:val="0"/>
+              <w:spacing w:after="0" w:line="240" w:lineRule="auto"/>
+            </w:pPr>
+            <w:r>
+              <w:rPr>
+                <w:sz w:val="24"/>
+              </w:rPr>
+              <w:t>0%</w:t>
+            </w:r>
+          </w:p>
+        </w:tc>
+        <w:tc>
+          <w:tcPr>
+            <w:tcW w:type="dxa" w:w="1701"/>
+          </w:tcPr>
+          <w:p>
+            <w:pPr>
+              <w:keepNext w:val="0"/>
+              <w:spacing w:after="0" w:line="240" w:lineRule="auto"/>
+            </w:pPr>
+            <w:r>
+              <w:rPr>
+                <w:sz w:val="24"/>
+              </w:rPr>
+              <w:t>53,9%</w:t>
+            </w:r>
+          </w:p>
+        </w:tc>
+        <w:tc>
+          <w:tcPr>
+            <w:tcW w:type="dxa" w:w="1701"/>
+          </w:tcPr>
+          <w:p>
+            <w:pPr>
+              <w:keepNext w:val="0"/>
+              <w:spacing w:after="0" w:line="240" w:lineRule="auto"/>
+            </w:pPr>
+            <w:r>
+              <w:rPr>
+                <w:sz w:val="24"/>
+              </w:rPr>
+              <w:t>924</w:t>
+            </w:r>
+          </w:p>
+        </w:tc>
+      </w:tr>
+    </w:tbl>
+    <w:p>
+      <w:pPr>
+        <w:spacing w:after="0"/>
+      </w:pPr>
+    </w:p>
+    <w:p>
+      <w:pPr>
+        <w:ind w:firstLine="567"/>
+        <w:jc w:val="both"/>
+      </w:pPr>
+      <w:r>
+        <w:t>Bảng 7.3 phát lại ba lần chạy lai k=1 với các bộ phân loại yếu hơn mà không gọi thêm LLM. Mẫu được gửi sang LLM nhận kết quả của lần chạy LLM k=1 ghép cặp, mẫu nhận ứng viên luật mới được kiểm chứng lại bằng Lean. Với bộ phân loại đầy đủ, bản phát lại khớp 100% lần thử đầu đã ghi. Lọc lỗi hệ quả và suy luận thiếu import nâng độ khớp nhãn từ 72,3% lên 96,3%. Tuy vậy, nhãn đúng hơn đưa nhiều mẫu hơn sang các luật R1 đến R6 vốn kém chính xác, nên thành công của lai k=1 giảm từ 34,9% xuống 30,3% trong khi token giảm 31%. Riêng suy luận thiếu import có lợi rõ, thêm 1,1 điểm, vì nó gửi đúng mẫu tới R0. Bộ phân loại chính xác là điều kiện cần, còn nút thắt nằm ở độ chính xác của luật.</w:t>
+      </w:r>
+    </w:p>
+    <w:p>
+      <w:pPr>
         <w:pStyle w:val="Heading2"/>
       </w:pPr>
       <w:r>
@@ -6765,7 +7329,7 @@
         <w:pStyle w:val="ListBullet"/>
       </w:pPr>
       <w:r>
-        <w:t>Luật R0, R5, R6, R7 được thiết kế từ lỗi quan sát trên tập 50 mẫu cũ và seed thử nghiệm, không từ hold-out.</w:t>
+        <w:t>Luật R0, R5, R6, R7 và bảng đổi tên của R5 được thiết kế từ lỗi quan sát trên tập 50 mẫu cũ và seed thử nghiệm trước khi chia hold-out, nên có nguy cơ rò rỉ. R5 đạt 0% trên hold-out nên rò rỉ không làm đẹp kết quả. R0 và R7 sửa đúng loại lỗi mà toán tử tổng hợp sinh ra, nên độ chính xác gần tuyệt đối của chúng phản ánh độ khớp với bộ sinh lỗi nhiều hơn là với lỗi thật.</w:t>
       </w:r>
     </w:p>
     <w:p>
@@ -6930,41 +7494,7 @@
         <w:ind w:left="567" w:hanging="567"/>
       </w:pPr>
       <w:r>
-        <w:t xml:space="preserve">[8] Z. Z. Ren et al., </w:t>
-      </w:r>
-      <w:r>
-        <w:rPr>
-          <w:i/>
-        </w:rPr>
-        <w:t>DeepSeek-Prover-V2: Advancing Formal Mathematical Reasoning via Reinforcement Learning for Subgoal Decomposition</w:t>
-      </w:r>
-      <w:r>
-        <w:t>, arXiv:2504.21801, 2025.</w:t>
-      </w:r>
-    </w:p>
-    <w:p>
-      <w:pPr>
-        <w:ind w:left="567" w:hanging="567"/>
-      </w:pPr>
-      <w:r>
-        <w:t xml:space="preserve">[9] A. Q. Jiang et al., </w:t>
-      </w:r>
-      <w:r>
-        <w:rPr>
-          <w:i/>
-        </w:rPr>
-        <w:t>Draft, Sketch, and Prove: Guiding Formal Theorem Provers with Informal Proofs</w:t>
-      </w:r>
-      <w:r>
-        <w:t>, ICLR, 2023.</w:t>
-      </w:r>
-    </w:p>
-    <w:p>
-      <w:pPr>
-        <w:ind w:left="567" w:hanging="567"/>
-      </w:pPr>
-      <w:r>
-        <w:t xml:space="preserve">[10] J. Leskovec, A. Rajaraman, J. D. Ullman, </w:t>
+        <w:t xml:space="preserve">[8] J. Leskovec, A. Rajaraman, J. D. Ullman, </w:t>
       </w:r>
       <w:r>
         <w:rPr>

--- a/reports/report.docx
+++ b/reports/report.docx
@@ -7348,7 +7348,7 @@
         <w:jc w:val="both"/>
       </w:pPr>
       <w:r>
-        <w:t>Với RQ1, tiêm chẩn đoán có cấu trúc của Lean tăng tỷ lệ sửa thành công đã kiểm toán từ 31,7% lên 53,9% và giảm 45% chi phí so với thử lại nguyên prompt. Với RQ2, ba lần thử với LLM có chẩn đoán đạt 65,1% ở 2,45 USD cho 1.000 mẫu, là điểm chất lượng cao nhất trên biên Pareto; chiến lược lai chỉ có lợi về chi phí và bị kéo xuống bởi các luật có độ chính xác thấp. Với RQ3, nút thắt đầu tiên là khởi động nguội Mathlib, được giải bằng REPL thường trú nhanh hơn ba đến bốn bậc độ lớn; nút thắt thứ hai là CPU, khiến thông lượng bão hoà từ khoảng 2 worker trên 4 vCPU. Kiểm toán ngữ nghĩa là bắt buộc vì 17% đến 26% bản sửa của LLM đổi đề hoặc lách bằng sorry.</w:t>
+        <w:t>Với RQ1, tiêm chẩn đoán có cấu trúc của Lean tăng tỷ lệ sửa thành công đã kiểm toán từ 31,7% lên 53,9% và giảm 45% chi phí so với thử lại nguyên prompt. Với RQ2, ba lần thử với LLM có chẩn đoán đạt 65,1% ở 2,45 USD cho 1.000 mẫu, là điểm chất lượng cao nhất trên biên Pareto; chiến lược lai chỉ có lợi về chi phí và bị kéo xuống bởi các luật có độ chính xác thấp. Với RQ3, nút thắt đầu tiên là khởi động nguội Mathlib, được giải bằng REPL thường trú nhanh hơn ba đến bốn bậc độ lớn; nút thắt thứ hai là CPU, khiến thông lượng bão hoà từ khoảng 2 worker trên 4 vCPU. Kiểm toán ngữ nghĩa là bắt buộc: trong các mẫu thất bại, 17% đến 26% bản sửa cuối của LLM đổi đề và 10% đến 24% lách bằng sorry hoặc cấu trúc cấm.</w:t>
       </w:r>
     </w:p>
     <w:p>
@@ -7357,7 +7357,7 @@
         <w:jc w:val="both"/>
       </w:pPr>
       <w:r>
-        <w:t>Hướng phát triển gồm: router chọn luật theo độ chính xác đo trên tập train; hàng đợi ưu tiên cho lỗi rẻ và luật chính xác; phân tán worker qua nhiều máy vì một máy bão hoà CPU sớm; kiểm toán bằng so sánh kiểu đã elaborate thay cho so sánh văn bản; dùng dữ liệu thật của Nhóm 5 và mô hình chuyên Lean mã nguồn mở chạy trên GPU.</w:t>
+        <w:t>Hướng phát triển gồm: router chọn luật theo độ chính xác đo trên tập train; hàng đợi ưu tiên cho lỗi rẻ và luật chính xác, dựa trên nguyên mẫu hàng đợi Redis FIFO và ưu tiên đã có trong mã nhưng mới kiểm thử với bộ kiểm chứng giả lập; phân tán worker qua nhiều máy vì một máy bão hoà CPU sớm; kiểm toán bằng so sánh kiểu đã elaborate thay cho so sánh văn bản; dùng dữ liệu thật của Nhóm 5 và mô hình chuyên Lean mã nguồn mở chạy trên GPU.</w:t>
       </w:r>
     </w:p>
     <w:p>
@@ -7522,7 +7522,7 @@
         <w:jc w:val="both"/>
       </w:pPr>
       <w:r>
-        <w:t>Nhóm sử dụng trợ lý AI Claude của Anthropic để hỗ trợ viết mã, thiết kế thực nghiệm, phân tích và soạn tài liệu. Gemini 3.5 Flash-Lite và 3.6 Flash là đối tượng nghiên cứu, không tham gia viết báo cáo. Mọi mã có AI hỗ trợ đều qua 96 kiểm thử tự động và chạy Lean thật, mọi số liệu truy được tới run record trong thư mục results/raw. Nhật ký sử dụng AI nằm ở docs/ai_use_log.jsonl và docs/ai_use_statement.md; phân vai, đóng góp đối chiếu lịch sử Git và phần bảo vệ của từng thành viên nằm ở contributions.md. Toàn bộ kết quả tái lập được bằng các lệnh trong README: cài đặt bằng scripts/kaggle_setup.sh, sinh dữ liệu bằng scripts/build_seeds.py và scripts/generate_error_dataset.py, chạy thực nghiệm bằng các notebook trong notebooks/sessions, và sinh hình bằng scripts/generate_figures.py.</w:t>
+        <w:t>Nhóm sử dụng trợ lý AI Claude của Anthropic để hỗ trợ viết mã, thiết kế thực nghiệm, phân tích và soạn tài liệu. Gemini 3.5 Flash-Lite và 3.6 Flash là đối tượng nghiên cứu, không tham gia viết báo cáo. Mọi mã có AI hỗ trợ đều qua 121 kiểm thử tự động và chạy Lean thật, mọi số liệu truy được tới run record trong thư mục results/raw. Nhật ký sử dụng AI nằm ở docs/ai_use_log.jsonl và docs/ai_use_statement.md; phân vai, đóng góp đối chiếu lịch sử Git và phần bảo vệ của từng thành viên nằm ở contributions.md. Toàn bộ kết quả tái lập được bằng các lệnh trong README: cài đặt bằng scripts/kaggle_setup.sh, sinh dữ liệu bằng scripts/build_seeds.py và scripts/generate_error_dataset.py, chạy thực nghiệm bằng các notebook trong notebooks/sessions, và sinh hình bằng scripts/generate_figures.py. Về bàn giao, scripts/repair_batch.py nhận tệp của Nhóm 5 theo hợp đồng dữ liệu v0.1, kiểm tra trường bắt buộc, checksum và bản trùng, kiểm chứng lại từng ứng viên rồi trả feedback_group5.jsonl cho Nhóm 5 và đầu ra repaired-v1 cho Nhóm 7, Nhóm 8. Image Docker đã được build thử; trong container, 121 kiểm thử đều qua và cổng nhận cho kết quả giống hệt khi chạy trên máy.</w:t>
       </w:r>
     </w:p>
     <w:sectPr>
